--- a/docs/Falcon OCR - System Design Document.docx
+++ b/docs/Falcon OCR - System Design Document.docx
@@ -289,7 +289,7 @@
                 <w:sz w:val="20"/>
                 <w:szCs w:val="20"/>
               </w:rPr>
-              <w:t>1.0</w:t>
+              <w:t>1.1</w:t>
             </w:r>
           </w:p>
         </w:tc>
@@ -1112,6 +1112,163 @@
           </w:p>
         </w:tc>
       </w:tr>
+      <w:tr>
+        <w:trPr>
+          <w:cantSplit/>
+        </w:trPr>
+        <w:tc>
+          <w:tcPr>
+            <w:tcW w:w="0" w:type="auto"/>
+            <w:tcBorders>
+              <w:top w:val="single" w:sz="6" w:space="0" w:color="C9D3CF"/>
+              <w:left w:val="single" w:sz="6" w:space="0" w:color="C9D3CF"/>
+              <w:bottom w:val="single" w:sz="6" w:space="0" w:color="C9D3CF"/>
+              <w:right w:val="single" w:sz="6" w:space="0" w:color="C9D3CF"/>
+            </w:tcBorders>
+            <w:tcMar>
+              <w:top w:w="60" w:type="dxa"/>
+              <w:left w:w="100" w:type="dxa"/>
+              <w:bottom w:w="60" w:type="dxa"/>
+              <w:right w:w="100" w:type="dxa"/>
+            </w:tcMar>
+            <w:hideMark/>
+          </w:tcPr>
+          <w:p>
+            <w:pPr>
+              <w:spacing w:before="80" w:after="160"/>
+              <w:rPr>
+                <w:rFonts w:ascii="Calibri" w:eastAsia="Times New Roman" w:hAnsi="Calibri" w:cs="Calibri"/>
+                <w:color w:val="1F2937"/>
+                <w:sz w:val="20"/>
+                <w:szCs w:val="20"/>
+              </w:rPr>
+            </w:pPr>
+            <w:r>
+              <w:rPr>
+                <w:rFonts w:ascii="Calibri" w:eastAsia="Times New Roman" w:hAnsi="Calibri" w:cs="Calibri"/>
+                <w:color w:val="1F2937"/>
+                <w:sz w:val="20"/>
+                <w:szCs w:val="20"/>
+              </w:rPr>
+              <w:t>1.1</w:t>
+            </w:r>
+          </w:p>
+        </w:tc>
+        <w:tc>
+          <w:tcPr>
+            <w:tcW w:w="0" w:type="auto"/>
+            <w:tcBorders>
+              <w:top w:val="single" w:sz="6" w:space="0" w:color="C9D3CF"/>
+              <w:left w:val="single" w:sz="6" w:space="0" w:color="C9D3CF"/>
+              <w:bottom w:val="single" w:sz="6" w:space="0" w:color="C9D3CF"/>
+              <w:right w:val="single" w:sz="6" w:space="0" w:color="C9D3CF"/>
+            </w:tcBorders>
+            <w:tcMar>
+              <w:top w:w="60" w:type="dxa"/>
+              <w:left w:w="100" w:type="dxa"/>
+              <w:bottom w:w="60" w:type="dxa"/>
+              <w:right w:w="100" w:type="dxa"/>
+            </w:tcMar>
+            <w:hideMark/>
+          </w:tcPr>
+          <w:p>
+            <w:pPr>
+              <w:spacing w:before="80" w:after="160"/>
+              <w:rPr>
+                <w:rFonts w:ascii="Calibri" w:eastAsia="Times New Roman" w:hAnsi="Calibri" w:cs="Calibri"/>
+                <w:color w:val="1F2937"/>
+                <w:sz w:val="20"/>
+                <w:szCs w:val="20"/>
+              </w:rPr>
+            </w:pPr>
+            <w:r>
+              <w:rPr>
+                <w:rFonts w:ascii="Calibri" w:eastAsia="Times New Roman" w:hAnsi="Calibri" w:cs="Calibri"/>
+                <w:color w:val="1F2937"/>
+                <w:sz w:val="20"/>
+                <w:szCs w:val="20"/>
+              </w:rPr>
+              <w:t>2026-09-24</w:t>
+            </w:r>
+          </w:p>
+        </w:tc>
+        <w:tc>
+          <w:tcPr>
+            <w:tcW w:w="0" w:type="auto"/>
+            <w:tcBorders>
+              <w:top w:val="single" w:sz="6" w:space="0" w:color="C9D3CF"/>
+              <w:left w:val="single" w:sz="6" w:space="0" w:color="C9D3CF"/>
+              <w:bottom w:val="single" w:sz="6" w:space="0" w:color="C9D3CF"/>
+              <w:right w:val="single" w:sz="6" w:space="0" w:color="C9D3CF"/>
+            </w:tcBorders>
+            <w:tcMar>
+              <w:top w:w="60" w:type="dxa"/>
+              <w:left w:w="100" w:type="dxa"/>
+              <w:bottom w:w="60" w:type="dxa"/>
+              <w:right w:w="100" w:type="dxa"/>
+            </w:tcMar>
+            <w:hideMark/>
+          </w:tcPr>
+          <w:p>
+            <w:pPr>
+              <w:spacing w:before="80" w:after="160"/>
+              <w:rPr>
+                <w:rFonts w:ascii="Calibri" w:eastAsia="Times New Roman" w:hAnsi="Calibri" w:cs="Calibri"/>
+                <w:color w:val="1F2937"/>
+                <w:sz w:val="20"/>
+                <w:szCs w:val="20"/>
+              </w:rPr>
+            </w:pPr>
+            <w:r>
+              <w:rPr>
+                <w:rFonts w:ascii="Calibri" w:eastAsia="Times New Roman" w:hAnsi="Calibri" w:cs="Calibri"/>
+                <w:color w:val="1F2937"/>
+                <w:sz w:val="20"/>
+                <w:szCs w:val="20"/>
+              </w:rPr>
+              <w:t>Falcon OCR Development Team</w:t>
+            </w:r>
+          </w:p>
+        </w:tc>
+        <w:tc>
+          <w:tcPr>
+            <w:tcW w:w="0" w:type="auto"/>
+            <w:tcBorders>
+              <w:top w:val="single" w:sz="6" w:space="0" w:color="C9D3CF"/>
+              <w:left w:val="single" w:sz="6" w:space="0" w:color="C9D3CF"/>
+              <w:bottom w:val="single" w:sz="6" w:space="0" w:color="C9D3CF"/>
+              <w:right w:val="single" w:sz="6" w:space="0" w:color="C9D3CF"/>
+            </w:tcBorders>
+            <w:tcMar>
+              <w:top w:w="60" w:type="dxa"/>
+              <w:left w:w="100" w:type="dxa"/>
+              <w:bottom w:w="60" w:type="dxa"/>
+              <w:right w:w="100" w:type="dxa"/>
+            </w:tcMar>
+            <w:hideMark/>
+          </w:tcPr>
+          <w:p>
+            <w:pPr>
+              <w:spacing w:before="80" w:after="160"/>
+              <w:rPr>
+                <w:rFonts w:ascii="Calibri" w:eastAsia="Times New Roman" w:hAnsi="Calibri" w:cs="Calibri"/>
+                <w:color w:val="1F2937"/>
+                <w:sz w:val="20"/>
+                <w:szCs w:val="20"/>
+              </w:rPr>
+            </w:pPr>
+            <w:r>
+              <w:rPr>
+                <w:rFonts w:ascii="Calibri" w:eastAsia="Times New Roman" w:hAnsi="Calibri" w:cs="Calibri"/>
+                <w:color w:val="1F2937"/>
+                <w:sz w:val="20"/>
+                <w:szCs w:val="20"/>
+              </w:rPr>
+              <w:t>UI extensions: font and size combo boxes, English/Chinese/Japanese interface (gettext PO), collapsible sidebar, resizable settings panel, trial notification below the toolbar.</w:t>
+            </w:r>
+          </w:p>
+        </w:tc>
+      </w:tr>
     </w:tbl>
     <w:p>
       <w:pPr>
@@ -1197,7 +1354,7 @@
         <w:rPr>
           <w:noProof/>
         </w:rPr>
-        <w:instrText xml:space="preserve"> PAGEREF _Toc241118649 \h </w:instrText>
+        <w:instrText xml:space="preserve"> PAGEREF _Toc241125993 \h </w:instrText>
       </w:r>
       <w:r>
         <w:rPr>
@@ -1259,7 +1416,7 @@
         <w:rPr>
           <w:noProof/>
         </w:rPr>
-        <w:instrText xml:space="preserve"> PAGEREF _Toc241118650 \h </w:instrText>
+        <w:instrText xml:space="preserve"> PAGEREF _Toc241125994 \h </w:instrText>
       </w:r>
       <w:r>
         <w:rPr>
@@ -1321,7 +1478,7 @@
         <w:rPr>
           <w:noProof/>
         </w:rPr>
-        <w:instrText xml:space="preserve"> PAGEREF _Toc241118651 \h </w:instrText>
+        <w:instrText xml:space="preserve"> PAGEREF _Toc241125995 \h </w:instrText>
       </w:r>
       <w:r>
         <w:rPr>
@@ -1383,7 +1540,7 @@
         <w:rPr>
           <w:noProof/>
         </w:rPr>
-        <w:instrText xml:space="preserve"> PAGEREF _Toc241118652 \h </w:instrText>
+        <w:instrText xml:space="preserve"> PAGEREF _Toc241125996 \h </w:instrText>
       </w:r>
       <w:r>
         <w:rPr>
@@ -1445,7 +1602,7 @@
         <w:rPr>
           <w:noProof/>
         </w:rPr>
-        <w:instrText xml:space="preserve"> PAGEREF _Toc241118653 \h </w:instrText>
+        <w:instrText xml:space="preserve"> PAGEREF _Toc241125997 \h </w:instrText>
       </w:r>
       <w:r>
         <w:rPr>
@@ -1507,7 +1664,7 @@
         <w:rPr>
           <w:noProof/>
         </w:rPr>
-        <w:instrText xml:space="preserve"> PAGEREF _Toc241118654 \h </w:instrText>
+        <w:instrText xml:space="preserve"> PAGEREF _Toc241125998 \h </w:instrText>
       </w:r>
       <w:r>
         <w:rPr>
@@ -1569,7 +1726,7 @@
         <w:rPr>
           <w:noProof/>
         </w:rPr>
-        <w:instrText xml:space="preserve"> PAGEREF _Toc241118655 \h </w:instrText>
+        <w:instrText xml:space="preserve"> PAGEREF _Toc241125999 \h </w:instrText>
       </w:r>
       <w:r>
         <w:rPr>
@@ -1631,7 +1788,7 @@
         <w:rPr>
           <w:noProof/>
         </w:rPr>
-        <w:instrText xml:space="preserve"> PAGEREF _Toc241118656 \h </w:instrText>
+        <w:instrText xml:space="preserve"> PAGEREF _Toc241126000 \h </w:instrText>
       </w:r>
       <w:r>
         <w:rPr>
@@ -1693,7 +1850,7 @@
         <w:rPr>
           <w:noProof/>
         </w:rPr>
-        <w:instrText xml:space="preserve"> PAGEREF _Toc241118657 \h </w:instrText>
+        <w:instrText xml:space="preserve"> PAGEREF _Toc241126001 \h </w:instrText>
       </w:r>
       <w:r>
         <w:rPr>
@@ -1755,7 +1912,7 @@
         <w:rPr>
           <w:noProof/>
         </w:rPr>
-        <w:instrText xml:space="preserve"> PAGEREF _Toc241118658 \h </w:instrText>
+        <w:instrText xml:space="preserve"> PAGEREF _Toc241126002 \h </w:instrText>
       </w:r>
       <w:r>
         <w:rPr>
@@ -1817,7 +1974,7 @@
         <w:rPr>
           <w:noProof/>
         </w:rPr>
-        <w:instrText xml:space="preserve"> PAGEREF _Toc241118659 \h </w:instrText>
+        <w:instrText xml:space="preserve"> PAGEREF _Toc241126003 \h </w:instrText>
       </w:r>
       <w:r>
         <w:rPr>
@@ -1879,7 +2036,7 @@
         <w:rPr>
           <w:noProof/>
         </w:rPr>
-        <w:instrText xml:space="preserve"> PAGEREF _Toc241118660 \h </w:instrText>
+        <w:instrText xml:space="preserve"> PAGEREF _Toc241126004 \h </w:instrText>
       </w:r>
       <w:r>
         <w:rPr>
@@ -1941,7 +2098,7 @@
         <w:rPr>
           <w:noProof/>
         </w:rPr>
-        <w:instrText xml:space="preserve"> PAGEREF _Toc241118661 \h </w:instrText>
+        <w:instrText xml:space="preserve"> PAGEREF _Toc241126005 \h </w:instrText>
       </w:r>
       <w:r>
         <w:rPr>
@@ -2003,7 +2160,7 @@
         <w:rPr>
           <w:noProof/>
         </w:rPr>
-        <w:instrText xml:space="preserve"> PAGEREF _Toc241118662 \h </w:instrText>
+        <w:instrText xml:space="preserve"> PAGEREF _Toc241126006 \h </w:instrText>
       </w:r>
       <w:r>
         <w:rPr>
@@ -2065,7 +2222,7 @@
         <w:rPr>
           <w:noProof/>
         </w:rPr>
-        <w:instrText xml:space="preserve"> PAGEREF _Toc241118663 \h </w:instrText>
+        <w:instrText xml:space="preserve"> PAGEREF _Toc241126007 \h </w:instrText>
       </w:r>
       <w:r>
         <w:rPr>
@@ -2127,7 +2284,7 @@
         <w:rPr>
           <w:noProof/>
         </w:rPr>
-        <w:instrText xml:space="preserve"> PAGEREF _Toc241118664 \h </w:instrText>
+        <w:instrText xml:space="preserve"> PAGEREF _Toc241126008 \h </w:instrText>
       </w:r>
       <w:r>
         <w:rPr>
@@ -2189,7 +2346,7 @@
         <w:rPr>
           <w:noProof/>
         </w:rPr>
-        <w:instrText xml:space="preserve"> PAGEREF _Toc241118665 \h </w:instrText>
+        <w:instrText xml:space="preserve"> PAGEREF _Toc241126009 \h </w:instrText>
       </w:r>
       <w:r>
         <w:rPr>
@@ -2251,7 +2408,7 @@
         <w:rPr>
           <w:noProof/>
         </w:rPr>
-        <w:instrText xml:space="preserve"> PAGEREF _Toc241118666 \h </w:instrText>
+        <w:instrText xml:space="preserve"> PAGEREF _Toc241126010 \h </w:instrText>
       </w:r>
       <w:r>
         <w:rPr>
@@ -2313,7 +2470,7 @@
         <w:rPr>
           <w:noProof/>
         </w:rPr>
-        <w:instrText xml:space="preserve"> PAGEREF _Toc241118667 \h </w:instrText>
+        <w:instrText xml:space="preserve"> PAGEREF _Toc241126011 \h </w:instrText>
       </w:r>
       <w:r>
         <w:rPr>
@@ -2375,7 +2532,7 @@
         <w:rPr>
           <w:noProof/>
         </w:rPr>
-        <w:instrText xml:space="preserve"> PAGEREF _Toc241118668 \h </w:instrText>
+        <w:instrText xml:space="preserve"> PAGEREF _Toc241126012 \h </w:instrText>
       </w:r>
       <w:r>
         <w:rPr>
@@ -2437,7 +2594,7 @@
         <w:rPr>
           <w:noProof/>
         </w:rPr>
-        <w:instrText xml:space="preserve"> PAGEREF _Toc241118669 \h </w:instrText>
+        <w:instrText xml:space="preserve"> PAGEREF _Toc241126013 \h </w:instrText>
       </w:r>
       <w:r>
         <w:rPr>
@@ -2499,7 +2656,7 @@
         <w:rPr>
           <w:noProof/>
         </w:rPr>
-        <w:instrText xml:space="preserve"> PAGEREF _Toc241118670 \h </w:instrText>
+        <w:instrText xml:space="preserve"> PAGEREF _Toc241126014 \h </w:instrText>
       </w:r>
       <w:r>
         <w:rPr>
@@ -2561,7 +2718,7 @@
         <w:rPr>
           <w:noProof/>
         </w:rPr>
-        <w:instrText xml:space="preserve"> PAGEREF _Toc241118671 \h </w:instrText>
+        <w:instrText xml:space="preserve"> PAGEREF _Toc241126015 \h </w:instrText>
       </w:r>
       <w:r>
         <w:rPr>
@@ -2605,7 +2762,7 @@
           <w:rFonts w:eastAsia="Times New Roman"/>
           <w:noProof/>
         </w:rPr>
-        <w:t>7. Error handling and logging</w:t>
+        <w:t>7. User interface localization</w:t>
       </w:r>
       <w:r>
         <w:rPr>
@@ -2623,7 +2780,69 @@
         <w:rPr>
           <w:noProof/>
         </w:rPr>
-        <w:instrText xml:space="preserve"> PAGEREF _Toc241118672 \h </w:instrText>
+        <w:instrText xml:space="preserve"> PAGEREF _Toc241126016 \h </w:instrText>
+      </w:r>
+      <w:r>
+        <w:rPr>
+          <w:noProof/>
+        </w:rPr>
+      </w:r>
+      <w:r>
+        <w:rPr>
+          <w:noProof/>
+        </w:rPr>
+        <w:fldChar w:fldCharType="separate"/>
+      </w:r>
+      <w:r>
+        <w:rPr>
+          <w:noProof/>
+        </w:rPr>
+        <w:t>16</w:t>
+      </w:r>
+      <w:r>
+        <w:rPr>
+          <w:noProof/>
+        </w:rPr>
+        <w:fldChar w:fldCharType="end"/>
+      </w:r>
+    </w:p>
+    <w:p>
+      <w:pPr>
+        <w:pStyle w:val="TOC2"/>
+        <w:tabs>
+          <w:tab w:val="right" w:leader="dot" w:pos="9403"/>
+        </w:tabs>
+        <w:rPr>
+          <w:rFonts w:asciiTheme="minorHAnsi" w:hAnsiTheme="minorHAnsi" w:cstheme="minorBidi"/>
+          <w:noProof/>
+          <w:sz w:val="22"/>
+          <w:szCs w:val="22"/>
+        </w:rPr>
+      </w:pPr>
+      <w:r>
+        <w:rPr>
+          <w:rFonts w:eastAsia="Times New Roman"/>
+          <w:noProof/>
+        </w:rPr>
+        <w:t>7.1 Workspace layout extensions</w:t>
+      </w:r>
+      <w:r>
+        <w:rPr>
+          <w:noProof/>
+        </w:rPr>
+        <w:tab/>
+      </w:r>
+      <w:r>
+        <w:rPr>
+          <w:noProof/>
+        </w:rPr>
+        <w:fldChar w:fldCharType="begin"/>
+      </w:r>
+      <w:r>
+        <w:rPr>
+          <w:noProof/>
+        </w:rPr>
+        <w:instrText xml:space="preserve"> PAGEREF _Toc241126017 \h </w:instrText>
       </w:r>
       <w:r>
         <w:rPr>
@@ -2667,7 +2886,7 @@
           <w:rFonts w:eastAsia="Times New Roman"/>
           <w:noProof/>
         </w:rPr>
-        <w:t>8. Build and deployment</w:t>
+        <w:t>8. Error handling and logging</w:t>
       </w:r>
       <w:r>
         <w:rPr>
@@ -2685,7 +2904,7 @@
         <w:rPr>
           <w:noProof/>
         </w:rPr>
-        <w:instrText xml:space="preserve"> PAGEREF _Toc241118673 \h </w:instrText>
+        <w:instrText xml:space="preserve"> PAGEREF _Toc241126018 \h </w:instrText>
       </w:r>
       <w:r>
         <w:rPr>
@@ -2702,7 +2921,69 @@
         <w:rPr>
           <w:noProof/>
         </w:rPr>
-        <w:t>17</w:t>
+        <w:t>18</w:t>
+      </w:r>
+      <w:r>
+        <w:rPr>
+          <w:noProof/>
+        </w:rPr>
+        <w:fldChar w:fldCharType="end"/>
+      </w:r>
+    </w:p>
+    <w:p>
+      <w:pPr>
+        <w:pStyle w:val="TOC1"/>
+        <w:tabs>
+          <w:tab w:val="right" w:leader="dot" w:pos="9403"/>
+        </w:tabs>
+        <w:rPr>
+          <w:rFonts w:asciiTheme="minorHAnsi" w:hAnsiTheme="minorHAnsi" w:cstheme="minorBidi"/>
+          <w:noProof/>
+          <w:sz w:val="22"/>
+          <w:szCs w:val="22"/>
+        </w:rPr>
+      </w:pPr>
+      <w:r>
+        <w:rPr>
+          <w:rFonts w:eastAsia="Times New Roman"/>
+          <w:noProof/>
+        </w:rPr>
+        <w:t>9. Build and deployment</w:t>
+      </w:r>
+      <w:r>
+        <w:rPr>
+          <w:noProof/>
+        </w:rPr>
+        <w:tab/>
+      </w:r>
+      <w:r>
+        <w:rPr>
+          <w:noProof/>
+        </w:rPr>
+        <w:fldChar w:fldCharType="begin"/>
+      </w:r>
+      <w:r>
+        <w:rPr>
+          <w:noProof/>
+        </w:rPr>
+        <w:instrText xml:space="preserve"> PAGEREF _Toc241126019 \h </w:instrText>
+      </w:r>
+      <w:r>
+        <w:rPr>
+          <w:noProof/>
+        </w:rPr>
+      </w:r>
+      <w:r>
+        <w:rPr>
+          <w:noProof/>
+        </w:rPr>
+        <w:fldChar w:fldCharType="separate"/>
+      </w:r>
+      <w:r>
+        <w:rPr>
+          <w:noProof/>
+        </w:rPr>
+        <w:t>19</w:t>
       </w:r>
       <w:r>
         <w:rPr>
@@ -2729,7 +3010,7 @@
           <w:rFonts w:eastAsia="Times New Roman"/>
           <w:noProof/>
         </w:rPr>
-        <w:t>8.1 Repository layout</w:t>
+        <w:t>9.1 Repository layout</w:t>
       </w:r>
       <w:r>
         <w:rPr>
@@ -2747,7 +3028,7 @@
         <w:rPr>
           <w:noProof/>
         </w:rPr>
-        <w:instrText xml:space="preserve"> PAGEREF _Toc241118674 \h </w:instrText>
+        <w:instrText xml:space="preserve"> PAGEREF _Toc241126020 \h </w:instrText>
       </w:r>
       <w:r>
         <w:rPr>
@@ -2764,7 +3045,7 @@
         <w:rPr>
           <w:noProof/>
         </w:rPr>
-        <w:t>17</w:t>
+        <w:t>19</w:t>
       </w:r>
       <w:r>
         <w:rPr>
@@ -2791,7 +3072,7 @@
           <w:rFonts w:eastAsia="Times New Roman"/>
           <w:noProof/>
         </w:rPr>
-        <w:t>8.2 Offline build</w:t>
+        <w:t>9.2 Offline build</w:t>
       </w:r>
       <w:r>
         <w:rPr>
@@ -2809,7 +3090,7 @@
         <w:rPr>
           <w:noProof/>
         </w:rPr>
-        <w:instrText xml:space="preserve"> PAGEREF _Toc241118675 \h </w:instrText>
+        <w:instrText xml:space="preserve"> PAGEREF _Toc241126021 \h </w:instrText>
       </w:r>
       <w:r>
         <w:rPr>
@@ -2826,7 +3107,7 @@
         <w:rPr>
           <w:noProof/>
         </w:rPr>
-        <w:t>17</w:t>
+        <w:t>19</w:t>
       </w:r>
       <w:r>
         <w:rPr>
@@ -2853,7 +3134,7 @@
           <w:rFonts w:eastAsia="Times New Roman"/>
           <w:noProof/>
         </w:rPr>
-        <w:t>8.3 Deployment</w:t>
+        <w:t>9.3 Deployment</w:t>
       </w:r>
       <w:r>
         <w:rPr>
@@ -2871,7 +3152,7 @@
         <w:rPr>
           <w:noProof/>
         </w:rPr>
-        <w:instrText xml:space="preserve"> PAGEREF _Toc241118676 \h </w:instrText>
+        <w:instrText xml:space="preserve"> PAGEREF _Toc241126022 \h </w:instrText>
       </w:r>
       <w:r>
         <w:rPr>
@@ -2888,7 +3169,7 @@
         <w:rPr>
           <w:noProof/>
         </w:rPr>
-        <w:t>17</w:t>
+        <w:t>19</w:t>
       </w:r>
       <w:r>
         <w:rPr>
@@ -2915,7 +3196,7 @@
           <w:rFonts w:eastAsia="Times New Roman"/>
           <w:noProof/>
         </w:rPr>
-        <w:t>8.4 Extending the product</w:t>
+        <w:t>9.4 Extending the product</w:t>
       </w:r>
       <w:r>
         <w:rPr>
@@ -2933,7 +3214,7 @@
         <w:rPr>
           <w:noProof/>
         </w:rPr>
-        <w:instrText xml:space="preserve"> PAGEREF _Toc241118677 \h </w:instrText>
+        <w:instrText xml:space="preserve"> PAGEREF _Toc241126023 \h </w:instrText>
       </w:r>
       <w:r>
         <w:rPr>
@@ -2950,7 +3231,7 @@
         <w:rPr>
           <w:noProof/>
         </w:rPr>
-        <w:t>17</w:t>
+        <w:t>19</w:t>
       </w:r>
       <w:r>
         <w:rPr>
@@ -2977,7 +3258,7 @@
           <w:rFonts w:eastAsia="Times New Roman"/>
           <w:noProof/>
         </w:rPr>
-        <w:t>9. Requirements traceability</w:t>
+        <w:t>10. Requirements traceability</w:t>
       </w:r>
       <w:r>
         <w:rPr>
@@ -2995,7 +3276,7 @@
         <w:rPr>
           <w:noProof/>
         </w:rPr>
-        <w:instrText xml:space="preserve"> PAGEREF _Toc241118678 \h </w:instrText>
+        <w:instrText xml:space="preserve"> PAGEREF _Toc241126024 \h </w:instrText>
       </w:r>
       <w:r>
         <w:rPr>
@@ -3012,7 +3293,7 @@
         <w:rPr>
           <w:noProof/>
         </w:rPr>
-        <w:t>18</w:t>
+        <w:t>21</w:t>
       </w:r>
       <w:r>
         <w:rPr>
@@ -3048,7 +3329,7 @@
           <w:rFonts w:eastAsia="Times New Roman"/>
         </w:rPr>
       </w:pPr>
-      <w:bookmarkStart w:id="1" w:name="_Toc241118649"/>
+      <w:bookmarkStart w:id="1" w:name="_Toc241125993"/>
       <w:r>
         <w:rPr>
           <w:rFonts w:eastAsia="Times New Roman"/>
@@ -3065,12 +3346,18 @@
           <w:rFonts w:eastAsia="Times New Roman"/>
         </w:rPr>
       </w:pPr>
-      <w:bookmarkStart w:id="2" w:name="_Toc241118650"/>
+      <w:bookmarkStart w:id="2" w:name="_Toc241125994"/>
       <w:r>
         <w:rPr>
           <w:rFonts w:eastAsia="Times New Roman"/>
         </w:rPr>
-        <w:t>1.1 Purpose and audience</w:t>
+        <w:t>1.1 Purpose and au</w:t>
+      </w:r>
+      <w:r>
+        <w:rPr>
+          <w:rFonts w:eastAsia="Times New Roman"/>
+        </w:rPr>
+        <w:t>dience</w:t>
       </w:r>
       <w:bookmarkEnd w:id="2"/>
     </w:p>
@@ -3091,7 +3378,7 @@
           <w:sz w:val="22"/>
           <w:szCs w:val="22"/>
         </w:rPr>
-        <w:t>The System Design Document (SDD) explains the internal structure of Falcon OCR and the reasons behind the main design decisions. It is intended for developers, reviewers and testers. Requirement identifiers (FR-nn /</w:t>
+        <w:t>The System Design Document (SDD) explains the internal structure of Falcon OCR and the reasons behind the main design decisions. It is intended for developers, reviewers and testers. Requirement identifiers (FR-nn / NFR-nn) refer to the Software Req</w:t>
       </w:r>
       <w:r>
         <w:rPr>
@@ -3100,7 +3387,7 @@
           <w:sz w:val="22"/>
           <w:szCs w:val="22"/>
         </w:rPr>
-        <w:t xml:space="preserve"> NFR-nn) refer to the Software Requirements Specification FOCR-SRS-001.</w:t>
+        <w:t>uirements Specification FOCR-SRS-001.</w:t>
       </w:r>
     </w:p>
     <w:p>
@@ -3110,7 +3397,7 @@
           <w:rFonts w:eastAsia="Times New Roman"/>
         </w:rPr>
       </w:pPr>
-      <w:bookmarkStart w:id="3" w:name="_Toc241118651"/>
+      <w:bookmarkStart w:id="3" w:name="_Toc241125995"/>
       <w:r>
         <w:rPr>
           <w:rFonts w:eastAsia="Times New Roman"/>
@@ -3319,16 +3606,16 @@
                 <w:sz w:val="20"/>
                 <w:szCs w:val="20"/>
               </w:rPr>
-              <w:t xml:space="preserve">PaddleOCR models as ONNX files in the repository; ONNX Runtime and PDFium as bundled </w:t>
-            </w:r>
-            <w:r>
-              <w:rPr>
-                <w:rFonts w:ascii="Calibri" w:eastAsia="Times New Roman" w:hAnsi="Calibri" w:cs="Calibri"/>
-                <w:color w:val="1F2937"/>
-                <w:sz w:val="20"/>
-                <w:szCs w:val="20"/>
-              </w:rPr>
-              <w:t>native DLLs; NuGet packages vendored in packages\ with a local-only nuget.config.</w:t>
+              <w:t>PaddleOCR models as ONNX files in the repository; ONNX Runtime and PDFium as bundled native DLLs; NuGet packages vendor</w:t>
+            </w:r>
+            <w:r>
+              <w:rPr>
+                <w:rFonts w:ascii="Calibri" w:eastAsia="Times New Roman" w:hAnsi="Calibri" w:cs="Calibri"/>
+                <w:color w:val="1F2937"/>
+                <w:sz w:val="20"/>
+                <w:szCs w:val="20"/>
+              </w:rPr>
+              <w:t>ed in packages\ with a local-only nuget.config.</w:t>
             </w:r>
           </w:p>
         </w:tc>
@@ -3409,16 +3696,7 @@
                 <w:sz w:val="20"/>
                 <w:szCs w:val="20"/>
               </w:rPr>
-              <w:t>Every recognized element keeps its page coordinates; a layout analyser rebuilds sections, columns, blocks, tables and figures; exporters map th</w:t>
-            </w:r>
-            <w:r>
-              <w:rPr>
-                <w:rFonts w:ascii="Calibri" w:eastAsia="Times New Roman" w:hAnsi="Calibri" w:cs="Calibri"/>
-                <w:color w:val="1F2937"/>
-                <w:sz w:val="20"/>
-                <w:szCs w:val="20"/>
-              </w:rPr>
-              <w:t>is model to Word, Excel and HTML, both as flow and as exact positions.</w:t>
+              <w:t>Every recognized element keeps its page coordinates; a layout analyser rebuilds sections, columns, blocks, tables and figures; exporters map this model to Word, Excel and HTML, both as flow and as exact positions.</w:t>
             </w:r>
           </w:p>
         </w:tc>
@@ -3499,7 +3777,16 @@
                 <w:sz w:val="20"/>
                 <w:szCs w:val="20"/>
               </w:rPr>
-              <w:t>Image processing (resize, rotated crop, binarisation, connected components, convex hull, minimum-area rectangle) is implemented in C#; no OpenCV.</w:t>
+              <w:t>Image process</w:t>
+            </w:r>
+            <w:r>
+              <w:rPr>
+                <w:rFonts w:ascii="Calibri" w:eastAsia="Times New Roman" w:hAnsi="Calibri" w:cs="Calibri"/>
+                <w:color w:val="1F2937"/>
+                <w:sz w:val="20"/>
+                <w:szCs w:val="20"/>
+              </w:rPr>
+              <w:t>ing (resize, rotated crop, binarisation, connected components, convex hull, minimum-area rectangle) is implemented in C#; no OpenCV.</w:t>
             </w:r>
           </w:p>
         </w:tc>
@@ -3580,7 +3867,16 @@
                 <w:sz w:val="20"/>
                 <w:szCs w:val="20"/>
               </w:rPr>
-              <w:t>SDK-style projects targeting net47, C# 7.3; UI built in code with custom-drawn controls.</w:t>
+              <w:t>SDK-style projects targeting net47, C# 7.3; UI built in code with custom-drawn cont</w:t>
+            </w:r>
+            <w:r>
+              <w:rPr>
+                <w:rFonts w:ascii="Calibri" w:eastAsia="Times New Roman" w:hAnsi="Calibri" w:cs="Calibri"/>
+                <w:color w:val="1F2937"/>
+                <w:sz w:val="20"/>
+                <w:szCs w:val="20"/>
+              </w:rPr>
+              <w:t>rols.</w:t>
             </w:r>
           </w:p>
         </w:tc>
@@ -3704,54 +4000,54 @@
                 <w:sz w:val="20"/>
                 <w:szCs w:val="20"/>
               </w:rPr>
-              <w:t>Tamper-resistan</w:t>
-            </w:r>
-            <w:r>
-              <w:rPr>
-                <w:rFonts w:ascii="Calibri" w:eastAsia="Times New Roman" w:hAnsi="Calibri" w:cs="Calibri"/>
-                <w:color w:val="1F2937"/>
-                <w:sz w:val="20"/>
-                <w:szCs w:val="20"/>
-              </w:rPr>
-              <w:t>t licensing (FR-34/35)</w:t>
-            </w:r>
-          </w:p>
-        </w:tc>
-        <w:tc>
-          <w:tcPr>
-            <w:tcW w:w="0" w:type="auto"/>
-            <w:tcBorders>
-              <w:top w:val="single" w:sz="6" w:space="0" w:color="C9D3CF"/>
-              <w:left w:val="single" w:sz="6" w:space="0" w:color="C9D3CF"/>
-              <w:bottom w:val="single" w:sz="6" w:space="0" w:color="C9D3CF"/>
-              <w:right w:val="single" w:sz="6" w:space="0" w:color="C9D3CF"/>
-            </w:tcBorders>
-            <w:tcMar>
-              <w:top w:w="60" w:type="dxa"/>
-              <w:left w:w="100" w:type="dxa"/>
-              <w:bottom w:w="60" w:type="dxa"/>
-              <w:right w:w="100" w:type="dxa"/>
-            </w:tcMar>
-            <w:hideMark/>
-          </w:tcPr>
-          <w:p>
-            <w:pPr>
-              <w:spacing w:before="80" w:after="160"/>
-              <w:rPr>
-                <w:rFonts w:ascii="Calibri" w:eastAsia="Times New Roman" w:hAnsi="Calibri" w:cs="Calibri"/>
-                <w:color w:val="1F2937"/>
-                <w:sz w:val="20"/>
-                <w:szCs w:val="20"/>
-              </w:rPr>
-            </w:pPr>
-            <w:r>
-              <w:rPr>
-                <w:rFonts w:ascii="Calibri" w:eastAsia="Times New Roman" w:hAnsi="Calibri" w:cs="Calibri"/>
-                <w:color w:val="1F2937"/>
-                <w:sz w:val="20"/>
-                <w:szCs w:val="20"/>
-              </w:rPr>
-              <w:t>Asymmetric signatures (ECDSA P-256) — the app can verify but not create keys; HMAC-protected trial state stored twice.</w:t>
+              <w:t>Tamper-resistant licensing (FR-34/35)</w:t>
+            </w:r>
+          </w:p>
+        </w:tc>
+        <w:tc>
+          <w:tcPr>
+            <w:tcW w:w="0" w:type="auto"/>
+            <w:tcBorders>
+              <w:top w:val="single" w:sz="6" w:space="0" w:color="C9D3CF"/>
+              <w:left w:val="single" w:sz="6" w:space="0" w:color="C9D3CF"/>
+              <w:bottom w:val="single" w:sz="6" w:space="0" w:color="C9D3CF"/>
+              <w:right w:val="single" w:sz="6" w:space="0" w:color="C9D3CF"/>
+            </w:tcBorders>
+            <w:tcMar>
+              <w:top w:w="60" w:type="dxa"/>
+              <w:left w:w="100" w:type="dxa"/>
+              <w:bottom w:w="60" w:type="dxa"/>
+              <w:right w:w="100" w:type="dxa"/>
+            </w:tcMar>
+            <w:hideMark/>
+          </w:tcPr>
+          <w:p>
+            <w:pPr>
+              <w:spacing w:before="80" w:after="160"/>
+              <w:rPr>
+                <w:rFonts w:ascii="Calibri" w:eastAsia="Times New Roman" w:hAnsi="Calibri" w:cs="Calibri"/>
+                <w:color w:val="1F2937"/>
+                <w:sz w:val="20"/>
+                <w:szCs w:val="20"/>
+              </w:rPr>
+            </w:pPr>
+            <w:r>
+              <w:rPr>
+                <w:rFonts w:ascii="Calibri" w:eastAsia="Times New Roman" w:hAnsi="Calibri" w:cs="Calibri"/>
+                <w:color w:val="1F2937"/>
+                <w:sz w:val="20"/>
+                <w:szCs w:val="20"/>
+              </w:rPr>
+              <w:t xml:space="preserve">Asymmetric signatures (ECDSA P-256) — the app can verify but not create keys; HMAC-protected trial </w:t>
+            </w:r>
+            <w:r>
+              <w:rPr>
+                <w:rFonts w:ascii="Calibri" w:eastAsia="Times New Roman" w:hAnsi="Calibri" w:cs="Calibri"/>
+                <w:color w:val="1F2937"/>
+                <w:sz w:val="20"/>
+                <w:szCs w:val="20"/>
+              </w:rPr>
+              <w:t>state stored twice.</w:t>
             </w:r>
           </w:p>
         </w:tc>
@@ -3764,7 +4060,7 @@
           <w:rFonts w:eastAsia="Times New Roman"/>
         </w:rPr>
       </w:pPr>
-      <w:bookmarkStart w:id="4" w:name="_Toc241118652"/>
+      <w:bookmarkStart w:id="4" w:name="_Toc241125996"/>
       <w:r>
         <w:rPr>
           <w:rFonts w:eastAsia="Times New Roman"/>
@@ -3781,7 +4077,7 @@
           <w:rFonts w:eastAsia="Times New Roman"/>
         </w:rPr>
       </w:pPr>
-      <w:bookmarkStart w:id="5" w:name="_Toc241118653"/>
+      <w:bookmarkStart w:id="5" w:name="_Toc241125997"/>
       <w:r>
         <w:rPr>
           <w:rFonts w:eastAsia="Times New Roman"/>
@@ -4268,16 +4564,7 @@
                 <w:sz w:val="20"/>
                 <w:szCs w:val="20"/>
               </w:rPr>
-              <w:t>Desktop application: shell, workspace, Quick OCR, batch, history, settings, activat</w:t>
-            </w:r>
-            <w:r>
-              <w:rPr>
-                <w:rFonts w:ascii="Calibri" w:eastAsia="Times New Roman" w:hAnsi="Calibri" w:cs="Calibri"/>
-                <w:color w:val="1F2937"/>
-                <w:sz w:val="20"/>
-                <w:szCs w:val="20"/>
-              </w:rPr>
-              <w:t>ion.</w:t>
+              <w:t>Desktop application: shell, workspace, Quick OCR, batch, history, settings, activation.</w:t>
             </w:r>
           </w:p>
         </w:tc>
@@ -4477,54 +4764,54 @@
                 <w:sz w:val="20"/>
                 <w:szCs w:val="20"/>
               </w:rPr>
-              <w:t>WinForms executable FalconOcrKeyGen.exe</w:t>
-            </w:r>
-          </w:p>
-        </w:tc>
-        <w:tc>
-          <w:tcPr>
-            <w:tcW w:w="0" w:type="auto"/>
-            <w:tcBorders>
-              <w:top w:val="single" w:sz="6" w:space="0" w:color="C9D3CF"/>
-              <w:left w:val="single" w:sz="6" w:space="0" w:color="C9D3CF"/>
-              <w:bottom w:val="single" w:sz="6" w:space="0" w:color="C9D3CF"/>
-              <w:right w:val="single" w:sz="6" w:space="0" w:color="C9D3CF"/>
-            </w:tcBorders>
-            <w:tcMar>
-              <w:top w:w="60" w:type="dxa"/>
-              <w:left w:w="100" w:type="dxa"/>
-              <w:bottom w:w="60" w:type="dxa"/>
-              <w:right w:w="100" w:type="dxa"/>
-            </w:tcMar>
-            <w:hideMark/>
-          </w:tcPr>
-          <w:p>
-            <w:pPr>
-              <w:spacing w:before="80" w:after="160"/>
-              <w:rPr>
-                <w:rFonts w:ascii="Calibri" w:eastAsia="Times New Roman" w:hAnsi="Calibri" w:cs="Calibri"/>
-                <w:color w:val="1F2937"/>
-                <w:sz w:val="20"/>
-                <w:szCs w:val="20"/>
-              </w:rPr>
-            </w:pPr>
-            <w:r>
-              <w:rPr>
-                <w:rFonts w:ascii="Calibri" w:eastAsia="Times New Roman" w:hAnsi="Calibri" w:cs="Calibri"/>
-                <w:color w:val="1F2937"/>
-                <w:sz w:val="20"/>
-                <w:szCs w:val="20"/>
-              </w:rPr>
-              <w:t>Vendor-only: signing key management, license key generation and verific</w:t>
-            </w:r>
-            <w:r>
-              <w:rPr>
-                <w:rFonts w:ascii="Calibri" w:eastAsia="Times New Roman" w:hAnsi="Calibri" w:cs="Calibri"/>
-                <w:color w:val="1F2937"/>
-                <w:sz w:val="20"/>
-                <w:szCs w:val="20"/>
-              </w:rPr>
-              <w:t>ation. Not shipped.</w:t>
+              <w:t>WinForms executable FalconOc</w:t>
+            </w:r>
+            <w:r>
+              <w:rPr>
+                <w:rFonts w:ascii="Calibri" w:eastAsia="Times New Roman" w:hAnsi="Calibri" w:cs="Calibri"/>
+                <w:color w:val="1F2937"/>
+                <w:sz w:val="20"/>
+                <w:szCs w:val="20"/>
+              </w:rPr>
+              <w:t>rKeyGen.exe</w:t>
+            </w:r>
+          </w:p>
+        </w:tc>
+        <w:tc>
+          <w:tcPr>
+            <w:tcW w:w="0" w:type="auto"/>
+            <w:tcBorders>
+              <w:top w:val="single" w:sz="6" w:space="0" w:color="C9D3CF"/>
+              <w:left w:val="single" w:sz="6" w:space="0" w:color="C9D3CF"/>
+              <w:bottom w:val="single" w:sz="6" w:space="0" w:color="C9D3CF"/>
+              <w:right w:val="single" w:sz="6" w:space="0" w:color="C9D3CF"/>
+            </w:tcBorders>
+            <w:tcMar>
+              <w:top w:w="60" w:type="dxa"/>
+              <w:left w:w="100" w:type="dxa"/>
+              <w:bottom w:w="60" w:type="dxa"/>
+              <w:right w:w="100" w:type="dxa"/>
+            </w:tcMar>
+            <w:hideMark/>
+          </w:tcPr>
+          <w:p>
+            <w:pPr>
+              <w:spacing w:before="80" w:after="160"/>
+              <w:rPr>
+                <w:rFonts w:ascii="Calibri" w:eastAsia="Times New Roman" w:hAnsi="Calibri" w:cs="Calibri"/>
+                <w:color w:val="1F2937"/>
+                <w:sz w:val="20"/>
+                <w:szCs w:val="20"/>
+              </w:rPr>
+            </w:pPr>
+            <w:r>
+              <w:rPr>
+                <w:rFonts w:ascii="Calibri" w:eastAsia="Times New Roman" w:hAnsi="Calibri" w:cs="Calibri"/>
+                <w:color w:val="1F2937"/>
+                <w:sz w:val="20"/>
+                <w:szCs w:val="20"/>
+              </w:rPr>
+              <w:t>Vendor-only: signing key management, license key generation and verification. Not shipped.</w:t>
             </w:r>
           </w:p>
         </w:tc>
@@ -4537,7 +4824,7 @@
           <w:rFonts w:eastAsia="Times New Roman"/>
         </w:rPr>
       </w:pPr>
-      <w:bookmarkStart w:id="6" w:name="_Toc241118654"/>
+      <w:bookmarkStart w:id="6" w:name="_Toc241125998"/>
       <w:r>
         <w:rPr>
           <w:rFonts w:eastAsia="Times New Roman"/>
@@ -5284,7 +5571,16 @@
                 <w:sz w:val="20"/>
                 <w:szCs w:val="20"/>
               </w:rPr>
-              <w:t>LayoutAnalyzer, StyleEstimator, TableDetector, FigureDetector</w:t>
+              <w:t>LayoutAnalyzer, StyleEstim</w:t>
+            </w:r>
+            <w:r>
+              <w:rPr>
+                <w:rFonts w:ascii="Calibri" w:eastAsia="Times New Roman" w:hAnsi="Calibri" w:cs="Calibri"/>
+                <w:color w:val="1F2937"/>
+                <w:sz w:val="20"/>
+                <w:szCs w:val="20"/>
+              </w:rPr>
+              <w:t>ator, TableDetector, FigureDetector</w:t>
             </w:r>
           </w:p>
         </w:tc>
@@ -5442,16 +5738,16 @@
                 <w:sz w:val="20"/>
                 <w:szCs w:val="20"/>
               </w:rPr>
-              <w:t>Result model shared b</w:t>
-            </w:r>
-            <w:r>
-              <w:rPr>
-                <w:rFonts w:ascii="Calibri" w:eastAsia="Times New Roman" w:hAnsi="Calibri" w:cs="Calibri"/>
-                <w:color w:val="1F2937"/>
-                <w:sz w:val="20"/>
-                <w:szCs w:val="20"/>
-              </w:rPr>
-              <w:t>y the viewers and the exporters.</w:t>
+              <w:t>Result model shared by the viewers and the expo</w:t>
+            </w:r>
+            <w:r>
+              <w:rPr>
+                <w:rFonts w:ascii="Calibri" w:eastAsia="Times New Roman" w:hAnsi="Calibri" w:cs="Calibri"/>
+                <w:color w:val="1F2937"/>
+                <w:sz w:val="20"/>
+                <w:szCs w:val="20"/>
+              </w:rPr>
+              <w:t>rters.</w:t>
             </w:r>
           </w:p>
         </w:tc>
@@ -5689,16 +5985,16 @@
                 <w:sz w:val="20"/>
                 <w:szCs w:val="20"/>
               </w:rPr>
-              <w:t>Writing DOCX, XLSX, HTML and T</w:t>
-            </w:r>
-            <w:r>
-              <w:rPr>
-                <w:rFonts w:ascii="Calibri" w:eastAsia="Times New Roman" w:hAnsi="Calibri" w:cs="Calibri"/>
-                <w:color w:val="1F2937"/>
-                <w:sz w:val="20"/>
-                <w:szCs w:val="20"/>
-              </w:rPr>
-              <w:t>XT; text fitting for Exact Copy.</w:t>
+              <w:t>Writing DOCX, XLSX, HTML and TXT; text fitting for Exact</w:t>
+            </w:r>
+            <w:r>
+              <w:rPr>
+                <w:rFonts w:ascii="Calibri" w:eastAsia="Times New Roman" w:hAnsi="Calibri" w:cs="Calibri"/>
+                <w:color w:val="1F2937"/>
+                <w:sz w:val="20"/>
+                <w:szCs w:val="20"/>
+              </w:rPr>
+              <w:t xml:space="preserve"> Copy.</w:t>
             </w:r>
           </w:p>
         </w:tc>
@@ -5830,7 +6126,7 @@
           <w:rFonts w:eastAsia="Times New Roman"/>
         </w:rPr>
       </w:pPr>
-      <w:bookmarkStart w:id="7" w:name="_Toc241118655"/>
+      <w:bookmarkStart w:id="7" w:name="_Toc241125999"/>
       <w:r>
         <w:rPr>
           <w:rFonts w:eastAsia="Times New Roman"/>
@@ -5853,13 +6149,7 @@
         <w:rPr>
           <w:rFonts w:ascii="Calibri" w:hAnsi="Calibri" w:cs="Calibri"/>
         </w:rPr>
-        <w:t>Table 4 – A</w:t>
-      </w:r>
-      <w:r>
-        <w:rPr>
-          <w:rFonts w:ascii="Calibri" w:hAnsi="Calibri" w:cs="Calibri"/>
-        </w:rPr>
-        <w:t>pplication types</w:t>
+        <w:t>Table 4 – Application types</w:t>
       </w:r>
     </w:p>
     <w:tbl>
@@ -5964,7 +6254,18 @@
                 <w:sz w:val="20"/>
                 <w:szCs w:val="20"/>
               </w:rPr>
-              <w:t>Responsibility</w:t>
+              <w:t>Resp</w:t>
+            </w:r>
+            <w:r>
+              <w:rPr>
+                <w:rFonts w:ascii="Calibri" w:eastAsia="Times New Roman" w:hAnsi="Calibri" w:cs="Calibri"/>
+                <w:b/>
+                <w:bCs/>
+                <w:color w:val="0E6E4C"/>
+                <w:sz w:val="20"/>
+                <w:szCs w:val="20"/>
+              </w:rPr>
+              <w:t>onsibility</w:t>
             </w:r>
           </w:p>
         </w:tc>
@@ -6814,7 +7115,7 @@
           <w:rFonts w:eastAsia="Times New Roman"/>
         </w:rPr>
       </w:pPr>
-      <w:bookmarkStart w:id="8" w:name="_Toc241118656"/>
+      <w:bookmarkStart w:id="8" w:name="_Toc241126000"/>
       <w:r>
         <w:rPr>
           <w:rFonts w:eastAsia="Times New Roman"/>
@@ -6907,7 +7208,7 @@
           <w:rFonts w:eastAsia="Times New Roman"/>
         </w:rPr>
       </w:pPr>
-      <w:bookmarkStart w:id="9" w:name="_Toc241118657"/>
+      <w:bookmarkStart w:id="9" w:name="_Toc241126001"/>
       <w:r>
         <w:rPr>
           <w:rFonts w:eastAsia="Times New Roman"/>
@@ -7070,7 +7371,7 @@
           <w:rFonts w:eastAsia="Times New Roman"/>
         </w:rPr>
       </w:pPr>
-      <w:bookmarkStart w:id="10" w:name="_Toc241118658"/>
+      <w:bookmarkStart w:id="10" w:name="_Toc241126002"/>
       <w:r>
         <w:rPr>
           <w:rFonts w:eastAsia="Times New Roman"/>
@@ -7124,7 +7425,7 @@
           <w:rFonts w:eastAsia="Times New Roman"/>
         </w:rPr>
       </w:pPr>
-      <w:bookmarkStart w:id="11" w:name="_Toc241118659"/>
+      <w:bookmarkStart w:id="11" w:name="_Toc241126003"/>
       <w:r>
         <w:rPr>
           <w:rFonts w:eastAsia="Times New Roman"/>
@@ -7254,7 +7555,7 @@
           <w:rFonts w:eastAsia="Times New Roman"/>
         </w:rPr>
       </w:pPr>
-      <w:bookmarkStart w:id="12" w:name="_Toc241118660"/>
+      <w:bookmarkStart w:id="12" w:name="_Toc241126004"/>
       <w:r>
         <w:rPr>
           <w:rFonts w:eastAsia="Times New Roman"/>
@@ -7308,7 +7609,16 @@
           <w:sz w:val="22"/>
           <w:szCs w:val="22"/>
         </w:rPr>
-        <w:t>Optional orientation classifier (PP-LCNet, 80 × 160 input) flips lines with 180° probability &gt; 0.9.</w:t>
+        <w:t>Optional orientation classifier (PP-LCNet, 8</w:t>
+      </w:r>
+      <w:r>
+        <w:rPr>
+          <w:rFonts w:ascii="Calibri" w:eastAsia="Times New Roman" w:hAnsi="Calibri" w:cs="Calibri"/>
+          <w:color w:val="1F2937"/>
+          <w:sz w:val="22"/>
+          <w:szCs w:val="22"/>
+        </w:rPr>
+        <w:t>0 × 160 input) flips lines with 180° probability &gt; 0.9.</w:t>
       </w:r>
     </w:p>
     <w:p>
@@ -7356,7 +7666,7 @@
           <w:sz w:val="22"/>
           <w:szCs w:val="22"/>
         </w:rPr>
-        <w:t>Greedy CTC decod</w:t>
+        <w:t>Greedy CTC decoding: arg-max per time step, blanks and repea</w:t>
       </w:r>
       <w:r>
         <w:rPr>
@@ -7365,7 +7675,7 @@
           <w:sz w:val="22"/>
           <w:szCs w:val="22"/>
         </w:rPr>
-        <w:t>ing: arg-max per time step, blanks and repeats removed; class count = dictionary size + 2 (blank, space). The dictionary file is preferred; the model's 'character' metadata is a fallback.</w:t>
+        <w:t>ts removed; class count = dictionary size + 2 (blank, space). The dictionary file is preferred; the model's 'character' metadata is a fallback.</w:t>
       </w:r>
     </w:p>
     <w:p>
@@ -7389,7 +7699,7 @@
           <w:sz w:val="22"/>
           <w:szCs w:val="22"/>
         </w:rPr>
-        <w:t>Per-character confidence and centre position are kept; positions are</w:t>
+        <w:t>Per-character confidence and centre position are kept; positions are mapped along the line to page x-coordinates</w:t>
       </w:r>
       <w:r>
         <w:rPr>
@@ -7398,7 +7708,7 @@
           <w:sz w:val="22"/>
           <w:szCs w:val="22"/>
         </w:rPr>
-        <w:t xml:space="preserve"> mapped along the line to page x-coordinates (used for table cell splitting and low-confidence highlighting).</w:t>
+        <w:t xml:space="preserve"> (used for table cell splitting and low-confidence highlighting).</w:t>
       </w:r>
     </w:p>
     <w:p>
@@ -7432,7 +7742,7 @@
           <w:rFonts w:eastAsia="Times New Roman"/>
         </w:rPr>
       </w:pPr>
-      <w:bookmarkStart w:id="13" w:name="_Toc241118661"/>
+      <w:bookmarkStart w:id="13" w:name="_Toc241126005"/>
       <w:r>
         <w:rPr>
           <w:rFonts w:eastAsia="Times New Roman"/>
@@ -7603,54 +7913,54 @@
                 <w:sz w:val="20"/>
                 <w:szCs w:val="20"/>
               </w:rPr>
-              <w:t>Ba</w:t>
-            </w:r>
-            <w:r>
-              <w:rPr>
-                <w:rFonts w:ascii="Calibri" w:eastAsia="Times New Roman" w:hAnsi="Calibri" w:cs="Calibri"/>
-                <w:color w:val="1F2937"/>
-                <w:sz w:val="20"/>
-                <w:szCs w:val="20"/>
-              </w:rPr>
-              <w:t>ckground</w:t>
-            </w:r>
-          </w:p>
-        </w:tc>
-        <w:tc>
-          <w:tcPr>
-            <w:tcW w:w="0" w:type="auto"/>
-            <w:tcBorders>
-              <w:top w:val="single" w:sz="6" w:space="0" w:color="C9D3CF"/>
-              <w:left w:val="single" w:sz="6" w:space="0" w:color="C9D3CF"/>
-              <w:bottom w:val="single" w:sz="6" w:space="0" w:color="C9D3CF"/>
-              <w:right w:val="single" w:sz="6" w:space="0" w:color="C9D3CF"/>
-            </w:tcBorders>
-            <w:tcMar>
-              <w:top w:w="60" w:type="dxa"/>
-              <w:left w:w="100" w:type="dxa"/>
-              <w:bottom w:w="60" w:type="dxa"/>
-              <w:right w:w="100" w:type="dxa"/>
-            </w:tcMar>
-            <w:hideMark/>
-          </w:tcPr>
-          <w:p>
-            <w:pPr>
-              <w:spacing w:before="80" w:after="160"/>
-              <w:rPr>
-                <w:rFonts w:ascii="Calibri" w:eastAsia="Times New Roman" w:hAnsi="Calibri" w:cs="Calibri"/>
-                <w:color w:val="1F2937"/>
-                <w:sz w:val="20"/>
-                <w:szCs w:val="20"/>
-              </w:rPr>
-            </w:pPr>
-            <w:r>
-              <w:rPr>
-                <w:rFonts w:ascii="Calibri" w:eastAsia="Times New Roman" w:hAnsi="Calibri" w:cs="Calibri"/>
-                <w:color w:val="1F2937"/>
-                <w:sz w:val="20"/>
-                <w:szCs w:val="20"/>
-              </w:rPr>
-              <w:t>Mode of coarsely quantised colors on a sparse grid; near-white becomes pure white.</w:t>
+              <w:t>Background</w:t>
+            </w:r>
+          </w:p>
+        </w:tc>
+        <w:tc>
+          <w:tcPr>
+            <w:tcW w:w="0" w:type="auto"/>
+            <w:tcBorders>
+              <w:top w:val="single" w:sz="6" w:space="0" w:color="C9D3CF"/>
+              <w:left w:val="single" w:sz="6" w:space="0" w:color="C9D3CF"/>
+              <w:bottom w:val="single" w:sz="6" w:space="0" w:color="C9D3CF"/>
+              <w:right w:val="single" w:sz="6" w:space="0" w:color="C9D3CF"/>
+            </w:tcBorders>
+            <w:tcMar>
+              <w:top w:w="60" w:type="dxa"/>
+              <w:left w:w="100" w:type="dxa"/>
+              <w:bottom w:w="60" w:type="dxa"/>
+              <w:right w:w="100" w:type="dxa"/>
+            </w:tcMar>
+            <w:hideMark/>
+          </w:tcPr>
+          <w:p>
+            <w:pPr>
+              <w:spacing w:before="80" w:after="160"/>
+              <w:rPr>
+                <w:rFonts w:ascii="Calibri" w:eastAsia="Times New Roman" w:hAnsi="Calibri" w:cs="Calibri"/>
+                <w:color w:val="1F2937"/>
+                <w:sz w:val="20"/>
+                <w:szCs w:val="20"/>
+              </w:rPr>
+            </w:pPr>
+            <w:r>
+              <w:rPr>
+                <w:rFonts w:ascii="Calibri" w:eastAsia="Times New Roman" w:hAnsi="Calibri" w:cs="Calibri"/>
+                <w:color w:val="1F2937"/>
+                <w:sz w:val="20"/>
+                <w:szCs w:val="20"/>
+              </w:rPr>
+              <w:t>Mode of coarsely quantised colors o</w:t>
+            </w:r>
+            <w:r>
+              <w:rPr>
+                <w:rFonts w:ascii="Calibri" w:eastAsia="Times New Roman" w:hAnsi="Calibri" w:cs="Calibri"/>
+                <w:color w:val="1F2937"/>
+                <w:sz w:val="20"/>
+                <w:szCs w:val="20"/>
+              </w:rPr>
+              <w:t>n a sparse grid; near-white becomes pure white.</w:t>
             </w:r>
           </w:p>
         </w:tc>
@@ -8473,7 +8783,7 @@
           <w:rFonts w:eastAsia="Times New Roman"/>
         </w:rPr>
       </w:pPr>
-      <w:bookmarkStart w:id="14" w:name="_Toc241118662"/>
+      <w:bookmarkStart w:id="14" w:name="_Toc241126006"/>
       <w:r>
         <w:rPr>
           <w:rFonts w:eastAsia="Times New Roman"/>
@@ -8585,7 +8895,7 @@
           <w:rFonts w:eastAsia="Times New Roman"/>
         </w:rPr>
       </w:pPr>
-      <w:bookmarkStart w:id="15" w:name="_Toc241118663"/>
+      <w:bookmarkStart w:id="15" w:name="_Toc241126007"/>
       <w:r>
         <w:rPr>
           <w:rFonts w:eastAsia="Times New Roman"/>
@@ -8601,7 +8911,7 @@
           <w:rFonts w:eastAsia="Times New Roman"/>
         </w:rPr>
       </w:pPr>
-      <w:bookmarkStart w:id="16" w:name="_Toc241118664"/>
+      <w:bookmarkStart w:id="16" w:name="_Toc241126008"/>
       <w:r>
         <w:rPr>
           <w:rFonts w:eastAsia="Times New Roman"/>
@@ -9738,7 +10048,7 @@
           <w:rFonts w:eastAsia="Times New Roman"/>
         </w:rPr>
       </w:pPr>
-      <w:bookmarkStart w:id="17" w:name="_Toc241118665"/>
+      <w:bookmarkStart w:id="17" w:name="_Toc241126009"/>
       <w:r>
         <w:rPr>
           <w:rFonts w:eastAsia="Times New Roman"/>
@@ -11012,7 +11322,7 @@
           <w:rFonts w:eastAsia="Times New Roman"/>
         </w:rPr>
       </w:pPr>
-      <w:bookmarkStart w:id="18" w:name="_Toc241118666"/>
+      <w:bookmarkStart w:id="18" w:name="_Toc241126010"/>
       <w:r>
         <w:rPr>
           <w:rFonts w:eastAsia="Times New Roman"/>
@@ -12654,7 +12964,7 @@
           <w:rFonts w:eastAsia="Times New Roman"/>
         </w:rPr>
       </w:pPr>
-      <w:bookmarkStart w:id="19" w:name="_Toc241118667"/>
+      <w:bookmarkStart w:id="19" w:name="_Toc241126011"/>
       <w:r>
         <w:rPr>
           <w:rFonts w:eastAsia="Times New Roman"/>
@@ -14604,7 +14914,7 @@
           <w:rFonts w:eastAsia="Times New Roman"/>
         </w:rPr>
       </w:pPr>
-      <w:bookmarkStart w:id="20" w:name="_Toc241118668"/>
+      <w:bookmarkStart w:id="20" w:name="_Toc241126012"/>
       <w:r>
         <w:rPr>
           <w:rFonts w:eastAsia="Times New Roman"/>
@@ -14697,7 +15007,7 @@
           <w:rFonts w:eastAsia="Times New Roman"/>
         </w:rPr>
       </w:pPr>
-      <w:bookmarkStart w:id="21" w:name="_Toc241118669"/>
+      <w:bookmarkStart w:id="21" w:name="_Toc241126013"/>
       <w:r>
         <w:rPr>
           <w:rFonts w:eastAsia="Times New Roman"/>
@@ -15957,7 +16267,7 @@
           <w:rFonts w:eastAsia="Times New Roman"/>
         </w:rPr>
       </w:pPr>
-      <w:bookmarkStart w:id="22" w:name="_Toc241118670"/>
+      <w:bookmarkStart w:id="22" w:name="_Toc241126014"/>
       <w:r>
         <w:rPr>
           <w:rFonts w:eastAsia="Times New Roman"/>
@@ -16120,7 +16430,7 @@
           <w:rFonts w:eastAsia="Times New Roman"/>
         </w:rPr>
       </w:pPr>
-      <w:bookmarkStart w:id="23" w:name="_Toc241118671"/>
+      <w:bookmarkStart w:id="23" w:name="_Toc241126015"/>
       <w:r>
         <w:rPr>
           <w:rFonts w:eastAsia="Times New Roman"/>
@@ -16281,14 +16591,43 @@
           <w:rFonts w:eastAsia="Times New Roman"/>
         </w:rPr>
       </w:pPr>
-      <w:bookmarkStart w:id="24" w:name="_Toc241118672"/>
+      <w:bookmarkStart w:id="24" w:name="_Toc241126016"/>
       <w:r>
         <w:rPr>
           <w:rFonts w:eastAsia="Times New Roman"/>
         </w:rPr>
-        <w:t>7. Error handling and logging</w:t>
+        <w:t>7. User interface localization</w:t>
       </w:r>
       <w:bookmarkEnd w:id="24"/>
+    </w:p>
+    <w:p>
+      <w:pPr>
+        <w:pStyle w:val="NormalWeb"/>
+        <w:rPr>
+          <w:rFonts w:ascii="Calibri" w:hAnsi="Calibri" w:cs="Calibri"/>
+          <w:color w:val="1F2937"/>
+          <w:sz w:val="22"/>
+          <w:szCs w:val="22"/>
+        </w:rPr>
+      </w:pPr>
+      <w:r>
+        <w:rPr>
+          <w:rFonts w:ascii="Calibri" w:hAnsi="Calibri" w:cs="Calibri"/>
+          <w:color w:val="1F2937"/>
+          <w:sz w:val="22"/>
+          <w:szCs w:val="22"/>
+        </w:rPr>
+        <w:t>The int</w:t>
+      </w:r>
+      <w:r>
+        <w:rPr>
+          <w:rFonts w:ascii="Calibri" w:hAnsi="Calibri" w:cs="Calibri"/>
+          <w:color w:val="1F2937"/>
+          <w:sz w:val="22"/>
+          <w:szCs w:val="22"/>
+        </w:rPr>
+        <w:t>erface is translated with gettext PO catalogs (FR-38). Source strings in the code are English; the translation happens at run time.</w:t>
+      </w:r>
     </w:p>
     <w:p>
       <w:pPr>
@@ -16304,13 +16643,1425 @@
         <w:rPr>
           <w:rFonts w:ascii="Calibri" w:hAnsi="Calibri" w:cs="Calibri"/>
         </w:rPr>
-        <w:t>Table 11</w:t>
-      </w:r>
-      <w:r>
+        <w:t>Table 11 – Localization design</w:t>
+      </w:r>
+    </w:p>
+    <w:tbl>
+      <w:tblPr>
+        <w:tblW w:w="5000" w:type="pct"/>
+        <w:tblCellMar>
+          <w:top w:w="15" w:type="dxa"/>
+          <w:left w:w="15" w:type="dxa"/>
+          <w:bottom w:w="15" w:type="dxa"/>
+          <w:right w:w="15" w:type="dxa"/>
+        </w:tblCellMar>
+        <w:tblLook w:val="04A0" w:firstRow="1" w:lastRow="0" w:firstColumn="1" w:lastColumn="0" w:noHBand="0" w:noVBand="1"/>
+      </w:tblPr>
+      <w:tblGrid>
+        <w:gridCol w:w="2161"/>
+        <w:gridCol w:w="7236"/>
+      </w:tblGrid>
+      <w:tr>
+        <w:trPr>
+          <w:cantSplit/>
+          <w:tblHeader/>
+        </w:trPr>
+        <w:tc>
+          <w:tcPr>
+            <w:tcW w:w="1100" w:type="pct"/>
+            <w:tcBorders>
+              <w:top w:val="single" w:sz="6" w:space="0" w:color="9FCBB7"/>
+              <w:left w:val="single" w:sz="6" w:space="0" w:color="9FCBB7"/>
+              <w:bottom w:val="single" w:sz="6" w:space="0" w:color="9FCBB7"/>
+              <w:right w:val="single" w:sz="6" w:space="0" w:color="9FCBB7"/>
+            </w:tcBorders>
+            <w:shd w:val="clear" w:color="auto" w:fill="E1F3EB"/>
+            <w:tcMar>
+              <w:top w:w="80" w:type="dxa"/>
+              <w:left w:w="100" w:type="dxa"/>
+              <w:bottom w:w="80" w:type="dxa"/>
+              <w:right w:w="100" w:type="dxa"/>
+            </w:tcMar>
+            <w:hideMark/>
+          </w:tcPr>
+          <w:p>
+            <w:pPr>
+              <w:spacing w:before="80" w:after="160"/>
+              <w:rPr>
+                <w:rFonts w:ascii="Calibri" w:eastAsia="Times New Roman" w:hAnsi="Calibri" w:cs="Calibri"/>
+                <w:b/>
+                <w:bCs/>
+                <w:color w:val="0E6E4C"/>
+                <w:sz w:val="20"/>
+                <w:szCs w:val="20"/>
+              </w:rPr>
+            </w:pPr>
+            <w:r>
+              <w:rPr>
+                <w:rFonts w:ascii="Calibri" w:eastAsia="Times New Roman" w:hAnsi="Calibri" w:cs="Calibri"/>
+                <w:b/>
+                <w:bCs/>
+                <w:color w:val="0E6E4C"/>
+                <w:sz w:val="20"/>
+                <w:szCs w:val="20"/>
+              </w:rPr>
+              <w:t>Element</w:t>
+            </w:r>
+          </w:p>
+        </w:tc>
+        <w:tc>
+          <w:tcPr>
+            <w:tcW w:w="3900" w:type="pct"/>
+            <w:tcBorders>
+              <w:top w:val="single" w:sz="6" w:space="0" w:color="9FCBB7"/>
+              <w:left w:val="single" w:sz="6" w:space="0" w:color="9FCBB7"/>
+              <w:bottom w:val="single" w:sz="6" w:space="0" w:color="9FCBB7"/>
+              <w:right w:val="single" w:sz="6" w:space="0" w:color="9FCBB7"/>
+            </w:tcBorders>
+            <w:shd w:val="clear" w:color="auto" w:fill="E1F3EB"/>
+            <w:tcMar>
+              <w:top w:w="80" w:type="dxa"/>
+              <w:left w:w="100" w:type="dxa"/>
+              <w:bottom w:w="80" w:type="dxa"/>
+              <w:right w:w="100" w:type="dxa"/>
+            </w:tcMar>
+            <w:hideMark/>
+          </w:tcPr>
+          <w:p>
+            <w:pPr>
+              <w:spacing w:before="80" w:after="160"/>
+              <w:rPr>
+                <w:rFonts w:ascii="Calibri" w:eastAsia="Times New Roman" w:hAnsi="Calibri" w:cs="Calibri"/>
+                <w:b/>
+                <w:bCs/>
+                <w:color w:val="0E6E4C"/>
+                <w:sz w:val="20"/>
+                <w:szCs w:val="20"/>
+              </w:rPr>
+            </w:pPr>
+            <w:r>
+              <w:rPr>
+                <w:rFonts w:ascii="Calibri" w:eastAsia="Times New Roman" w:hAnsi="Calibri" w:cs="Calibri"/>
+                <w:b/>
+                <w:bCs/>
+                <w:color w:val="0E6E4C"/>
+                <w:sz w:val="20"/>
+                <w:szCs w:val="20"/>
+              </w:rPr>
+              <w:t>Design</w:t>
+            </w:r>
+          </w:p>
+        </w:tc>
+      </w:tr>
+      <w:tr>
+        <w:trPr>
+          <w:cantSplit/>
+        </w:trPr>
+        <w:tc>
+          <w:tcPr>
+            <w:tcW w:w="0" w:type="auto"/>
+            <w:tcBorders>
+              <w:top w:val="single" w:sz="6" w:space="0" w:color="C9D3CF"/>
+              <w:left w:val="single" w:sz="6" w:space="0" w:color="C9D3CF"/>
+              <w:bottom w:val="single" w:sz="6" w:space="0" w:color="C9D3CF"/>
+              <w:right w:val="single" w:sz="6" w:space="0" w:color="C9D3CF"/>
+            </w:tcBorders>
+            <w:tcMar>
+              <w:top w:w="60" w:type="dxa"/>
+              <w:left w:w="100" w:type="dxa"/>
+              <w:bottom w:w="60" w:type="dxa"/>
+              <w:right w:w="100" w:type="dxa"/>
+            </w:tcMar>
+            <w:hideMark/>
+          </w:tcPr>
+          <w:p>
+            <w:pPr>
+              <w:spacing w:before="80" w:after="160"/>
+              <w:rPr>
+                <w:rFonts w:ascii="Calibri" w:eastAsia="Times New Roman" w:hAnsi="Calibri" w:cs="Calibri"/>
+                <w:color w:val="1F2937"/>
+                <w:sz w:val="20"/>
+                <w:szCs w:val="20"/>
+              </w:rPr>
+            </w:pPr>
+            <w:r>
+              <w:rPr>
+                <w:rFonts w:ascii="Calibri" w:eastAsia="Times New Roman" w:hAnsi="Calibri" w:cs="Calibri"/>
+                <w:color w:val="1F2937"/>
+                <w:sz w:val="20"/>
+                <w:szCs w:val="20"/>
+              </w:rPr>
+              <w:t>FalconOcr.Localization.L</w:t>
+            </w:r>
+          </w:p>
+        </w:tc>
+        <w:tc>
+          <w:tcPr>
+            <w:tcW w:w="0" w:type="auto"/>
+            <w:tcBorders>
+              <w:top w:val="single" w:sz="6" w:space="0" w:color="C9D3CF"/>
+              <w:left w:val="single" w:sz="6" w:space="0" w:color="C9D3CF"/>
+              <w:bottom w:val="single" w:sz="6" w:space="0" w:color="C9D3CF"/>
+              <w:right w:val="single" w:sz="6" w:space="0" w:color="C9D3CF"/>
+            </w:tcBorders>
+            <w:tcMar>
+              <w:top w:w="60" w:type="dxa"/>
+              <w:left w:w="100" w:type="dxa"/>
+              <w:bottom w:w="60" w:type="dxa"/>
+              <w:right w:w="100" w:type="dxa"/>
+            </w:tcMar>
+            <w:hideMark/>
+          </w:tcPr>
+          <w:p>
+            <w:pPr>
+              <w:spacing w:before="80" w:after="160"/>
+              <w:rPr>
+                <w:rFonts w:ascii="Calibri" w:eastAsia="Times New Roman" w:hAnsi="Calibri" w:cs="Calibri"/>
+                <w:color w:val="1F2937"/>
+                <w:sz w:val="20"/>
+                <w:szCs w:val="20"/>
+              </w:rPr>
+            </w:pPr>
+            <w:r>
+              <w:rPr>
+                <w:rFonts w:ascii="Calibri" w:eastAsia="Times New Roman" w:hAnsi="Calibri" w:cs="Calibri"/>
+                <w:color w:val="1F2937"/>
+                <w:sz w:val="20"/>
+                <w:szCs w:val="20"/>
+              </w:rPr>
+              <w:t>L.T("English text"</w:t>
+            </w:r>
+            <w:r>
+              <w:rPr>
+                <w:rFonts w:ascii="Calibri" w:eastAsia="Times New Roman" w:hAnsi="Calibri" w:cs="Calibri"/>
+                <w:color w:val="1F2937"/>
+                <w:sz w:val="20"/>
+                <w:szCs w:val="20"/>
+              </w:rPr>
+              <w:t>) returns the translation of the active catalog or the English text; L.F("… {0} …", args) translates a composite format string and formats it. Languages: en, zh_CN (</w:t>
+            </w:r>
+            <w:r>
+              <w:rPr>
+                <w:rFonts w:ascii="Microsoft JhengHei" w:eastAsia="Microsoft JhengHei" w:hAnsi="Microsoft JhengHei" w:cs="Microsoft JhengHei" w:hint="eastAsia"/>
+                <w:color w:val="1F2937"/>
+                <w:sz w:val="20"/>
+                <w:szCs w:val="20"/>
+              </w:rPr>
+              <w:t>简体中文</w:t>
+            </w:r>
+            <w:r>
+              <w:rPr>
+                <w:rFonts w:ascii="Calibri" w:eastAsia="Times New Roman" w:hAnsi="Calibri" w:cs="Calibri"/>
+                <w:color w:val="1F2937"/>
+                <w:sz w:val="20"/>
+                <w:szCs w:val="20"/>
+              </w:rPr>
+              <w:t>), ja (</w:t>
+            </w:r>
+            <w:r>
+              <w:rPr>
+                <w:rFonts w:ascii="MS Gothic" w:eastAsia="MS Gothic" w:hAnsi="MS Gothic" w:cs="MS Gothic" w:hint="eastAsia"/>
+                <w:color w:val="1F2937"/>
+                <w:sz w:val="20"/>
+                <w:szCs w:val="20"/>
+              </w:rPr>
+              <w:t>日本語</w:t>
+            </w:r>
+            <w:r>
+              <w:rPr>
+                <w:rFonts w:ascii="Calibri" w:eastAsia="Times New Roman" w:hAnsi="Calibri" w:cs="Calibri"/>
+                <w:color w:val="1F2937"/>
+                <w:sz w:val="20"/>
+                <w:szCs w:val="20"/>
+              </w:rPr>
+              <w:t>).</w:t>
+            </w:r>
+          </w:p>
+        </w:tc>
+      </w:tr>
+      <w:tr>
+        <w:trPr>
+          <w:cantSplit/>
+        </w:trPr>
+        <w:tc>
+          <w:tcPr>
+            <w:tcW w:w="0" w:type="auto"/>
+            <w:tcBorders>
+              <w:top w:val="single" w:sz="6" w:space="0" w:color="C9D3CF"/>
+              <w:left w:val="single" w:sz="6" w:space="0" w:color="C9D3CF"/>
+              <w:bottom w:val="single" w:sz="6" w:space="0" w:color="C9D3CF"/>
+              <w:right w:val="single" w:sz="6" w:space="0" w:color="C9D3CF"/>
+            </w:tcBorders>
+            <w:tcMar>
+              <w:top w:w="60" w:type="dxa"/>
+              <w:left w:w="100" w:type="dxa"/>
+              <w:bottom w:w="60" w:type="dxa"/>
+              <w:right w:w="100" w:type="dxa"/>
+            </w:tcMar>
+            <w:hideMark/>
+          </w:tcPr>
+          <w:p>
+            <w:pPr>
+              <w:spacing w:before="80" w:after="160"/>
+              <w:rPr>
+                <w:rFonts w:ascii="Calibri" w:eastAsia="Times New Roman" w:hAnsi="Calibri" w:cs="Calibri"/>
+                <w:color w:val="1F2937"/>
+                <w:sz w:val="20"/>
+                <w:szCs w:val="20"/>
+              </w:rPr>
+            </w:pPr>
+            <w:r>
+              <w:rPr>
+                <w:rFonts w:ascii="Calibri" w:eastAsia="Times New Roman" w:hAnsi="Calibri" w:cs="Calibri"/>
+                <w:color w:val="1F2937"/>
+                <w:sz w:val="20"/>
+                <w:szCs w:val="20"/>
+              </w:rPr>
+              <w:t>PoFile</w:t>
+            </w:r>
+          </w:p>
+        </w:tc>
+        <w:tc>
+          <w:tcPr>
+            <w:tcW w:w="0" w:type="auto"/>
+            <w:tcBorders>
+              <w:top w:val="single" w:sz="6" w:space="0" w:color="C9D3CF"/>
+              <w:left w:val="single" w:sz="6" w:space="0" w:color="C9D3CF"/>
+              <w:bottom w:val="single" w:sz="6" w:space="0" w:color="C9D3CF"/>
+              <w:right w:val="single" w:sz="6" w:space="0" w:color="C9D3CF"/>
+            </w:tcBorders>
+            <w:tcMar>
+              <w:top w:w="60" w:type="dxa"/>
+              <w:left w:w="100" w:type="dxa"/>
+              <w:bottom w:w="60" w:type="dxa"/>
+              <w:right w:w="100" w:type="dxa"/>
+            </w:tcMar>
+            <w:hideMark/>
+          </w:tcPr>
+          <w:p>
+            <w:pPr>
+              <w:spacing w:before="80" w:after="160"/>
+              <w:rPr>
+                <w:rFonts w:ascii="Calibri" w:eastAsia="Times New Roman" w:hAnsi="Calibri" w:cs="Calibri"/>
+                <w:color w:val="1F2937"/>
+                <w:sz w:val="20"/>
+                <w:szCs w:val="20"/>
+              </w:rPr>
+            </w:pPr>
+            <w:r>
+              <w:rPr>
+                <w:rFonts w:ascii="Calibri" w:eastAsia="Times New Roman" w:hAnsi="Calibri" w:cs="Calibri"/>
+                <w:color w:val="1F2937"/>
+                <w:sz w:val="20"/>
+                <w:szCs w:val="20"/>
+              </w:rPr>
+              <w:t>Minimal PO reader in Core: msgid/msgstr, multi-line strings, C esc</w:t>
+            </w:r>
+            <w:r>
+              <w:rPr>
+                <w:rFonts w:ascii="Calibri" w:eastAsia="Times New Roman" w:hAnsi="Calibri" w:cs="Calibri"/>
+                <w:color w:val="1F2937"/>
+                <w:sz w:val="20"/>
+                <w:szCs w:val="20"/>
+              </w:rPr>
+              <w:t>apes (\n, \t, \", \\); comments, flags and msgctxt are ignored.</w:t>
+            </w:r>
+          </w:p>
+        </w:tc>
+      </w:tr>
+      <w:tr>
+        <w:trPr>
+          <w:cantSplit/>
+        </w:trPr>
+        <w:tc>
+          <w:tcPr>
+            <w:tcW w:w="0" w:type="auto"/>
+            <w:tcBorders>
+              <w:top w:val="single" w:sz="6" w:space="0" w:color="C9D3CF"/>
+              <w:left w:val="single" w:sz="6" w:space="0" w:color="C9D3CF"/>
+              <w:bottom w:val="single" w:sz="6" w:space="0" w:color="C9D3CF"/>
+              <w:right w:val="single" w:sz="6" w:space="0" w:color="C9D3CF"/>
+            </w:tcBorders>
+            <w:tcMar>
+              <w:top w:w="60" w:type="dxa"/>
+              <w:left w:w="100" w:type="dxa"/>
+              <w:bottom w:w="60" w:type="dxa"/>
+              <w:right w:w="100" w:type="dxa"/>
+            </w:tcMar>
+            <w:hideMark/>
+          </w:tcPr>
+          <w:p>
+            <w:pPr>
+              <w:spacing w:before="80" w:after="160"/>
+              <w:rPr>
+                <w:rFonts w:ascii="Calibri" w:eastAsia="Times New Roman" w:hAnsi="Calibri" w:cs="Calibri"/>
+                <w:color w:val="1F2937"/>
+                <w:sz w:val="20"/>
+                <w:szCs w:val="20"/>
+              </w:rPr>
+            </w:pPr>
+            <w:r>
+              <w:rPr>
+                <w:rFonts w:ascii="Calibri" w:eastAsia="Times New Roman" w:hAnsi="Calibri" w:cs="Calibri"/>
+                <w:color w:val="1F2937"/>
+                <w:sz w:val="20"/>
+                <w:szCs w:val="20"/>
+              </w:rPr>
+              <w:t>Catalogs</w:t>
+            </w:r>
+          </w:p>
+        </w:tc>
+        <w:tc>
+          <w:tcPr>
+            <w:tcW w:w="0" w:type="auto"/>
+            <w:tcBorders>
+              <w:top w:val="single" w:sz="6" w:space="0" w:color="C9D3CF"/>
+              <w:left w:val="single" w:sz="6" w:space="0" w:color="C9D3CF"/>
+              <w:bottom w:val="single" w:sz="6" w:space="0" w:color="C9D3CF"/>
+              <w:right w:val="single" w:sz="6" w:space="0" w:color="C9D3CF"/>
+            </w:tcBorders>
+            <w:tcMar>
+              <w:top w:w="60" w:type="dxa"/>
+              <w:left w:w="100" w:type="dxa"/>
+              <w:bottom w:w="60" w:type="dxa"/>
+              <w:right w:w="100" w:type="dxa"/>
+            </w:tcMar>
+            <w:hideMark/>
+          </w:tcPr>
+          <w:p>
+            <w:pPr>
+              <w:spacing w:before="80" w:after="160"/>
+              <w:rPr>
+                <w:rFonts w:ascii="Calibri" w:eastAsia="Times New Roman" w:hAnsi="Calibri" w:cs="Calibri"/>
+                <w:color w:val="1F2937"/>
+                <w:sz w:val="20"/>
+                <w:szCs w:val="20"/>
+              </w:rPr>
+            </w:pPr>
+            <w:r>
+              <w:rPr>
+                <w:rFonts w:ascii="Calibri" w:eastAsia="Times New Roman" w:hAnsi="Calibri" w:cs="Calibri"/>
+                <w:color w:val="1F2937"/>
+                <w:sz w:val="20"/>
+                <w:szCs w:val="20"/>
+              </w:rPr>
+              <w:t xml:space="preserve">lang\zh_CN.po and lang\ja.po (UTF-8) are copied next to the executable by FalconOcr.Core.csproj; lang\falcon-ocr.pot is the template. They can be edited with Poedit or a text editor </w:t>
+            </w:r>
+            <w:r>
+              <w:rPr>
+                <w:rFonts w:ascii="Calibri" w:eastAsia="Times New Roman" w:hAnsi="Calibri" w:cs="Calibri"/>
+                <w:color w:val="1F2937"/>
+                <w:sz w:val="20"/>
+                <w:szCs w:val="20"/>
+              </w:rPr>
+              <w:t>without rebuilding.</w:t>
+            </w:r>
+          </w:p>
+        </w:tc>
+      </w:tr>
+      <w:tr>
+        <w:trPr>
+          <w:cantSplit/>
+        </w:trPr>
+        <w:tc>
+          <w:tcPr>
+            <w:tcW w:w="0" w:type="auto"/>
+            <w:tcBorders>
+              <w:top w:val="single" w:sz="6" w:space="0" w:color="C9D3CF"/>
+              <w:left w:val="single" w:sz="6" w:space="0" w:color="C9D3CF"/>
+              <w:bottom w:val="single" w:sz="6" w:space="0" w:color="C9D3CF"/>
+              <w:right w:val="single" w:sz="6" w:space="0" w:color="C9D3CF"/>
+            </w:tcBorders>
+            <w:tcMar>
+              <w:top w:w="60" w:type="dxa"/>
+              <w:left w:w="100" w:type="dxa"/>
+              <w:bottom w:w="60" w:type="dxa"/>
+              <w:right w:w="100" w:type="dxa"/>
+            </w:tcMar>
+            <w:hideMark/>
+          </w:tcPr>
+          <w:p>
+            <w:pPr>
+              <w:spacing w:before="80" w:after="160"/>
+              <w:rPr>
+                <w:rFonts w:ascii="Calibri" w:eastAsia="Times New Roman" w:hAnsi="Calibri" w:cs="Calibri"/>
+                <w:color w:val="1F2937"/>
+                <w:sz w:val="20"/>
+                <w:szCs w:val="20"/>
+              </w:rPr>
+            </w:pPr>
+            <w:r>
+              <w:rPr>
+                <w:rFonts w:ascii="Calibri" w:eastAsia="Times New Roman" w:hAnsi="Calibri" w:cs="Calibri"/>
+                <w:color w:val="1F2937"/>
+                <w:sz w:val="20"/>
+                <w:szCs w:val="20"/>
+              </w:rPr>
+              <w:t>Language selection</w:t>
+            </w:r>
+          </w:p>
+        </w:tc>
+        <w:tc>
+          <w:tcPr>
+            <w:tcW w:w="0" w:type="auto"/>
+            <w:tcBorders>
+              <w:top w:val="single" w:sz="6" w:space="0" w:color="C9D3CF"/>
+              <w:left w:val="single" w:sz="6" w:space="0" w:color="C9D3CF"/>
+              <w:bottom w:val="single" w:sz="6" w:space="0" w:color="C9D3CF"/>
+              <w:right w:val="single" w:sz="6" w:space="0" w:color="C9D3CF"/>
+            </w:tcBorders>
+            <w:tcMar>
+              <w:top w:w="60" w:type="dxa"/>
+              <w:left w:w="100" w:type="dxa"/>
+              <w:bottom w:w="60" w:type="dxa"/>
+              <w:right w:w="100" w:type="dxa"/>
+            </w:tcMar>
+            <w:hideMark/>
+          </w:tcPr>
+          <w:p>
+            <w:pPr>
+              <w:spacing w:before="80" w:after="160"/>
+              <w:rPr>
+                <w:rFonts w:ascii="Calibri" w:eastAsia="Times New Roman" w:hAnsi="Calibri" w:cs="Calibri"/>
+                <w:color w:val="1F2937"/>
+                <w:sz w:val="20"/>
+                <w:szCs w:val="20"/>
+              </w:rPr>
+            </w:pPr>
+            <w:r>
+              <w:rPr>
+                <w:rFonts w:ascii="Calibri" w:eastAsia="Times New Roman" w:hAnsi="Calibri" w:cs="Calibri"/>
+                <w:color w:val="1F2937"/>
+                <w:sz w:val="20"/>
+                <w:szCs w:val="20"/>
+              </w:rPr>
+              <w:t>Settings → General → Interface language (AppSettings.UiLanguage). Program.Main loads the catalog before any window is created; without a setting the Windows display language is used. Changing the language offers an i</w:t>
+            </w:r>
+            <w:r>
+              <w:rPr>
+                <w:rFonts w:ascii="Calibri" w:eastAsia="Times New Roman" w:hAnsi="Calibri" w:cs="Calibri"/>
+                <w:color w:val="1F2937"/>
+                <w:sz w:val="20"/>
+                <w:szCs w:val="20"/>
+              </w:rPr>
+              <w:t>mmediate restart (texts are created with the windows).</w:t>
+            </w:r>
+          </w:p>
+        </w:tc>
+      </w:tr>
+      <w:tr>
+        <w:trPr>
+          <w:cantSplit/>
+        </w:trPr>
+        <w:tc>
+          <w:tcPr>
+            <w:tcW w:w="0" w:type="auto"/>
+            <w:tcBorders>
+              <w:top w:val="single" w:sz="6" w:space="0" w:color="C9D3CF"/>
+              <w:left w:val="single" w:sz="6" w:space="0" w:color="C9D3CF"/>
+              <w:bottom w:val="single" w:sz="6" w:space="0" w:color="C9D3CF"/>
+              <w:right w:val="single" w:sz="6" w:space="0" w:color="C9D3CF"/>
+            </w:tcBorders>
+            <w:tcMar>
+              <w:top w:w="60" w:type="dxa"/>
+              <w:left w:w="100" w:type="dxa"/>
+              <w:bottom w:w="60" w:type="dxa"/>
+              <w:right w:w="100" w:type="dxa"/>
+            </w:tcMar>
+            <w:hideMark/>
+          </w:tcPr>
+          <w:p>
+            <w:pPr>
+              <w:spacing w:before="80" w:after="160"/>
+              <w:rPr>
+                <w:rFonts w:ascii="Calibri" w:eastAsia="Times New Roman" w:hAnsi="Calibri" w:cs="Calibri"/>
+                <w:color w:val="1F2937"/>
+                <w:sz w:val="20"/>
+                <w:szCs w:val="20"/>
+              </w:rPr>
+            </w:pPr>
+            <w:r>
+              <w:rPr>
+                <w:rFonts w:ascii="Calibri" w:eastAsia="Times New Roman" w:hAnsi="Calibri" w:cs="Calibri"/>
+                <w:color w:val="1F2937"/>
+                <w:sz w:val="20"/>
+                <w:szCs w:val="20"/>
+              </w:rPr>
+              <w:t>Fonts</w:t>
+            </w:r>
+          </w:p>
+        </w:tc>
+        <w:tc>
+          <w:tcPr>
+            <w:tcW w:w="0" w:type="auto"/>
+            <w:tcBorders>
+              <w:top w:val="single" w:sz="6" w:space="0" w:color="C9D3CF"/>
+              <w:left w:val="single" w:sz="6" w:space="0" w:color="C9D3CF"/>
+              <w:bottom w:val="single" w:sz="6" w:space="0" w:color="C9D3CF"/>
+              <w:right w:val="single" w:sz="6" w:space="0" w:color="C9D3CF"/>
+            </w:tcBorders>
+            <w:tcMar>
+              <w:top w:w="60" w:type="dxa"/>
+              <w:left w:w="100" w:type="dxa"/>
+              <w:bottom w:w="60" w:type="dxa"/>
+              <w:right w:w="100" w:type="dxa"/>
+            </w:tcMar>
+            <w:hideMark/>
+          </w:tcPr>
+          <w:p>
+            <w:pPr>
+              <w:spacing w:before="80" w:after="160"/>
+              <w:rPr>
+                <w:rFonts w:ascii="Calibri" w:eastAsia="Times New Roman" w:hAnsi="Calibri" w:cs="Calibri"/>
+                <w:color w:val="1F2937"/>
+                <w:sz w:val="20"/>
+                <w:szCs w:val="20"/>
+              </w:rPr>
+            </w:pPr>
+            <w:r>
+              <w:rPr>
+                <w:rFonts w:ascii="Calibri" w:eastAsia="Times New Roman" w:hAnsi="Calibri" w:cs="Calibri"/>
+                <w:color w:val="1F2937"/>
+                <w:sz w:val="20"/>
+                <w:szCs w:val="20"/>
+              </w:rPr>
+              <w:t>Theme picks the UI font per language: Segoe UI (English), Microsoft YaHei UI (Chinese), Yu Gothic UI (Japanese) — Segoe UI has no CJK glyphs.</w:t>
+            </w:r>
+          </w:p>
+        </w:tc>
+      </w:tr>
+      <w:tr>
+        <w:trPr>
+          <w:cantSplit/>
+        </w:trPr>
+        <w:tc>
+          <w:tcPr>
+            <w:tcW w:w="0" w:type="auto"/>
+            <w:tcBorders>
+              <w:top w:val="single" w:sz="6" w:space="0" w:color="C9D3CF"/>
+              <w:left w:val="single" w:sz="6" w:space="0" w:color="C9D3CF"/>
+              <w:bottom w:val="single" w:sz="6" w:space="0" w:color="C9D3CF"/>
+              <w:right w:val="single" w:sz="6" w:space="0" w:color="C9D3CF"/>
+            </w:tcBorders>
+            <w:tcMar>
+              <w:top w:w="60" w:type="dxa"/>
+              <w:left w:w="100" w:type="dxa"/>
+              <w:bottom w:w="60" w:type="dxa"/>
+              <w:right w:w="100" w:type="dxa"/>
+            </w:tcMar>
+            <w:hideMark/>
+          </w:tcPr>
+          <w:p>
+            <w:pPr>
+              <w:spacing w:before="80" w:after="160"/>
+              <w:rPr>
+                <w:rFonts w:ascii="Calibri" w:eastAsia="Times New Roman" w:hAnsi="Calibri" w:cs="Calibri"/>
+                <w:color w:val="1F2937"/>
+                <w:sz w:val="20"/>
+                <w:szCs w:val="20"/>
+              </w:rPr>
+            </w:pPr>
+            <w:r>
+              <w:rPr>
+                <w:rFonts w:ascii="Calibri" w:eastAsia="Times New Roman" w:hAnsi="Calibri" w:cs="Calibri"/>
+                <w:color w:val="1F2937"/>
+                <w:sz w:val="20"/>
+                <w:szCs w:val="20"/>
+              </w:rPr>
+              <w:t>Core messages</w:t>
+            </w:r>
+          </w:p>
+        </w:tc>
+        <w:tc>
+          <w:tcPr>
+            <w:tcW w:w="0" w:type="auto"/>
+            <w:tcBorders>
+              <w:top w:val="single" w:sz="6" w:space="0" w:color="C9D3CF"/>
+              <w:left w:val="single" w:sz="6" w:space="0" w:color="C9D3CF"/>
+              <w:bottom w:val="single" w:sz="6" w:space="0" w:color="C9D3CF"/>
+              <w:right w:val="single" w:sz="6" w:space="0" w:color="C9D3CF"/>
+            </w:tcBorders>
+            <w:tcMar>
+              <w:top w:w="60" w:type="dxa"/>
+              <w:left w:w="100" w:type="dxa"/>
+              <w:bottom w:w="60" w:type="dxa"/>
+              <w:right w:w="100" w:type="dxa"/>
+            </w:tcMar>
+            <w:hideMark/>
+          </w:tcPr>
+          <w:p>
+            <w:pPr>
+              <w:spacing w:before="80" w:after="160"/>
+              <w:rPr>
+                <w:rFonts w:ascii="Calibri" w:eastAsia="Times New Roman" w:hAnsi="Calibri" w:cs="Calibri"/>
+                <w:color w:val="1F2937"/>
+                <w:sz w:val="20"/>
+                <w:szCs w:val="20"/>
+              </w:rPr>
+            </w:pPr>
+            <w:r>
+              <w:rPr>
+                <w:rFonts w:ascii="Calibri" w:eastAsia="Times New Roman" w:hAnsi="Calibri" w:cs="Calibri"/>
+                <w:color w:val="1F2937"/>
+                <w:sz w:val="20"/>
+                <w:szCs w:val="20"/>
+              </w:rPr>
+              <w:t>License and trial messages (LicenseCh</w:t>
+            </w:r>
+            <w:r>
+              <w:rPr>
+                <w:rFonts w:ascii="Calibri" w:eastAsia="Times New Roman" w:hAnsi="Calibri" w:cs="Calibri"/>
+                <w:color w:val="1F2937"/>
+                <w:sz w:val="20"/>
+                <w:szCs w:val="20"/>
+              </w:rPr>
+              <w:t>eck.Message, LicenseInfo.ToString, TrialStatus.Message) use L.T/L.F, so they appear translated in the activation window and in Settings.</w:t>
+            </w:r>
+          </w:p>
+        </w:tc>
+      </w:tr>
+      <w:tr>
+        <w:trPr>
+          <w:cantSplit/>
+        </w:trPr>
+        <w:tc>
+          <w:tcPr>
+            <w:tcW w:w="0" w:type="auto"/>
+            <w:tcBorders>
+              <w:top w:val="single" w:sz="6" w:space="0" w:color="C9D3CF"/>
+              <w:left w:val="single" w:sz="6" w:space="0" w:color="C9D3CF"/>
+              <w:bottom w:val="single" w:sz="6" w:space="0" w:color="C9D3CF"/>
+              <w:right w:val="single" w:sz="6" w:space="0" w:color="C9D3CF"/>
+            </w:tcBorders>
+            <w:tcMar>
+              <w:top w:w="60" w:type="dxa"/>
+              <w:left w:w="100" w:type="dxa"/>
+              <w:bottom w:w="60" w:type="dxa"/>
+              <w:right w:w="100" w:type="dxa"/>
+            </w:tcMar>
+            <w:hideMark/>
+          </w:tcPr>
+          <w:p>
+            <w:pPr>
+              <w:spacing w:before="80" w:after="160"/>
+              <w:rPr>
+                <w:rFonts w:ascii="Calibri" w:eastAsia="Times New Roman" w:hAnsi="Calibri" w:cs="Calibri"/>
+                <w:color w:val="1F2937"/>
+                <w:sz w:val="20"/>
+                <w:szCs w:val="20"/>
+              </w:rPr>
+            </w:pPr>
+            <w:r>
+              <w:rPr>
+                <w:rFonts w:ascii="Calibri" w:eastAsia="Times New Roman" w:hAnsi="Calibri" w:cs="Calibri"/>
+                <w:color w:val="1F2937"/>
+                <w:sz w:val="20"/>
+                <w:szCs w:val="20"/>
+              </w:rPr>
+              <w:t>Data vs. text</w:t>
+            </w:r>
+          </w:p>
+        </w:tc>
+        <w:tc>
+          <w:tcPr>
+            <w:tcW w:w="0" w:type="auto"/>
+            <w:tcBorders>
+              <w:top w:val="single" w:sz="6" w:space="0" w:color="C9D3CF"/>
+              <w:left w:val="single" w:sz="6" w:space="0" w:color="C9D3CF"/>
+              <w:bottom w:val="single" w:sz="6" w:space="0" w:color="C9D3CF"/>
+              <w:right w:val="single" w:sz="6" w:space="0" w:color="C9D3CF"/>
+            </w:tcBorders>
+            <w:tcMar>
+              <w:top w:w="60" w:type="dxa"/>
+              <w:left w:w="100" w:type="dxa"/>
+              <w:bottom w:w="60" w:type="dxa"/>
+              <w:right w:w="100" w:type="dxa"/>
+            </w:tcMar>
+            <w:hideMark/>
+          </w:tcPr>
+          <w:p>
+            <w:pPr>
+              <w:spacing w:before="80" w:after="160"/>
+              <w:rPr>
+                <w:rFonts w:ascii="Calibri" w:eastAsia="Times New Roman" w:hAnsi="Calibri" w:cs="Calibri"/>
+                <w:color w:val="1F2937"/>
+                <w:sz w:val="20"/>
+                <w:szCs w:val="20"/>
+              </w:rPr>
+            </w:pPr>
+            <w:r>
+              <w:rPr>
+                <w:rFonts w:ascii="Calibri" w:eastAsia="Times New Roman" w:hAnsi="Calibri" w:cs="Calibri"/>
+                <w:color w:val="1F2937"/>
+                <w:sz w:val="20"/>
+                <w:szCs w:val="20"/>
+              </w:rPr>
+              <w:t xml:space="preserve">Persisted values stay language-neutral (e.g. history format 'Recognition' </w:t>
+            </w:r>
+            <w:r>
+              <w:rPr>
+                <w:rFonts w:ascii="Calibri" w:eastAsia="Times New Roman" w:hAnsi="Calibri" w:cs="Calibri"/>
+                <w:color w:val="1F2937"/>
+                <w:sz w:val="20"/>
+                <w:szCs w:val="20"/>
+              </w:rPr>
+              <w:t>is translated only for display); zoom modes are compared with the translated item text.</w:t>
+            </w:r>
+          </w:p>
+        </w:tc>
+      </w:tr>
+      <w:tr>
+        <w:trPr>
+          <w:cantSplit/>
+        </w:trPr>
+        <w:tc>
+          <w:tcPr>
+            <w:tcW w:w="0" w:type="auto"/>
+            <w:tcBorders>
+              <w:top w:val="single" w:sz="6" w:space="0" w:color="C9D3CF"/>
+              <w:left w:val="single" w:sz="6" w:space="0" w:color="C9D3CF"/>
+              <w:bottom w:val="single" w:sz="6" w:space="0" w:color="C9D3CF"/>
+              <w:right w:val="single" w:sz="6" w:space="0" w:color="C9D3CF"/>
+            </w:tcBorders>
+            <w:tcMar>
+              <w:top w:w="60" w:type="dxa"/>
+              <w:left w:w="100" w:type="dxa"/>
+              <w:bottom w:w="60" w:type="dxa"/>
+              <w:right w:w="100" w:type="dxa"/>
+            </w:tcMar>
+            <w:hideMark/>
+          </w:tcPr>
+          <w:p>
+            <w:pPr>
+              <w:spacing w:before="80" w:after="160"/>
+              <w:rPr>
+                <w:rFonts w:ascii="Calibri" w:eastAsia="Times New Roman" w:hAnsi="Calibri" w:cs="Calibri"/>
+                <w:color w:val="1F2937"/>
+                <w:sz w:val="20"/>
+                <w:szCs w:val="20"/>
+              </w:rPr>
+            </w:pPr>
+            <w:r>
+              <w:rPr>
+                <w:rFonts w:ascii="Calibri" w:eastAsia="Times New Roman" w:hAnsi="Calibri" w:cs="Calibri"/>
+                <w:color w:val="1F2937"/>
+                <w:sz w:val="20"/>
+                <w:szCs w:val="20"/>
+              </w:rPr>
+              <w:t>Tooling</w:t>
+            </w:r>
+          </w:p>
+        </w:tc>
+        <w:tc>
+          <w:tcPr>
+            <w:tcW w:w="0" w:type="auto"/>
+            <w:tcBorders>
+              <w:top w:val="single" w:sz="6" w:space="0" w:color="C9D3CF"/>
+              <w:left w:val="single" w:sz="6" w:space="0" w:color="C9D3CF"/>
+              <w:bottom w:val="single" w:sz="6" w:space="0" w:color="C9D3CF"/>
+              <w:right w:val="single" w:sz="6" w:space="0" w:color="C9D3CF"/>
+            </w:tcBorders>
+            <w:tcMar>
+              <w:top w:w="60" w:type="dxa"/>
+              <w:left w:w="100" w:type="dxa"/>
+              <w:bottom w:w="60" w:type="dxa"/>
+              <w:right w:w="100" w:type="dxa"/>
+            </w:tcMar>
+            <w:hideMark/>
+          </w:tcPr>
+          <w:p>
+            <w:pPr>
+              <w:spacing w:before="80" w:after="160"/>
+              <w:rPr>
+                <w:rFonts w:ascii="Calibri" w:eastAsia="Times New Roman" w:hAnsi="Calibri" w:cs="Calibri"/>
+                <w:color w:val="1F2937"/>
+                <w:sz w:val="20"/>
+                <w:szCs w:val="20"/>
+              </w:rPr>
+            </w:pPr>
+            <w:r>
+              <w:rPr>
+                <w:rFonts w:ascii="Calibri" w:eastAsia="Times New Roman" w:hAnsi="Calibri" w:cs="Calibri"/>
+                <w:color w:val="1F2937"/>
+                <w:sz w:val="20"/>
+                <w:szCs w:val="20"/>
+              </w:rPr>
+              <w:t xml:space="preserve">tools\i18n\po_tool.py extract scans L.T/L.F calls (joining concatenated literals) and updates the .pot and .po files keeping existing translations; po_tool.py </w:t>
+            </w:r>
+            <w:r>
+              <w:rPr>
+                <w:rFonts w:ascii="Calibri" w:eastAsia="Times New Roman" w:hAnsi="Calibri" w:cs="Calibri"/>
+                <w:color w:val="1F2937"/>
+                <w:sz w:val="20"/>
+                <w:szCs w:val="20"/>
+              </w:rPr>
+              <w:t>check reports untranslated entries and placeholder mismatches ({0}, {1:P0} …). tools\i18n\translations.py holds the initial translations (286 messages, 100 % translated).</w:t>
+            </w:r>
+          </w:p>
+        </w:tc>
+      </w:tr>
+    </w:tbl>
+    <w:p>
+      <w:pPr>
+        <w:pStyle w:val="Heading2"/>
+        <w:rPr>
+          <w:rFonts w:eastAsia="Times New Roman"/>
+        </w:rPr>
+      </w:pPr>
+      <w:bookmarkStart w:id="25" w:name="_Toc241126017"/>
+      <w:r>
+        <w:rPr>
+          <w:rFonts w:eastAsia="Times New Roman"/>
+        </w:rPr>
+        <w:t>7.1 Workspace layout extensions</w:t>
+      </w:r>
+      <w:bookmarkEnd w:id="25"/>
+    </w:p>
+    <w:p>
+      <w:pPr>
+        <w:pStyle w:val="caption"/>
+        <w:keepNext/>
+        <w:spacing w:after="40"/>
+        <w:jc w:val="left"/>
         <w:rPr>
           <w:rFonts w:ascii="Calibri" w:hAnsi="Calibri" w:cs="Calibri"/>
         </w:rPr>
-        <w:t xml:space="preserve"> – Error handling</w:t>
+      </w:pPr>
+      <w:r>
+        <w:rPr>
+          <w:rFonts w:ascii="Calibri" w:hAnsi="Calibri" w:cs="Calibri"/>
+        </w:rPr>
+        <w:t>Table 12 – Workspace layout extensions</w:t>
+      </w:r>
+    </w:p>
+    <w:tbl>
+      <w:tblPr>
+        <w:tblW w:w="5000" w:type="pct"/>
+        <w:tblCellMar>
+          <w:top w:w="15" w:type="dxa"/>
+          <w:left w:w="15" w:type="dxa"/>
+          <w:bottom w:w="15" w:type="dxa"/>
+          <w:right w:w="15" w:type="dxa"/>
+        </w:tblCellMar>
+        <w:tblLook w:val="04A0" w:firstRow="1" w:lastRow="0" w:firstColumn="1" w:lastColumn="0" w:noHBand="0" w:noVBand="1"/>
+      </w:tblPr>
+      <w:tblGrid>
+        <w:gridCol w:w="2349"/>
+        <w:gridCol w:w="7048"/>
+      </w:tblGrid>
+      <w:tr>
+        <w:trPr>
+          <w:cantSplit/>
+          <w:tblHeader/>
+        </w:trPr>
+        <w:tc>
+          <w:tcPr>
+            <w:tcW w:w="1250" w:type="pct"/>
+            <w:tcBorders>
+              <w:top w:val="single" w:sz="6" w:space="0" w:color="9FCBB7"/>
+              <w:left w:val="single" w:sz="6" w:space="0" w:color="9FCBB7"/>
+              <w:bottom w:val="single" w:sz="6" w:space="0" w:color="9FCBB7"/>
+              <w:right w:val="single" w:sz="6" w:space="0" w:color="9FCBB7"/>
+            </w:tcBorders>
+            <w:shd w:val="clear" w:color="auto" w:fill="E1F3EB"/>
+            <w:tcMar>
+              <w:top w:w="80" w:type="dxa"/>
+              <w:left w:w="100" w:type="dxa"/>
+              <w:bottom w:w="80" w:type="dxa"/>
+              <w:right w:w="100" w:type="dxa"/>
+            </w:tcMar>
+            <w:hideMark/>
+          </w:tcPr>
+          <w:p>
+            <w:pPr>
+              <w:spacing w:before="80" w:after="160"/>
+              <w:rPr>
+                <w:rFonts w:ascii="Calibri" w:eastAsia="Times New Roman" w:hAnsi="Calibri" w:cs="Calibri"/>
+                <w:b/>
+                <w:bCs/>
+                <w:color w:val="0E6E4C"/>
+                <w:sz w:val="20"/>
+                <w:szCs w:val="20"/>
+              </w:rPr>
+            </w:pPr>
+            <w:r>
+              <w:rPr>
+                <w:rFonts w:ascii="Calibri" w:eastAsia="Times New Roman" w:hAnsi="Calibri" w:cs="Calibri"/>
+                <w:b/>
+                <w:bCs/>
+                <w:color w:val="0E6E4C"/>
+                <w:sz w:val="20"/>
+                <w:szCs w:val="20"/>
+              </w:rPr>
+              <w:t>Feature</w:t>
+            </w:r>
+          </w:p>
+        </w:tc>
+        <w:tc>
+          <w:tcPr>
+            <w:tcW w:w="3750" w:type="pct"/>
+            <w:tcBorders>
+              <w:top w:val="single" w:sz="6" w:space="0" w:color="9FCBB7"/>
+              <w:left w:val="single" w:sz="6" w:space="0" w:color="9FCBB7"/>
+              <w:bottom w:val="single" w:sz="6" w:space="0" w:color="9FCBB7"/>
+              <w:right w:val="single" w:sz="6" w:space="0" w:color="9FCBB7"/>
+            </w:tcBorders>
+            <w:shd w:val="clear" w:color="auto" w:fill="E1F3EB"/>
+            <w:tcMar>
+              <w:top w:w="80" w:type="dxa"/>
+              <w:left w:w="100" w:type="dxa"/>
+              <w:bottom w:w="80" w:type="dxa"/>
+              <w:right w:w="100" w:type="dxa"/>
+            </w:tcMar>
+            <w:hideMark/>
+          </w:tcPr>
+          <w:p>
+            <w:pPr>
+              <w:spacing w:before="80" w:after="160"/>
+              <w:rPr>
+                <w:rFonts w:ascii="Calibri" w:eastAsia="Times New Roman" w:hAnsi="Calibri" w:cs="Calibri"/>
+                <w:b/>
+                <w:bCs/>
+                <w:color w:val="0E6E4C"/>
+                <w:sz w:val="20"/>
+                <w:szCs w:val="20"/>
+              </w:rPr>
+            </w:pPr>
+            <w:r>
+              <w:rPr>
+                <w:rFonts w:ascii="Calibri" w:eastAsia="Times New Roman" w:hAnsi="Calibri" w:cs="Calibri"/>
+                <w:b/>
+                <w:bCs/>
+                <w:color w:val="0E6E4C"/>
+                <w:sz w:val="20"/>
+                <w:szCs w:val="20"/>
+              </w:rPr>
+              <w:t>Desig</w:t>
+            </w:r>
+            <w:r>
+              <w:rPr>
+                <w:rFonts w:ascii="Calibri" w:eastAsia="Times New Roman" w:hAnsi="Calibri" w:cs="Calibri"/>
+                <w:b/>
+                <w:bCs/>
+                <w:color w:val="0E6E4C"/>
+                <w:sz w:val="20"/>
+                <w:szCs w:val="20"/>
+              </w:rPr>
+              <w:t>n</w:t>
+            </w:r>
+          </w:p>
+        </w:tc>
+      </w:tr>
+      <w:tr>
+        <w:trPr>
+          <w:cantSplit/>
+        </w:trPr>
+        <w:tc>
+          <w:tcPr>
+            <w:tcW w:w="0" w:type="auto"/>
+            <w:tcBorders>
+              <w:top w:val="single" w:sz="6" w:space="0" w:color="C9D3CF"/>
+              <w:left w:val="single" w:sz="6" w:space="0" w:color="C9D3CF"/>
+              <w:bottom w:val="single" w:sz="6" w:space="0" w:color="C9D3CF"/>
+              <w:right w:val="single" w:sz="6" w:space="0" w:color="C9D3CF"/>
+            </w:tcBorders>
+            <w:tcMar>
+              <w:top w:w="60" w:type="dxa"/>
+              <w:left w:w="100" w:type="dxa"/>
+              <w:bottom w:w="60" w:type="dxa"/>
+              <w:right w:w="100" w:type="dxa"/>
+            </w:tcMar>
+            <w:hideMark/>
+          </w:tcPr>
+          <w:p>
+            <w:pPr>
+              <w:spacing w:before="80" w:after="160"/>
+              <w:rPr>
+                <w:rFonts w:ascii="Calibri" w:eastAsia="Times New Roman" w:hAnsi="Calibri" w:cs="Calibri"/>
+                <w:color w:val="1F2937"/>
+                <w:sz w:val="20"/>
+                <w:szCs w:val="20"/>
+              </w:rPr>
+            </w:pPr>
+            <w:r>
+              <w:rPr>
+                <w:rFonts w:ascii="Calibri" w:eastAsia="Times New Roman" w:hAnsi="Calibri" w:cs="Calibri"/>
+                <w:color w:val="1F2937"/>
+                <w:sz w:val="20"/>
+                <w:szCs w:val="20"/>
+              </w:rPr>
+              <w:t>Font combos (FR-37)</w:t>
+            </w:r>
+          </w:p>
+        </w:tc>
+        <w:tc>
+          <w:tcPr>
+            <w:tcW w:w="0" w:type="auto"/>
+            <w:tcBorders>
+              <w:top w:val="single" w:sz="6" w:space="0" w:color="C9D3CF"/>
+              <w:left w:val="single" w:sz="6" w:space="0" w:color="C9D3CF"/>
+              <w:bottom w:val="single" w:sz="6" w:space="0" w:color="C9D3CF"/>
+              <w:right w:val="single" w:sz="6" w:space="0" w:color="C9D3CF"/>
+            </w:tcBorders>
+            <w:tcMar>
+              <w:top w:w="60" w:type="dxa"/>
+              <w:left w:w="100" w:type="dxa"/>
+              <w:bottom w:w="60" w:type="dxa"/>
+              <w:right w:w="100" w:type="dxa"/>
+            </w:tcMar>
+            <w:hideMark/>
+          </w:tcPr>
+          <w:p>
+            <w:pPr>
+              <w:spacing w:before="80" w:after="160"/>
+              <w:rPr>
+                <w:rFonts w:ascii="Calibri" w:eastAsia="Times New Roman" w:hAnsi="Calibri" w:cs="Calibri"/>
+                <w:color w:val="1F2937"/>
+                <w:sz w:val="20"/>
+                <w:szCs w:val="20"/>
+              </w:rPr>
+            </w:pPr>
+            <w:r>
+              <w:rPr>
+                <w:rFonts w:ascii="Calibri" w:eastAsia="Times New Roman" w:hAnsi="Calibri" w:cs="Calibri"/>
+                <w:color w:val="1F2937"/>
+                <w:sz w:val="20"/>
+                <w:szCs w:val="20"/>
+              </w:rPr>
+              <w:t>Two editable combo boxes on the results toolbar: installed font families (common document fonts first, then alphabetical) and sizes 8–72 pt (any value 4–200 can be typed). Selection or Enter applies the value to every line of the sel</w:t>
+            </w:r>
+            <w:r>
+              <w:rPr>
+                <w:rFonts w:ascii="Calibri" w:eastAsia="Times New Roman" w:hAnsi="Calibri" w:cs="Calibri"/>
+                <w:color w:val="1F2937"/>
+                <w:sz w:val="20"/>
+                <w:szCs w:val="20"/>
+              </w:rPr>
+              <w:t>ected paragraph and to the block style, so DOCX runs, HTML CSS and XLSX fonts use it.</w:t>
+            </w:r>
+          </w:p>
+        </w:tc>
+      </w:tr>
+      <w:tr>
+        <w:trPr>
+          <w:cantSplit/>
+        </w:trPr>
+        <w:tc>
+          <w:tcPr>
+            <w:tcW w:w="0" w:type="auto"/>
+            <w:tcBorders>
+              <w:top w:val="single" w:sz="6" w:space="0" w:color="C9D3CF"/>
+              <w:left w:val="single" w:sz="6" w:space="0" w:color="C9D3CF"/>
+              <w:bottom w:val="single" w:sz="6" w:space="0" w:color="C9D3CF"/>
+              <w:right w:val="single" w:sz="6" w:space="0" w:color="C9D3CF"/>
+            </w:tcBorders>
+            <w:tcMar>
+              <w:top w:w="60" w:type="dxa"/>
+              <w:left w:w="100" w:type="dxa"/>
+              <w:bottom w:w="60" w:type="dxa"/>
+              <w:right w:w="100" w:type="dxa"/>
+            </w:tcMar>
+            <w:hideMark/>
+          </w:tcPr>
+          <w:p>
+            <w:pPr>
+              <w:spacing w:before="80" w:after="160"/>
+              <w:rPr>
+                <w:rFonts w:ascii="Calibri" w:eastAsia="Times New Roman" w:hAnsi="Calibri" w:cs="Calibri"/>
+                <w:color w:val="1F2937"/>
+                <w:sz w:val="20"/>
+                <w:szCs w:val="20"/>
+              </w:rPr>
+            </w:pPr>
+            <w:r>
+              <w:rPr>
+                <w:rFonts w:ascii="Calibri" w:eastAsia="Times New Roman" w:hAnsi="Calibri" w:cs="Calibri"/>
+                <w:color w:val="1F2937"/>
+                <w:sz w:val="20"/>
+                <w:szCs w:val="20"/>
+              </w:rPr>
+              <w:t>Collapsible sidebar (FR-39)</w:t>
+            </w:r>
+          </w:p>
+        </w:tc>
+        <w:tc>
+          <w:tcPr>
+            <w:tcW w:w="0" w:type="auto"/>
+            <w:tcBorders>
+              <w:top w:val="single" w:sz="6" w:space="0" w:color="C9D3CF"/>
+              <w:left w:val="single" w:sz="6" w:space="0" w:color="C9D3CF"/>
+              <w:bottom w:val="single" w:sz="6" w:space="0" w:color="C9D3CF"/>
+              <w:right w:val="single" w:sz="6" w:space="0" w:color="C9D3CF"/>
+            </w:tcBorders>
+            <w:tcMar>
+              <w:top w:w="60" w:type="dxa"/>
+              <w:left w:w="100" w:type="dxa"/>
+              <w:bottom w:w="60" w:type="dxa"/>
+              <w:right w:w="100" w:type="dxa"/>
+            </w:tcMar>
+            <w:hideMark/>
+          </w:tcPr>
+          <w:p>
+            <w:pPr>
+              <w:spacing w:before="80" w:after="160"/>
+              <w:rPr>
+                <w:rFonts w:ascii="Calibri" w:eastAsia="Times New Roman" w:hAnsi="Calibri" w:cs="Calibri"/>
+                <w:color w:val="1F2937"/>
+                <w:sz w:val="20"/>
+                <w:szCs w:val="20"/>
+              </w:rPr>
+            </w:pPr>
+            <w:r>
+              <w:rPr>
+                <w:rFonts w:ascii="Calibri" w:eastAsia="Times New Roman" w:hAnsi="Calibri" w:cs="Calibri"/>
+                <w:color w:val="1F2937"/>
+                <w:sz w:val="20"/>
+                <w:szCs w:val="20"/>
+              </w:rPr>
+              <w:t>SidebarToggle docked at the bottom of the navigation bar; collapsed width 64 px (icons only, names as tooltips), expanded 184 px; AppSettings</w:t>
+            </w:r>
+            <w:r>
+              <w:rPr>
+                <w:rFonts w:ascii="Calibri" w:eastAsia="Times New Roman" w:hAnsi="Calibri" w:cs="Calibri"/>
+                <w:color w:val="1F2937"/>
+                <w:sz w:val="20"/>
+                <w:szCs w:val="20"/>
+              </w:rPr>
+              <w:t>.SidebarCollapsed.</w:t>
+            </w:r>
+          </w:p>
+        </w:tc>
+      </w:tr>
+      <w:tr>
+        <w:trPr>
+          <w:cantSplit/>
+        </w:trPr>
+        <w:tc>
+          <w:tcPr>
+            <w:tcW w:w="0" w:type="auto"/>
+            <w:tcBorders>
+              <w:top w:val="single" w:sz="6" w:space="0" w:color="C9D3CF"/>
+              <w:left w:val="single" w:sz="6" w:space="0" w:color="C9D3CF"/>
+              <w:bottom w:val="single" w:sz="6" w:space="0" w:color="C9D3CF"/>
+              <w:right w:val="single" w:sz="6" w:space="0" w:color="C9D3CF"/>
+            </w:tcBorders>
+            <w:tcMar>
+              <w:top w:w="60" w:type="dxa"/>
+              <w:left w:w="100" w:type="dxa"/>
+              <w:bottom w:w="60" w:type="dxa"/>
+              <w:right w:w="100" w:type="dxa"/>
+            </w:tcMar>
+            <w:hideMark/>
+          </w:tcPr>
+          <w:p>
+            <w:pPr>
+              <w:spacing w:before="80" w:after="160"/>
+              <w:rPr>
+                <w:rFonts w:ascii="Calibri" w:eastAsia="Times New Roman" w:hAnsi="Calibri" w:cs="Calibri"/>
+                <w:color w:val="1F2937"/>
+                <w:sz w:val="20"/>
+                <w:szCs w:val="20"/>
+              </w:rPr>
+            </w:pPr>
+            <w:r>
+              <w:rPr>
+                <w:rFonts w:ascii="Calibri" w:eastAsia="Times New Roman" w:hAnsi="Calibri" w:cs="Calibri"/>
+                <w:color w:val="1F2937"/>
+                <w:sz w:val="20"/>
+                <w:szCs w:val="20"/>
+              </w:rPr>
+              <w:t>Resizable settings panel (FR-40)</w:t>
+            </w:r>
+          </w:p>
+        </w:tc>
+        <w:tc>
+          <w:tcPr>
+            <w:tcW w:w="0" w:type="auto"/>
+            <w:tcBorders>
+              <w:top w:val="single" w:sz="6" w:space="0" w:color="C9D3CF"/>
+              <w:left w:val="single" w:sz="6" w:space="0" w:color="C9D3CF"/>
+              <w:bottom w:val="single" w:sz="6" w:space="0" w:color="C9D3CF"/>
+              <w:right w:val="single" w:sz="6" w:space="0" w:color="C9D3CF"/>
+            </w:tcBorders>
+            <w:tcMar>
+              <w:top w:w="60" w:type="dxa"/>
+              <w:left w:w="100" w:type="dxa"/>
+              <w:bottom w:w="60" w:type="dxa"/>
+              <w:right w:w="100" w:type="dxa"/>
+            </w:tcMar>
+            <w:hideMark/>
+          </w:tcPr>
+          <w:p>
+            <w:pPr>
+              <w:spacing w:before="80" w:after="160"/>
+              <w:rPr>
+                <w:rFonts w:ascii="Calibri" w:eastAsia="Times New Roman" w:hAnsi="Calibri" w:cs="Calibri"/>
+                <w:color w:val="1F2937"/>
+                <w:sz w:val="20"/>
+                <w:szCs w:val="20"/>
+              </w:rPr>
+            </w:pPr>
+            <w:r>
+              <w:rPr>
+                <w:rFonts w:ascii="Calibri" w:eastAsia="Times New Roman" w:hAnsi="Calibri" w:cs="Calibri"/>
+                <w:color w:val="1F2937"/>
+                <w:sz w:val="20"/>
+                <w:szCs w:val="20"/>
+              </w:rPr>
+              <w:t>A WinForms Splitter (GripSplitter, with hover highlight and grip dots) docked between the centre area and the settings column; MinSize 280 px, the centre keeps at least 560 px; AppSettings.RightPanelWidt</w:t>
+            </w:r>
+            <w:r>
+              <w:rPr>
+                <w:rFonts w:ascii="Calibri" w:eastAsia="Times New Roman" w:hAnsi="Calibri" w:cs="Calibri"/>
+                <w:color w:val="1F2937"/>
+                <w:sz w:val="20"/>
+                <w:szCs w:val="20"/>
+              </w:rPr>
+              <w:t>h stores the width in 96-dpi pixels.</w:t>
+            </w:r>
+          </w:p>
+        </w:tc>
+      </w:tr>
+      <w:tr>
+        <w:trPr>
+          <w:cantSplit/>
+        </w:trPr>
+        <w:tc>
+          <w:tcPr>
+            <w:tcW w:w="0" w:type="auto"/>
+            <w:tcBorders>
+              <w:top w:val="single" w:sz="6" w:space="0" w:color="C9D3CF"/>
+              <w:left w:val="single" w:sz="6" w:space="0" w:color="C9D3CF"/>
+              <w:bottom w:val="single" w:sz="6" w:space="0" w:color="C9D3CF"/>
+              <w:right w:val="single" w:sz="6" w:space="0" w:color="C9D3CF"/>
+            </w:tcBorders>
+            <w:tcMar>
+              <w:top w:w="60" w:type="dxa"/>
+              <w:left w:w="100" w:type="dxa"/>
+              <w:bottom w:w="60" w:type="dxa"/>
+              <w:right w:w="100" w:type="dxa"/>
+            </w:tcMar>
+            <w:hideMark/>
+          </w:tcPr>
+          <w:p>
+            <w:pPr>
+              <w:spacing w:before="80" w:after="160"/>
+              <w:rPr>
+                <w:rFonts w:ascii="Calibri" w:eastAsia="Times New Roman" w:hAnsi="Calibri" w:cs="Calibri"/>
+                <w:color w:val="1F2937"/>
+                <w:sz w:val="20"/>
+                <w:szCs w:val="20"/>
+              </w:rPr>
+            </w:pPr>
+            <w:r>
+              <w:rPr>
+                <w:rFonts w:ascii="Calibri" w:eastAsia="Times New Roman" w:hAnsi="Calibri" w:cs="Calibri"/>
+                <w:color w:val="1F2937"/>
+                <w:sz w:val="20"/>
+                <w:szCs w:val="20"/>
+              </w:rPr>
+              <w:t>Trial notification (FR-41)</w:t>
+            </w:r>
+          </w:p>
+        </w:tc>
+        <w:tc>
+          <w:tcPr>
+            <w:tcW w:w="0" w:type="auto"/>
+            <w:tcBorders>
+              <w:top w:val="single" w:sz="6" w:space="0" w:color="C9D3CF"/>
+              <w:left w:val="single" w:sz="6" w:space="0" w:color="C9D3CF"/>
+              <w:bottom w:val="single" w:sz="6" w:space="0" w:color="C9D3CF"/>
+              <w:right w:val="single" w:sz="6" w:space="0" w:color="C9D3CF"/>
+            </w:tcBorders>
+            <w:tcMar>
+              <w:top w:w="60" w:type="dxa"/>
+              <w:left w:w="100" w:type="dxa"/>
+              <w:bottom w:w="60" w:type="dxa"/>
+              <w:right w:w="100" w:type="dxa"/>
+            </w:tcMar>
+            <w:hideMark/>
+          </w:tcPr>
+          <w:p>
+            <w:pPr>
+              <w:spacing w:before="80" w:after="160"/>
+              <w:rPr>
+                <w:rFonts w:ascii="Calibri" w:eastAsia="Times New Roman" w:hAnsi="Calibri" w:cs="Calibri"/>
+                <w:color w:val="1F2937"/>
+                <w:sz w:val="20"/>
+                <w:szCs w:val="20"/>
+              </w:rPr>
+            </w:pPr>
+            <w:r>
+              <w:rPr>
+                <w:rFonts w:ascii="Calibri" w:eastAsia="Times New Roman" w:hAnsi="Calibri" w:cs="Calibri"/>
+                <w:color w:val="1F2937"/>
+                <w:sz w:val="20"/>
+                <w:szCs w:val="20"/>
+              </w:rPr>
+              <w:t xml:space="preserve">Amber panel docked below the toolbar only while Program.IsTrial: clock icon, remaining days, 'Activate now' </w:t>
+            </w:r>
+            <w:r>
+              <w:rPr>
+                <w:rFonts w:ascii="Calibri" w:eastAsia="Times New Roman" w:hAnsi="Calibri" w:cs="Calibri"/>
+                <w:color w:val="1F2937"/>
+                <w:sz w:val="20"/>
+                <w:szCs w:val="20"/>
+              </w:rPr>
+              <w:t xml:space="preserve">(opens the activation window) and </w:t>
+            </w:r>
+            <w:r>
+              <w:rPr>
+                <w:rFonts w:ascii="Segoe UI Symbol" w:eastAsia="Times New Roman" w:hAnsi="Segoe UI Symbol" w:cs="Segoe UI Symbol"/>
+                <w:color w:val="1F2937"/>
+                <w:sz w:val="20"/>
+                <w:szCs w:val="20"/>
+              </w:rPr>
+              <w:t>✕</w:t>
+            </w:r>
+            <w:r>
+              <w:rPr>
+                <w:rFonts w:ascii="Calibri" w:eastAsia="Times New Roman" w:hAnsi="Calibri" w:cs="Calibri"/>
+                <w:color w:val="1F2937"/>
+                <w:sz w:val="20"/>
+                <w:szCs w:val="20"/>
+              </w:rPr>
+              <w:t xml:space="preserve"> (hide until the next start). MainForm.ShowActivation removes the banner and the title-bar badge after a successful activation.</w:t>
+            </w:r>
+          </w:p>
+        </w:tc>
+      </w:tr>
+    </w:tbl>
+    <w:p>
+      <w:pPr>
+        <w:pStyle w:val="Heading1"/>
+        <w:rPr>
+          <w:rFonts w:eastAsia="Times New Roman"/>
+        </w:rPr>
+      </w:pPr>
+      <w:bookmarkStart w:id="26" w:name="_Toc241126018"/>
+      <w:r>
+        <w:rPr>
+          <w:rFonts w:eastAsia="Times New Roman"/>
+        </w:rPr>
+        <w:t>8. Error handling and logging</w:t>
+      </w:r>
+      <w:bookmarkEnd w:id="26"/>
+    </w:p>
+    <w:p>
+      <w:pPr>
+        <w:pStyle w:val="caption"/>
+        <w:keepNext/>
+        <w:spacing w:after="40"/>
+        <w:jc w:val="left"/>
+        <w:rPr>
+          <w:rFonts w:ascii="Calibri" w:hAnsi="Calibri" w:cs="Calibri"/>
+        </w:rPr>
+      </w:pPr>
+      <w:r>
+        <w:rPr>
+          <w:rFonts w:ascii="Calibri" w:hAnsi="Calibri" w:cs="Calibri"/>
+        </w:rPr>
+        <w:t>Table 13 – Error handling</w:t>
       </w:r>
     </w:p>
     <w:tbl>
@@ -16458,7 +18209,16 @@
                 <w:sz w:val="20"/>
                 <w:szCs w:val="20"/>
               </w:rPr>
-              <w:t>Missing model files</w:t>
+              <w:t>Missing model fi</w:t>
+            </w:r>
+            <w:r>
+              <w:rPr>
+                <w:rFonts w:ascii="Calibri" w:eastAsia="Times New Roman" w:hAnsi="Calibri" w:cs="Calibri"/>
+                <w:color w:val="1F2937"/>
+                <w:sz w:val="20"/>
+                <w:szCs w:val="20"/>
+              </w:rPr>
+              <w:t>les</w:t>
             </w:r>
           </w:p>
         </w:tc>
@@ -16701,7 +18461,16 @@
                 <w:sz w:val="20"/>
                 <w:szCs w:val="20"/>
               </w:rPr>
-              <w:t>Recognition error</w:t>
+              <w:t>R</w:t>
+            </w:r>
+            <w:r>
+              <w:rPr>
+                <w:rFonts w:ascii="Calibri" w:eastAsia="Times New Roman" w:hAnsi="Calibri" w:cs="Calibri"/>
+                <w:color w:val="1F2937"/>
+                <w:sz w:val="20"/>
+                <w:szCs w:val="20"/>
+              </w:rPr>
+              <w:t>ecognition error</w:t>
             </w:r>
           </w:p>
         </w:tc>
@@ -16901,16 +18670,7 @@
                 <w:sz w:val="20"/>
                 <w:szCs w:val="20"/>
               </w:rPr>
-              <w:t>Logged to er</w:t>
-            </w:r>
-            <w:r>
-              <w:rPr>
-                <w:rFonts w:ascii="Calibri" w:eastAsia="Times New Roman" w:hAnsi="Calibri" w:cs="Calibri"/>
-                <w:color w:val="1F2937"/>
-                <w:sz w:val="20"/>
-                <w:szCs w:val="20"/>
-              </w:rPr>
-              <w:t>ror.log with stack trace and shown once (re-entrancy guarded).</w:t>
+              <w:t>Logged to error.log with stack trace and shown once (re-entrancy guarded).</w:t>
             </w:r>
           </w:p>
         </w:tc>
@@ -17085,14 +18845,14 @@
           <w:rFonts w:eastAsia="Times New Roman"/>
         </w:rPr>
       </w:pPr>
-      <w:bookmarkStart w:id="25" w:name="_Toc241118673"/>
+      <w:bookmarkStart w:id="27" w:name="_Toc241126019"/>
       <w:r>
         <w:rPr>
           <w:rFonts w:eastAsia="Times New Roman"/>
         </w:rPr>
-        <w:t>8. Build and deployment</w:t>
-      </w:r>
-      <w:bookmarkEnd w:id="25"/>
+        <w:t>9. Build and deployment</w:t>
+      </w:r>
+      <w:bookmarkEnd w:id="27"/>
     </w:p>
     <w:p>
       <w:pPr>
@@ -17101,14 +18861,14 @@
           <w:rFonts w:eastAsia="Times New Roman"/>
         </w:rPr>
       </w:pPr>
-      <w:bookmarkStart w:id="26" w:name="_Toc241118674"/>
+      <w:bookmarkStart w:id="28" w:name="_Toc241126020"/>
       <w:r>
         <w:rPr>
           <w:rFonts w:eastAsia="Times New Roman"/>
         </w:rPr>
-        <w:t>8.1 Repository layout</w:t>
-      </w:r>
-      <w:bookmarkEnd w:id="26"/>
+        <w:t>9.1 Repository layout</w:t>
+      </w:r>
+      <w:bookmarkEnd w:id="28"/>
     </w:p>
     <w:p>
       <w:pPr>
@@ -17123,13 +18883,20 @@
           <w:rFonts w:cs="Calibri"/>
           <w:color w:val="1F2937"/>
         </w:rPr>
-        <w:t>src/FalconOcr.Core      engine, layout, exporters, licensing</w:t>
+        <w:t>s</w:t>
       </w:r>
       <w:r>
         <w:rPr>
           <w:rFonts w:cs="Calibri"/>
           <w:color w:val="1F2937"/>
         </w:rPr>
+        <w:t>rc/FalconOcr.Core      engine, layout, exporters, licensing</w:t>
+      </w:r>
+      <w:r>
+        <w:rPr>
+          <w:rFonts w:cs="Calibri"/>
+          <w:color w:val="1F2937"/>
+        </w:rPr>
         <w:br/>
         <w:t>src/FalconOcr.App       desktop application</w:t>
       </w:r>
@@ -17155,14 +18922,14 @@
           <w:color w:val="1F2937"/>
         </w:rPr>
         <w:br/>
-        <w:t>models/                 PP-OCRv5 ONNX models + diction</w:t>
+        <w:t>models/                 PP-OCRv5 ONNX models + dictiona</w:t>
       </w:r>
       <w:r>
         <w:rPr>
           <w:rFonts w:cs="Calibri"/>
           <w:color w:val="1F2937"/>
         </w:rPr>
-        <w:t>aries (49.5 MB)</w:t>
+        <w:t>ries (49.5 MB)</w:t>
       </w:r>
       <w:r>
         <w:rPr>
@@ -17194,14 +18961,22 @@
           <w:color w:val="1F2937"/>
         </w:rPr>
         <w:br/>
-        <w:t>docs/                   project</w:t>
+        <w:t>lang/                   interfac</w:t>
       </w:r>
       <w:r>
         <w:rPr>
           <w:rFonts w:cs="Calibri"/>
           <w:color w:val="1F2937"/>
         </w:rPr>
-        <w:t> documents</w:t>
+        <w:t>e translations (zh_CN.po, ja.po, falcon-ocr.pot)</w:t>
+      </w:r>
+      <w:r>
+        <w:rPr>
+          <w:rFonts w:cs="Calibri"/>
+          <w:color w:val="1F2937"/>
+        </w:rPr>
+        <w:br/>
+        <w:t>docs/                   project documents</w:t>
       </w:r>
       <w:r>
         <w:rPr>
@@ -17219,14 +18994,14 @@
           <w:rFonts w:eastAsia="Times New Roman"/>
         </w:rPr>
       </w:pPr>
-      <w:bookmarkStart w:id="27" w:name="_Toc241118675"/>
+      <w:bookmarkStart w:id="29" w:name="_Toc241126021"/>
       <w:r>
         <w:rPr>
           <w:rFonts w:eastAsia="Times New Roman"/>
         </w:rPr>
-        <w:t>8.2 Offline build</w:t>
-      </w:r>
-      <w:bookmarkEnd w:id="27"/>
+        <w:t>9.2 Offline build</w:t>
+      </w:r>
+      <w:bookmarkEnd w:id="29"/>
     </w:p>
     <w:p>
       <w:pPr>
@@ -17273,7 +19048,7 @@
           <w:sz w:val="22"/>
           <w:szCs w:val="22"/>
         </w:rPr>
-        <w:t>build.ps1 checks the vendored dependencies, builds the solutio</w:t>
+        <w:t>build.ps1 checks the vendored dependencies, builds the solution in Release/x64 and copies the application and CLI to dist\ (KeyGen</w:t>
       </w:r>
       <w:r>
         <w:rPr>
@@ -17282,7 +19057,7 @@
           <w:sz w:val="22"/>
           <w:szCs w:val="22"/>
         </w:rPr>
-        <w:t>n in Release/x64 and copies the application and CLI to dist\ (KeyGen excluded).</w:t>
+        <w:t xml:space="preserve"> excluded).</w:t>
       </w:r>
     </w:p>
     <w:p>
@@ -17330,7 +19105,7 @@
           <w:sz w:val="22"/>
           <w:szCs w:val="22"/>
         </w:rPr>
-        <w:t>Verified: clean co</w:t>
+        <w:t>Verified: clean copy of the repository, empty NuGet cache and blocked network → restor</w:t>
       </w:r>
       <w:r>
         <w:rPr>
@@ -17339,7 +19114,7 @@
           <w:sz w:val="22"/>
           <w:szCs w:val="22"/>
         </w:rPr>
-        <w:t>py of the repository, empty NuGet cache and blocked network → restore and build succeed with 0 warnings, 0 errors.</w:t>
+        <w:t>e and build succeed with 0 warnings, 0 errors.</w:t>
       </w:r>
     </w:p>
     <w:p>
@@ -17349,14 +19124,14 @@
           <w:rFonts w:eastAsia="Times New Roman"/>
         </w:rPr>
       </w:pPr>
-      <w:bookmarkStart w:id="28" w:name="_Toc241118676"/>
+      <w:bookmarkStart w:id="30" w:name="_Toc241126022"/>
       <w:r>
         <w:rPr>
           <w:rFonts w:eastAsia="Times New Roman"/>
         </w:rPr>
-        <w:t>8.3 Deployment</w:t>
-      </w:r>
-      <w:bookmarkEnd w:id="28"/>
+        <w:t>9.3 Deployment</w:t>
+      </w:r>
+      <w:bookmarkEnd w:id="30"/>
     </w:p>
     <w:p>
       <w:pPr>
@@ -17375,7 +19150,7 @@
           <w:sz w:val="22"/>
           <w:szCs w:val="22"/>
         </w:rPr>
-        <w:t>The dist folder (≈ 78 MB, 115 files) is copied to the target computer — no installer, registry entries or administrator rights</w:t>
+        <w:t>The dist folder (≈ 78 MB, 115 files) is copied to the target computer — no installer, registry entries or administrator rights are needed. It contains FalconOcr.exe, falcon-ocr.exe, FalconOcr.Core.dll, managed dependencies and .NET Standard facades, native</w:t>
       </w:r>
       <w:r>
         <w:rPr>
@@ -17384,7 +19159,7 @@
           <w:sz w:val="22"/>
           <w:szCs w:val="22"/>
         </w:rPr>
-        <w:t xml:space="preserve"> are needed. It contains FalconOcr.exe, falcon-ocr.exe, FalconOcr.Core.dll, managed dependencies and .NET Standard facades, native DLLs and the models folder. A license.key file may be placed in the folder or in %ProgramData%\FalconOCR for site deployment.</w:t>
+        <w:t xml:space="preserve"> DLLs and the models folder. A license.key file may be placed in the folder or in %ProgramData%\FalconOCR for site deployment.</w:t>
       </w:r>
     </w:p>
     <w:p>
@@ -17394,14 +19169,14 @@
           <w:rFonts w:eastAsia="Times New Roman"/>
         </w:rPr>
       </w:pPr>
-      <w:bookmarkStart w:id="29" w:name="_Toc241118677"/>
+      <w:bookmarkStart w:id="31" w:name="_Toc241126023"/>
       <w:r>
         <w:rPr>
           <w:rFonts w:eastAsia="Times New Roman"/>
         </w:rPr>
-        <w:t>8.4 Extending the product</w:t>
-      </w:r>
-      <w:bookmarkEnd w:id="29"/>
+        <w:t>9.4 Extending the product</w:t>
+      </w:r>
+      <w:bookmarkEnd w:id="31"/>
     </w:p>
     <w:p>
       <w:pPr>
@@ -17417,7 +19192,7 @@
         <w:rPr>
           <w:rFonts w:ascii="Calibri" w:hAnsi="Calibri" w:cs="Calibri"/>
         </w:rPr>
-        <w:t>Table 12 – Extension points</w:t>
+        <w:t>Table 14 – Extension points</w:t>
       </w:r>
     </w:p>
     <w:tbl>
@@ -17603,16 +19378,16 @@
                 <w:sz w:val="20"/>
                 <w:szCs w:val="20"/>
               </w:rPr>
-              <w:t>Add the PP-OCRv5 rec model and dictionary to models\rec, add an entry to LanguageCatalog.All (model, dictionary, default font, culture) and to the OcrLangu</w:t>
-            </w:r>
-            <w:r>
-              <w:rPr>
-                <w:rFonts w:ascii="Calibri" w:eastAsia="Times New Roman" w:hAnsi="Calibri" w:cs="Calibri"/>
-                <w:color w:val="1F2937"/>
-                <w:sz w:val="20"/>
-                <w:szCs w:val="20"/>
-              </w:rPr>
-              <w:t>age enum; the UI lists it automatically.</w:t>
+              <w:t>Add the PP-OCRv5 rec model and dict</w:t>
+            </w:r>
+            <w:r>
+              <w:rPr>
+                <w:rFonts w:ascii="Calibri" w:eastAsia="Times New Roman" w:hAnsi="Calibri" w:cs="Calibri"/>
+                <w:color w:val="1F2937"/>
+                <w:sz w:val="20"/>
+                <w:szCs w:val="20"/>
+              </w:rPr>
+              <w:t>ionary to models\rec, add an entry to LanguageCatalog.All (model, dictionary, default font, culture) and to the OcrLanguage enum; the UI lists it automatically.</w:t>
             </w:r>
           </w:p>
         </w:tc>
@@ -17655,45 +19430,54 @@
                 <w:sz w:val="20"/>
                 <w:szCs w:val="20"/>
               </w:rPr>
-              <w:t>New export format</w:t>
-            </w:r>
-          </w:p>
-        </w:tc>
-        <w:tc>
-          <w:tcPr>
-            <w:tcW w:w="0" w:type="auto"/>
-            <w:tcBorders>
-              <w:top w:val="single" w:sz="6" w:space="0" w:color="C9D3CF"/>
-              <w:left w:val="single" w:sz="6" w:space="0" w:color="C9D3CF"/>
-              <w:bottom w:val="single" w:sz="6" w:space="0" w:color="C9D3CF"/>
-              <w:right w:val="single" w:sz="6" w:space="0" w:color="C9D3CF"/>
-            </w:tcBorders>
-            <w:tcMar>
-              <w:top w:w="60" w:type="dxa"/>
-              <w:left w:w="100" w:type="dxa"/>
-              <w:bottom w:w="60" w:type="dxa"/>
-              <w:right w:w="100" w:type="dxa"/>
-            </w:tcMar>
-            <w:hideMark/>
-          </w:tcPr>
-          <w:p>
-            <w:pPr>
-              <w:spacing w:before="80" w:after="160"/>
-              <w:rPr>
-                <w:rFonts w:ascii="Calibri" w:eastAsia="Times New Roman" w:hAnsi="Calibri" w:cs="Calibri"/>
-                <w:color w:val="1F2937"/>
-                <w:sz w:val="20"/>
-                <w:szCs w:val="20"/>
-              </w:rPr>
-            </w:pPr>
-            <w:r>
-              <w:rPr>
-                <w:rFonts w:ascii="Calibri" w:eastAsia="Times New Roman" w:hAnsi="Calibri" w:cs="Calibri"/>
-                <w:color w:val="1F2937"/>
-                <w:sz w:val="20"/>
-                <w:szCs w:val="20"/>
-              </w:rPr>
-              <w:t>Implement a writer over List&lt;OcrPage&gt;, add a value to ExportFormat and a case in Exporter.Export.</w:t>
+              <w:t>New interface language</w:t>
+            </w:r>
+          </w:p>
+        </w:tc>
+        <w:tc>
+          <w:tcPr>
+            <w:tcW w:w="0" w:type="auto"/>
+            <w:tcBorders>
+              <w:top w:val="single" w:sz="6" w:space="0" w:color="C9D3CF"/>
+              <w:left w:val="single" w:sz="6" w:space="0" w:color="C9D3CF"/>
+              <w:bottom w:val="single" w:sz="6" w:space="0" w:color="C9D3CF"/>
+              <w:right w:val="single" w:sz="6" w:space="0" w:color="C9D3CF"/>
+            </w:tcBorders>
+            <w:tcMar>
+              <w:top w:w="60" w:type="dxa"/>
+              <w:left w:w="100" w:type="dxa"/>
+              <w:bottom w:w="60" w:type="dxa"/>
+              <w:right w:w="100" w:type="dxa"/>
+            </w:tcMar>
+            <w:hideMark/>
+          </w:tcPr>
+          <w:p>
+            <w:pPr>
+              <w:spacing w:before="80" w:after="160"/>
+              <w:rPr>
+                <w:rFonts w:ascii="Calibri" w:eastAsia="Times New Roman" w:hAnsi="Calibri" w:cs="Calibri"/>
+                <w:color w:val="1F2937"/>
+                <w:sz w:val="20"/>
+                <w:szCs w:val="20"/>
+              </w:rPr>
+            </w:pPr>
+            <w:r>
+              <w:rPr>
+                <w:rFonts w:ascii="Calibri" w:eastAsia="Times New Roman" w:hAnsi="Calibri" w:cs="Calibri"/>
+                <w:color w:val="1F2937"/>
+                <w:sz w:val="20"/>
+                <w:szCs w:val="20"/>
+              </w:rPr>
+              <w:t>Copy lang\falcon-ocr.pot to lang\&lt;code&gt;.po, translate it, and add the c</w:t>
+            </w:r>
+            <w:r>
+              <w:rPr>
+                <w:rFonts w:ascii="Calibri" w:eastAsia="Times New Roman" w:hAnsi="Calibri" w:cs="Calibri"/>
+                <w:color w:val="1F2937"/>
+                <w:sz w:val="20"/>
+                <w:szCs w:val="20"/>
+              </w:rPr>
+              <w:t>ode to L.Languages (and a UI font in Theme if the script needs one).</w:t>
             </w:r>
           </w:p>
         </w:tc>
@@ -17736,6 +19520,87 @@
                 <w:sz w:val="20"/>
                 <w:szCs w:val="20"/>
               </w:rPr>
+              <w:t>New export format</w:t>
+            </w:r>
+          </w:p>
+        </w:tc>
+        <w:tc>
+          <w:tcPr>
+            <w:tcW w:w="0" w:type="auto"/>
+            <w:tcBorders>
+              <w:top w:val="single" w:sz="6" w:space="0" w:color="C9D3CF"/>
+              <w:left w:val="single" w:sz="6" w:space="0" w:color="C9D3CF"/>
+              <w:bottom w:val="single" w:sz="6" w:space="0" w:color="C9D3CF"/>
+              <w:right w:val="single" w:sz="6" w:space="0" w:color="C9D3CF"/>
+            </w:tcBorders>
+            <w:tcMar>
+              <w:top w:w="60" w:type="dxa"/>
+              <w:left w:w="100" w:type="dxa"/>
+              <w:bottom w:w="60" w:type="dxa"/>
+              <w:right w:w="100" w:type="dxa"/>
+            </w:tcMar>
+            <w:hideMark/>
+          </w:tcPr>
+          <w:p>
+            <w:pPr>
+              <w:spacing w:before="80" w:after="160"/>
+              <w:rPr>
+                <w:rFonts w:ascii="Calibri" w:eastAsia="Times New Roman" w:hAnsi="Calibri" w:cs="Calibri"/>
+                <w:color w:val="1F2937"/>
+                <w:sz w:val="20"/>
+                <w:szCs w:val="20"/>
+              </w:rPr>
+            </w:pPr>
+            <w:r>
+              <w:rPr>
+                <w:rFonts w:ascii="Calibri" w:eastAsia="Times New Roman" w:hAnsi="Calibri" w:cs="Calibri"/>
+                <w:color w:val="1F2937"/>
+                <w:sz w:val="20"/>
+                <w:szCs w:val="20"/>
+              </w:rPr>
+              <w:t>Implement a writer over List&lt;OcrPage&gt;, add a value to ExportFormat and a case in Exporter.Export.</w:t>
+            </w:r>
+          </w:p>
+        </w:tc>
+      </w:tr>
+      <w:tr>
+        <w:trPr>
+          <w:cantSplit/>
+        </w:trPr>
+        <w:tc>
+          <w:tcPr>
+            <w:tcW w:w="0" w:type="auto"/>
+            <w:tcBorders>
+              <w:top w:val="single" w:sz="6" w:space="0" w:color="C9D3CF"/>
+              <w:left w:val="single" w:sz="6" w:space="0" w:color="C9D3CF"/>
+              <w:bottom w:val="single" w:sz="6" w:space="0" w:color="C9D3CF"/>
+              <w:right w:val="single" w:sz="6" w:space="0" w:color="C9D3CF"/>
+            </w:tcBorders>
+            <w:tcMar>
+              <w:top w:w="60" w:type="dxa"/>
+              <w:left w:w="100" w:type="dxa"/>
+              <w:bottom w:w="60" w:type="dxa"/>
+              <w:right w:w="100" w:type="dxa"/>
+            </w:tcMar>
+            <w:hideMark/>
+          </w:tcPr>
+          <w:p>
+            <w:pPr>
+              <w:spacing w:before="80" w:after="160"/>
+              <w:rPr>
+                <w:rFonts w:ascii="Calibri" w:eastAsia="Times New Roman" w:hAnsi="Calibri" w:cs="Calibri"/>
+                <w:color w:val="1F2937"/>
+                <w:sz w:val="20"/>
+                <w:szCs w:val="20"/>
+              </w:rPr>
+            </w:pPr>
+            <w:r>
+              <w:rPr>
+                <w:rFonts w:ascii="Calibri" w:eastAsia="Times New Roman" w:hAnsi="Calibri" w:cs="Calibri"/>
+                <w:color w:val="1F2937"/>
+                <w:sz w:val="20"/>
+                <w:szCs w:val="20"/>
+              </w:rPr>
               <w:t>GPU inference</w:t>
             </w:r>
           </w:p>
@@ -17774,16 +19639,16 @@
                 <w:sz w:val="20"/>
                 <w:szCs w:val="20"/>
               </w:rPr>
-              <w:t>Replace the ONNX Runtime package/DLL with a GPU build and append the execution prov</w:t>
-            </w:r>
-            <w:r>
-              <w:rPr>
-                <w:rFonts w:ascii="Calibri" w:eastAsia="Times New Roman" w:hAnsi="Calibri" w:cs="Calibri"/>
-                <w:color w:val="1F2937"/>
-                <w:sz w:val="20"/>
-                <w:szCs w:val="20"/>
-              </w:rPr>
-              <w:t>ider in PaddleOcrEngine.GetSessionOptions.</w:t>
+              <w:t>Replace the ONNX Runtime package/DLL with a GPU build a</w:t>
+            </w:r>
+            <w:r>
+              <w:rPr>
+                <w:rFonts w:ascii="Calibri" w:eastAsia="Times New Roman" w:hAnsi="Calibri" w:cs="Calibri"/>
+                <w:color w:val="1F2937"/>
+                <w:sz w:val="20"/>
+                <w:szCs w:val="20"/>
+              </w:rPr>
+              <w:t>nd append the execution provider in PaddleOcrEngine.GetSessionOptions.</w:t>
             </w:r>
           </w:p>
         </w:tc>
@@ -17796,14 +19661,14 @@
           <w:rFonts w:eastAsia="Times New Roman"/>
         </w:rPr>
       </w:pPr>
-      <w:bookmarkStart w:id="30" w:name="_Toc241118678"/>
+      <w:bookmarkStart w:id="32" w:name="_Toc241126024"/>
       <w:r>
         <w:rPr>
           <w:rFonts w:eastAsia="Times New Roman"/>
         </w:rPr>
-        <w:t>9. Requirements traceability</w:t>
-      </w:r>
-      <w:bookmarkEnd w:id="30"/>
+        <w:t>10. Requirements traceability</w:t>
+      </w:r>
+      <w:bookmarkEnd w:id="32"/>
     </w:p>
     <w:p>
       <w:pPr>
@@ -17819,7 +19684,7 @@
         <w:rPr>
           <w:rFonts w:ascii="Calibri" w:hAnsi="Calibri" w:cs="Calibri"/>
         </w:rPr>
-        <w:t>Table 13 – Requirement to design traceability</w:t>
+        <w:t>Table 15 – Requirement to design traceability</w:t>
       </w:r>
     </w:p>
     <w:tbl>
@@ -18325,7 +20190,16 @@
                 <w:sz w:val="20"/>
                 <w:szCs w:val="20"/>
               </w:rPr>
-              <w:t>Input.OcrDocument / DocumentPage; App.WorkspacePage; Services.Scanner</w:t>
+              <w:t>Input.OcrDocument / DocumentPage; App.WorkspacePage; Services.Scann</w:t>
+            </w:r>
+            <w:r>
+              <w:rPr>
+                <w:rFonts w:ascii="Calibri" w:eastAsia="Times New Roman" w:hAnsi="Calibri" w:cs="Calibri"/>
+                <w:color w:val="1F2937"/>
+                <w:sz w:val="20"/>
+                <w:szCs w:val="20"/>
+              </w:rPr>
+              <w:t>er</w:t>
             </w:r>
           </w:p>
         </w:tc>
@@ -18444,16 +20318,7 @@
                 <w:sz w:val="20"/>
                 <w:szCs w:val="20"/>
               </w:rPr>
-              <w:t>Input.OcrDocument / DocumentPage; App.WorkspacePage</w:t>
-            </w:r>
-            <w:r>
-              <w:rPr>
-                <w:rFonts w:ascii="Calibri" w:eastAsia="Times New Roman" w:hAnsi="Calibri" w:cs="Calibri"/>
-                <w:color w:val="1F2937"/>
-                <w:sz w:val="20"/>
-                <w:szCs w:val="20"/>
-              </w:rPr>
-              <w:t>; Services.Scanner</w:t>
+              <w:t>Input.OcrDocument / DocumentPage; App.WorkspacePage; Services.Scanner</w:t>
             </w:r>
           </w:p>
         </w:tc>
@@ -19405,16 +21270,7 @@
                 <w:sz w:val="20"/>
                 <w:szCs w:val="20"/>
               </w:rPr>
-              <w:t>Engine.*; Processing.OcrProcessor; Pdf.PdfDocument; Services.OcrSer</w:t>
-            </w:r>
-            <w:r>
-              <w:rPr>
-                <w:rFonts w:ascii="Calibri" w:eastAsia="Times New Roman" w:hAnsi="Calibri" w:cs="Calibri"/>
-                <w:color w:val="1F2937"/>
-                <w:sz w:val="20"/>
-                <w:szCs w:val="20"/>
-              </w:rPr>
-              <w:t>vice</w:t>
+              <w:t>Engine.*; Processing.OcrProcessor; Pdf.PdfDocument; Services.OcrService</w:t>
             </w:r>
           </w:p>
         </w:tc>
@@ -19652,7 +21508,16 @@
                 <w:sz w:val="20"/>
                 <w:szCs w:val="20"/>
               </w:rPr>
-              <w:t>Engine.*; Processing.OcrProcessor; Pdf.PdfDocument; Services.OcrService</w:t>
+              <w:t>Engine.*; Processing.OcrProcessor; Pdf.</w:t>
+            </w:r>
+            <w:r>
+              <w:rPr>
+                <w:rFonts w:ascii="Calibri" w:eastAsia="Times New Roman" w:hAnsi="Calibri" w:cs="Calibri"/>
+                <w:color w:val="1F2937"/>
+                <w:sz w:val="20"/>
+                <w:szCs w:val="20"/>
+              </w:rPr>
+              <w:t>PdfDocument; Services.OcrService</w:t>
             </w:r>
           </w:p>
         </w:tc>
@@ -20328,54 +22193,54 @@
                 <w:sz w:val="20"/>
                 <w:szCs w:val="20"/>
               </w:rPr>
-              <w:t>Aligned side-by-side view</w:t>
-            </w:r>
-          </w:p>
-        </w:tc>
-        <w:tc>
-          <w:tcPr>
-            <w:tcW w:w="0" w:type="auto"/>
-            <w:tcBorders>
-              <w:top w:val="single" w:sz="6" w:space="0" w:color="C9D3CF"/>
-              <w:left w:val="single" w:sz="6" w:space="0" w:color="C9D3CF"/>
-              <w:bottom w:val="single" w:sz="6" w:space="0" w:color="C9D3CF"/>
-              <w:right w:val="single" w:sz="6" w:space="0" w:color="C9D3CF"/>
-            </w:tcBorders>
-            <w:tcMar>
-              <w:top w:w="60" w:type="dxa"/>
-              <w:left w:w="100" w:type="dxa"/>
-              <w:bottom w:w="60" w:type="dxa"/>
-              <w:right w:w="100" w:type="dxa"/>
-            </w:tcMar>
-            <w:hideMark/>
-          </w:tcPr>
-          <w:p>
-            <w:pPr>
-              <w:spacing w:before="80" w:after="160"/>
-              <w:rPr>
-                <w:rFonts w:ascii="Calibri" w:eastAsia="Times New Roman" w:hAnsi="Calibri" w:cs="Calibri"/>
-                <w:color w:val="1F2937"/>
-                <w:sz w:val="20"/>
-                <w:szCs w:val="20"/>
-              </w:rPr>
-            </w:pPr>
-            <w:r>
-              <w:rPr>
-                <w:rFonts w:ascii="Calibri" w:eastAsia="Times New Roman" w:hAnsi="Calibri" w:cs="Calibri"/>
-                <w:color w:val="1F2937"/>
-                <w:sz w:val="20"/>
-                <w:szCs w:val="20"/>
-              </w:rPr>
-              <w:t>UI.LayoutView, UI.ImageViewer, UI.PageCanvas; Workspace</w:t>
-            </w:r>
-            <w:r>
-              <w:rPr>
-                <w:rFonts w:ascii="Calibri" w:eastAsia="Times New Roman" w:hAnsi="Calibri" w:cs="Calibri"/>
-                <w:color w:val="1F2937"/>
-                <w:sz w:val="20"/>
-                <w:szCs w:val="20"/>
-              </w:rPr>
-              <w:t>Page</w:t>
+              <w:t>Aligned side</w:t>
+            </w:r>
+            <w:r>
+              <w:rPr>
+                <w:rFonts w:ascii="Calibri" w:eastAsia="Times New Roman" w:hAnsi="Calibri" w:cs="Calibri"/>
+                <w:color w:val="1F2937"/>
+                <w:sz w:val="20"/>
+                <w:szCs w:val="20"/>
+              </w:rPr>
+              <w:t>-by-side view</w:t>
+            </w:r>
+          </w:p>
+        </w:tc>
+        <w:tc>
+          <w:tcPr>
+            <w:tcW w:w="0" w:type="auto"/>
+            <w:tcBorders>
+              <w:top w:val="single" w:sz="6" w:space="0" w:color="C9D3CF"/>
+              <w:left w:val="single" w:sz="6" w:space="0" w:color="C9D3CF"/>
+              <w:bottom w:val="single" w:sz="6" w:space="0" w:color="C9D3CF"/>
+              <w:right w:val="single" w:sz="6" w:space="0" w:color="C9D3CF"/>
+            </w:tcBorders>
+            <w:tcMar>
+              <w:top w:w="60" w:type="dxa"/>
+              <w:left w:w="100" w:type="dxa"/>
+              <w:bottom w:w="60" w:type="dxa"/>
+              <w:right w:w="100" w:type="dxa"/>
+            </w:tcMar>
+            <w:hideMark/>
+          </w:tcPr>
+          <w:p>
+            <w:pPr>
+              <w:spacing w:before="80" w:after="160"/>
+              <w:rPr>
+                <w:rFonts w:ascii="Calibri" w:eastAsia="Times New Roman" w:hAnsi="Calibri" w:cs="Calibri"/>
+                <w:color w:val="1F2937"/>
+                <w:sz w:val="20"/>
+                <w:szCs w:val="20"/>
+              </w:rPr>
+            </w:pPr>
+            <w:r>
+              <w:rPr>
+                <w:rFonts w:ascii="Calibri" w:eastAsia="Times New Roman" w:hAnsi="Calibri" w:cs="Calibri"/>
+                <w:color w:val="1F2937"/>
+                <w:sz w:val="20"/>
+                <w:szCs w:val="20"/>
+              </w:rPr>
+              <w:t>UI.LayoutView, UI.ImageViewer, UI.PageCanvas; WorkspacePage</w:t>
             </w:r>
           </w:p>
         </w:tc>
@@ -21089,7 +22954,16 @@
                 <w:sz w:val="20"/>
                 <w:szCs w:val="20"/>
               </w:rPr>
-              <w:t>Export.Exporter, DocxExporter, XlsxExporter, HtmlExporter</w:t>
+              <w:t>Export.Expo</w:t>
+            </w:r>
+            <w:r>
+              <w:rPr>
+                <w:rFonts w:ascii="Calibri" w:eastAsia="Times New Roman" w:hAnsi="Calibri" w:cs="Calibri"/>
+                <w:color w:val="1F2937"/>
+                <w:sz w:val="20"/>
+                <w:szCs w:val="20"/>
+              </w:rPr>
+              <w:t>rter, DocxExporter, XlsxExporter, HtmlExporter</w:t>
             </w:r>
           </w:p>
         </w:tc>
@@ -21527,16 +23401,7 @@
                 <w:sz w:val="20"/>
                 <w:szCs w:val="20"/>
               </w:rPr>
-              <w:t>Batch processi</w:t>
-            </w:r>
-            <w:r>
-              <w:rPr>
-                <w:rFonts w:ascii="Calibri" w:eastAsia="Times New Roman" w:hAnsi="Calibri" w:cs="Calibri"/>
-                <w:color w:val="1F2937"/>
-                <w:sz w:val="20"/>
-                <w:szCs w:val="20"/>
-              </w:rPr>
-              <w:t>ng</w:t>
+              <w:t>Batch processing</w:t>
             </w:r>
           </w:p>
         </w:tc>
@@ -21693,7 +23558,16 @@
                 <w:sz w:val="20"/>
                 <w:szCs w:val="20"/>
               </w:rPr>
-              <w:t>QuickOcrPage, BatchPage, HistoryPage, SettingsPage, AppSettings, FalconOcr.Cli</w:t>
+              <w:t>QuickOcrPage, BatchPage, HistoryPage, SettingsPage, AppSett</w:t>
+            </w:r>
+            <w:r>
+              <w:rPr>
+                <w:rFonts w:ascii="Calibri" w:eastAsia="Times New Roman" w:hAnsi="Calibri" w:cs="Calibri"/>
+                <w:color w:val="1F2937"/>
+                <w:sz w:val="20"/>
+                <w:szCs w:val="20"/>
+              </w:rPr>
+              <w:t>ings, FalconOcr.Cli</w:t>
             </w:r>
           </w:p>
         </w:tc>
@@ -21812,16 +23686,7 @@
                 <w:sz w:val="20"/>
                 <w:szCs w:val="20"/>
               </w:rPr>
-              <w:t>QuickOcrPage, BatchPage, HistoryPage, SettingsPage, AppSettings,</w:t>
-            </w:r>
-            <w:r>
-              <w:rPr>
-                <w:rFonts w:ascii="Calibri" w:eastAsia="Times New Roman" w:hAnsi="Calibri" w:cs="Calibri"/>
-                <w:color w:val="1F2937"/>
-                <w:sz w:val="20"/>
-                <w:szCs w:val="20"/>
-              </w:rPr>
-              <w:t xml:space="preserve"> FalconOcr.Cli</w:t>
+              <w:t>QuickOcrPage, BatchPage, HistoryPage, SettingsPage, AppSettings, FalconOcr.Cli</w:t>
             </w:r>
           </w:p>
         </w:tc>
@@ -22059,7 +23924,16 @@
                 <w:sz w:val="20"/>
                 <w:szCs w:val="20"/>
               </w:rPr>
-              <w:t>Licensing.*; ActivationForm; MainForm (badge); FalconOcr.KeyGen</w:t>
+              <w:t>Licensing.*; Act</w:t>
+            </w:r>
+            <w:r>
+              <w:rPr>
+                <w:rFonts w:ascii="Calibri" w:eastAsia="Times New Roman" w:hAnsi="Calibri" w:cs="Calibri"/>
+                <w:color w:val="1F2937"/>
+                <w:sz w:val="20"/>
+                <w:szCs w:val="20"/>
+              </w:rPr>
+              <w:t>ivationForm; MainForm (badge); FalconOcr.KeyGen</w:t>
             </w:r>
           </w:p>
         </w:tc>
@@ -22298,6 +24172,628 @@
                 <w:szCs w:val="20"/>
               </w:rPr>
               <w:t>Licensing.*; ActivationForm; MainForm (badge); FalconOcr.KeyGen</w:t>
+            </w:r>
+          </w:p>
+        </w:tc>
+      </w:tr>
+      <w:tr>
+        <w:trPr>
+          <w:cantSplit/>
+        </w:trPr>
+        <w:tc>
+          <w:tcPr>
+            <w:tcW w:w="0" w:type="auto"/>
+            <w:tcBorders>
+              <w:top w:val="single" w:sz="6" w:space="0" w:color="C9D3CF"/>
+              <w:left w:val="single" w:sz="6" w:space="0" w:color="C9D3CF"/>
+              <w:bottom w:val="single" w:sz="6" w:space="0" w:color="C9D3CF"/>
+              <w:right w:val="single" w:sz="6" w:space="0" w:color="C9D3CF"/>
+            </w:tcBorders>
+            <w:tcMar>
+              <w:top w:w="60" w:type="dxa"/>
+              <w:left w:w="100" w:type="dxa"/>
+              <w:bottom w:w="60" w:type="dxa"/>
+              <w:right w:w="100" w:type="dxa"/>
+            </w:tcMar>
+            <w:hideMark/>
+          </w:tcPr>
+          <w:p>
+            <w:pPr>
+              <w:spacing w:before="80" w:after="160"/>
+              <w:rPr>
+                <w:rFonts w:ascii="Calibri" w:eastAsia="Times New Roman" w:hAnsi="Calibri" w:cs="Calibri"/>
+                <w:color w:val="1F2937"/>
+                <w:sz w:val="20"/>
+                <w:szCs w:val="20"/>
+              </w:rPr>
+            </w:pPr>
+            <w:r>
+              <w:rPr>
+                <w:rFonts w:ascii="Calibri" w:eastAsia="Times New Roman" w:hAnsi="Calibri" w:cs="Calibri"/>
+                <w:color w:val="1F2937"/>
+                <w:sz w:val="20"/>
+                <w:szCs w:val="20"/>
+              </w:rPr>
+              <w:t>FR-37</w:t>
+            </w:r>
+          </w:p>
+        </w:tc>
+        <w:tc>
+          <w:tcPr>
+            <w:tcW w:w="0" w:type="auto"/>
+            <w:tcBorders>
+              <w:top w:val="single" w:sz="6" w:space="0" w:color="C9D3CF"/>
+              <w:left w:val="single" w:sz="6" w:space="0" w:color="C9D3CF"/>
+              <w:bottom w:val="single" w:sz="6" w:space="0" w:color="C9D3CF"/>
+              <w:right w:val="single" w:sz="6" w:space="0" w:color="C9D3CF"/>
+            </w:tcBorders>
+            <w:tcMar>
+              <w:top w:w="60" w:type="dxa"/>
+              <w:left w:w="100" w:type="dxa"/>
+              <w:bottom w:w="60" w:type="dxa"/>
+              <w:right w:w="100" w:type="dxa"/>
+            </w:tcMar>
+            <w:hideMark/>
+          </w:tcPr>
+          <w:p>
+            <w:pPr>
+              <w:spacing w:before="80" w:after="160"/>
+              <w:rPr>
+                <w:rFonts w:ascii="Calibri" w:eastAsia="Times New Roman" w:hAnsi="Calibri" w:cs="Calibri"/>
+                <w:color w:val="1F2937"/>
+                <w:sz w:val="20"/>
+                <w:szCs w:val="20"/>
+              </w:rPr>
+            </w:pPr>
+            <w:r>
+              <w:rPr>
+                <w:rFonts w:ascii="Calibri" w:eastAsia="Times New Roman" w:hAnsi="Calibri" w:cs="Calibri"/>
+                <w:color w:val="1F2937"/>
+                <w:sz w:val="20"/>
+                <w:szCs w:val="20"/>
+              </w:rPr>
+              <w:t>Font selection</w:t>
+            </w:r>
+          </w:p>
+        </w:tc>
+        <w:tc>
+          <w:tcPr>
+            <w:tcW w:w="0" w:type="auto"/>
+            <w:tcBorders>
+              <w:top w:val="single" w:sz="6" w:space="0" w:color="C9D3CF"/>
+              <w:left w:val="single" w:sz="6" w:space="0" w:color="C9D3CF"/>
+              <w:bottom w:val="single" w:sz="6" w:space="0" w:color="C9D3CF"/>
+              <w:right w:val="single" w:sz="6" w:space="0" w:color="C9D3CF"/>
+            </w:tcBorders>
+            <w:tcMar>
+              <w:top w:w="60" w:type="dxa"/>
+              <w:left w:w="100" w:type="dxa"/>
+              <w:bottom w:w="60" w:type="dxa"/>
+              <w:right w:w="100" w:type="dxa"/>
+            </w:tcMar>
+            <w:hideMark/>
+          </w:tcPr>
+          <w:p>
+            <w:pPr>
+              <w:spacing w:before="80" w:after="160"/>
+              <w:rPr>
+                <w:rFonts w:ascii="Calibri" w:eastAsia="Times New Roman" w:hAnsi="Calibri" w:cs="Calibri"/>
+                <w:color w:val="1F2937"/>
+                <w:sz w:val="20"/>
+                <w:szCs w:val="20"/>
+              </w:rPr>
+            </w:pPr>
+            <w:r>
+              <w:rPr>
+                <w:rFonts w:ascii="Calibri" w:eastAsia="Times New Roman" w:hAnsi="Calibri" w:cs="Calibri"/>
+                <w:color w:val="1F2937"/>
+                <w:sz w:val="20"/>
+                <w:szCs w:val="20"/>
+              </w:rPr>
+              <w:t>Localization.L / PoFile, lang\*.po, Theme; WorkspacePage (font combos, GripSplitter, trial banner); MainForm (SidebarToggle); AppSettings</w:t>
+            </w:r>
+          </w:p>
+        </w:tc>
+      </w:tr>
+      <w:tr>
+        <w:trPr>
+          <w:cantSplit/>
+        </w:trPr>
+        <w:tc>
+          <w:tcPr>
+            <w:tcW w:w="0" w:type="auto"/>
+            <w:tcBorders>
+              <w:top w:val="single" w:sz="6" w:space="0" w:color="C9D3CF"/>
+              <w:left w:val="single" w:sz="6" w:space="0" w:color="C9D3CF"/>
+              <w:bottom w:val="single" w:sz="6" w:space="0" w:color="C9D3CF"/>
+              <w:right w:val="single" w:sz="6" w:space="0" w:color="C9D3CF"/>
+            </w:tcBorders>
+            <w:tcMar>
+              <w:top w:w="60" w:type="dxa"/>
+              <w:left w:w="100" w:type="dxa"/>
+              <w:bottom w:w="60" w:type="dxa"/>
+              <w:right w:w="100" w:type="dxa"/>
+            </w:tcMar>
+            <w:hideMark/>
+          </w:tcPr>
+          <w:p>
+            <w:pPr>
+              <w:spacing w:before="80" w:after="160"/>
+              <w:rPr>
+                <w:rFonts w:ascii="Calibri" w:eastAsia="Times New Roman" w:hAnsi="Calibri" w:cs="Calibri"/>
+                <w:color w:val="1F2937"/>
+                <w:sz w:val="20"/>
+                <w:szCs w:val="20"/>
+              </w:rPr>
+            </w:pPr>
+            <w:r>
+              <w:rPr>
+                <w:rFonts w:ascii="Calibri" w:eastAsia="Times New Roman" w:hAnsi="Calibri" w:cs="Calibri"/>
+                <w:color w:val="1F2937"/>
+                <w:sz w:val="20"/>
+                <w:szCs w:val="20"/>
+              </w:rPr>
+              <w:t>FR-38</w:t>
+            </w:r>
+          </w:p>
+        </w:tc>
+        <w:tc>
+          <w:tcPr>
+            <w:tcW w:w="0" w:type="auto"/>
+            <w:tcBorders>
+              <w:top w:val="single" w:sz="6" w:space="0" w:color="C9D3CF"/>
+              <w:left w:val="single" w:sz="6" w:space="0" w:color="C9D3CF"/>
+              <w:bottom w:val="single" w:sz="6" w:space="0" w:color="C9D3CF"/>
+              <w:right w:val="single" w:sz="6" w:space="0" w:color="C9D3CF"/>
+            </w:tcBorders>
+            <w:tcMar>
+              <w:top w:w="60" w:type="dxa"/>
+              <w:left w:w="100" w:type="dxa"/>
+              <w:bottom w:w="60" w:type="dxa"/>
+              <w:right w:w="100" w:type="dxa"/>
+            </w:tcMar>
+            <w:hideMark/>
+          </w:tcPr>
+          <w:p>
+            <w:pPr>
+              <w:spacing w:before="80" w:after="160"/>
+              <w:rPr>
+                <w:rFonts w:ascii="Calibri" w:eastAsia="Times New Roman" w:hAnsi="Calibri" w:cs="Calibri"/>
+                <w:color w:val="1F2937"/>
+                <w:sz w:val="20"/>
+                <w:szCs w:val="20"/>
+              </w:rPr>
+            </w:pPr>
+            <w:r>
+              <w:rPr>
+                <w:rFonts w:ascii="Calibri" w:eastAsia="Times New Roman" w:hAnsi="Calibri" w:cs="Calibri"/>
+                <w:color w:val="1F2937"/>
+                <w:sz w:val="20"/>
+                <w:szCs w:val="20"/>
+              </w:rPr>
+              <w:t>Interface languages</w:t>
+            </w:r>
+          </w:p>
+        </w:tc>
+        <w:tc>
+          <w:tcPr>
+            <w:tcW w:w="0" w:type="auto"/>
+            <w:tcBorders>
+              <w:top w:val="single" w:sz="6" w:space="0" w:color="C9D3CF"/>
+              <w:left w:val="single" w:sz="6" w:space="0" w:color="C9D3CF"/>
+              <w:bottom w:val="single" w:sz="6" w:space="0" w:color="C9D3CF"/>
+              <w:right w:val="single" w:sz="6" w:space="0" w:color="C9D3CF"/>
+            </w:tcBorders>
+            <w:tcMar>
+              <w:top w:w="60" w:type="dxa"/>
+              <w:left w:w="100" w:type="dxa"/>
+              <w:bottom w:w="60" w:type="dxa"/>
+              <w:right w:w="100" w:type="dxa"/>
+            </w:tcMar>
+            <w:hideMark/>
+          </w:tcPr>
+          <w:p>
+            <w:pPr>
+              <w:spacing w:before="80" w:after="160"/>
+              <w:rPr>
+                <w:rFonts w:ascii="Calibri" w:eastAsia="Times New Roman" w:hAnsi="Calibri" w:cs="Calibri"/>
+                <w:color w:val="1F2937"/>
+                <w:sz w:val="20"/>
+                <w:szCs w:val="20"/>
+              </w:rPr>
+            </w:pPr>
+            <w:r>
+              <w:rPr>
+                <w:rFonts w:ascii="Calibri" w:eastAsia="Times New Roman" w:hAnsi="Calibri" w:cs="Calibri"/>
+                <w:color w:val="1F2937"/>
+                <w:sz w:val="20"/>
+                <w:szCs w:val="20"/>
+              </w:rPr>
+              <w:t xml:space="preserve">Localization.L / PoFile, lang\*.po, Theme; WorkspacePage (font combos, GripSplitter, trial </w:t>
+            </w:r>
+            <w:r>
+              <w:rPr>
+                <w:rFonts w:ascii="Calibri" w:eastAsia="Times New Roman" w:hAnsi="Calibri" w:cs="Calibri"/>
+                <w:color w:val="1F2937"/>
+                <w:sz w:val="20"/>
+                <w:szCs w:val="20"/>
+              </w:rPr>
+              <w:t>banner); MainForm (SidebarToggle); AppSettings</w:t>
+            </w:r>
+          </w:p>
+        </w:tc>
+      </w:tr>
+      <w:tr>
+        <w:trPr>
+          <w:cantSplit/>
+        </w:trPr>
+        <w:tc>
+          <w:tcPr>
+            <w:tcW w:w="0" w:type="auto"/>
+            <w:tcBorders>
+              <w:top w:val="single" w:sz="6" w:space="0" w:color="C9D3CF"/>
+              <w:left w:val="single" w:sz="6" w:space="0" w:color="C9D3CF"/>
+              <w:bottom w:val="single" w:sz="6" w:space="0" w:color="C9D3CF"/>
+              <w:right w:val="single" w:sz="6" w:space="0" w:color="C9D3CF"/>
+            </w:tcBorders>
+            <w:tcMar>
+              <w:top w:w="60" w:type="dxa"/>
+              <w:left w:w="100" w:type="dxa"/>
+              <w:bottom w:w="60" w:type="dxa"/>
+              <w:right w:w="100" w:type="dxa"/>
+            </w:tcMar>
+            <w:hideMark/>
+          </w:tcPr>
+          <w:p>
+            <w:pPr>
+              <w:spacing w:before="80" w:after="160"/>
+              <w:rPr>
+                <w:rFonts w:ascii="Calibri" w:eastAsia="Times New Roman" w:hAnsi="Calibri" w:cs="Calibri"/>
+                <w:color w:val="1F2937"/>
+                <w:sz w:val="20"/>
+                <w:szCs w:val="20"/>
+              </w:rPr>
+            </w:pPr>
+            <w:r>
+              <w:rPr>
+                <w:rFonts w:ascii="Calibri" w:eastAsia="Times New Roman" w:hAnsi="Calibri" w:cs="Calibri"/>
+                <w:color w:val="1F2937"/>
+                <w:sz w:val="20"/>
+                <w:szCs w:val="20"/>
+              </w:rPr>
+              <w:t>FR-39</w:t>
+            </w:r>
+          </w:p>
+        </w:tc>
+        <w:tc>
+          <w:tcPr>
+            <w:tcW w:w="0" w:type="auto"/>
+            <w:tcBorders>
+              <w:top w:val="single" w:sz="6" w:space="0" w:color="C9D3CF"/>
+              <w:left w:val="single" w:sz="6" w:space="0" w:color="C9D3CF"/>
+              <w:bottom w:val="single" w:sz="6" w:space="0" w:color="C9D3CF"/>
+              <w:right w:val="single" w:sz="6" w:space="0" w:color="C9D3CF"/>
+            </w:tcBorders>
+            <w:tcMar>
+              <w:top w:w="60" w:type="dxa"/>
+              <w:left w:w="100" w:type="dxa"/>
+              <w:bottom w:w="60" w:type="dxa"/>
+              <w:right w:w="100" w:type="dxa"/>
+            </w:tcMar>
+            <w:hideMark/>
+          </w:tcPr>
+          <w:p>
+            <w:pPr>
+              <w:spacing w:before="80" w:after="160"/>
+              <w:rPr>
+                <w:rFonts w:ascii="Calibri" w:eastAsia="Times New Roman" w:hAnsi="Calibri" w:cs="Calibri"/>
+                <w:color w:val="1F2937"/>
+                <w:sz w:val="20"/>
+                <w:szCs w:val="20"/>
+              </w:rPr>
+            </w:pPr>
+            <w:r>
+              <w:rPr>
+                <w:rFonts w:ascii="Calibri" w:eastAsia="Times New Roman" w:hAnsi="Calibri" w:cs="Calibri"/>
+                <w:color w:val="1F2937"/>
+                <w:sz w:val="20"/>
+                <w:szCs w:val="20"/>
+              </w:rPr>
+              <w:t>Collapsible sidebar</w:t>
+            </w:r>
+          </w:p>
+        </w:tc>
+        <w:tc>
+          <w:tcPr>
+            <w:tcW w:w="0" w:type="auto"/>
+            <w:tcBorders>
+              <w:top w:val="single" w:sz="6" w:space="0" w:color="C9D3CF"/>
+              <w:left w:val="single" w:sz="6" w:space="0" w:color="C9D3CF"/>
+              <w:bottom w:val="single" w:sz="6" w:space="0" w:color="C9D3CF"/>
+              <w:right w:val="single" w:sz="6" w:space="0" w:color="C9D3CF"/>
+            </w:tcBorders>
+            <w:tcMar>
+              <w:top w:w="60" w:type="dxa"/>
+              <w:left w:w="100" w:type="dxa"/>
+              <w:bottom w:w="60" w:type="dxa"/>
+              <w:right w:w="100" w:type="dxa"/>
+            </w:tcMar>
+            <w:hideMark/>
+          </w:tcPr>
+          <w:p>
+            <w:pPr>
+              <w:spacing w:before="80" w:after="160"/>
+              <w:rPr>
+                <w:rFonts w:ascii="Calibri" w:eastAsia="Times New Roman" w:hAnsi="Calibri" w:cs="Calibri"/>
+                <w:color w:val="1F2937"/>
+                <w:sz w:val="20"/>
+                <w:szCs w:val="20"/>
+              </w:rPr>
+            </w:pPr>
+            <w:r>
+              <w:rPr>
+                <w:rFonts w:ascii="Calibri" w:eastAsia="Times New Roman" w:hAnsi="Calibri" w:cs="Calibri"/>
+                <w:color w:val="1F2937"/>
+                <w:sz w:val="20"/>
+                <w:szCs w:val="20"/>
+              </w:rPr>
+              <w:t>Localization.L / PoFile, lang\*.po, Theme; WorkspacePage (font combos, GripSplitter, trial banner); MainForm (SidebarToggle); AppSettings</w:t>
+            </w:r>
+          </w:p>
+        </w:tc>
+      </w:tr>
+      <w:tr>
+        <w:trPr>
+          <w:cantSplit/>
+        </w:trPr>
+        <w:tc>
+          <w:tcPr>
+            <w:tcW w:w="0" w:type="auto"/>
+            <w:tcBorders>
+              <w:top w:val="single" w:sz="6" w:space="0" w:color="C9D3CF"/>
+              <w:left w:val="single" w:sz="6" w:space="0" w:color="C9D3CF"/>
+              <w:bottom w:val="single" w:sz="6" w:space="0" w:color="C9D3CF"/>
+              <w:right w:val="single" w:sz="6" w:space="0" w:color="C9D3CF"/>
+            </w:tcBorders>
+            <w:tcMar>
+              <w:top w:w="60" w:type="dxa"/>
+              <w:left w:w="100" w:type="dxa"/>
+              <w:bottom w:w="60" w:type="dxa"/>
+              <w:right w:w="100" w:type="dxa"/>
+            </w:tcMar>
+            <w:hideMark/>
+          </w:tcPr>
+          <w:p>
+            <w:pPr>
+              <w:spacing w:before="80" w:after="160"/>
+              <w:rPr>
+                <w:rFonts w:ascii="Calibri" w:eastAsia="Times New Roman" w:hAnsi="Calibri" w:cs="Calibri"/>
+                <w:color w:val="1F2937"/>
+                <w:sz w:val="20"/>
+                <w:szCs w:val="20"/>
+              </w:rPr>
+            </w:pPr>
+            <w:r>
+              <w:rPr>
+                <w:rFonts w:ascii="Calibri" w:eastAsia="Times New Roman" w:hAnsi="Calibri" w:cs="Calibri"/>
+                <w:color w:val="1F2937"/>
+                <w:sz w:val="20"/>
+                <w:szCs w:val="20"/>
+              </w:rPr>
+              <w:t>FR-40</w:t>
+            </w:r>
+          </w:p>
+        </w:tc>
+        <w:tc>
+          <w:tcPr>
+            <w:tcW w:w="0" w:type="auto"/>
+            <w:tcBorders>
+              <w:top w:val="single" w:sz="6" w:space="0" w:color="C9D3CF"/>
+              <w:left w:val="single" w:sz="6" w:space="0" w:color="C9D3CF"/>
+              <w:bottom w:val="single" w:sz="6" w:space="0" w:color="C9D3CF"/>
+              <w:right w:val="single" w:sz="6" w:space="0" w:color="C9D3CF"/>
+            </w:tcBorders>
+            <w:tcMar>
+              <w:top w:w="60" w:type="dxa"/>
+              <w:left w:w="100" w:type="dxa"/>
+              <w:bottom w:w="60" w:type="dxa"/>
+              <w:right w:w="100" w:type="dxa"/>
+            </w:tcMar>
+            <w:hideMark/>
+          </w:tcPr>
+          <w:p>
+            <w:pPr>
+              <w:spacing w:before="80" w:after="160"/>
+              <w:rPr>
+                <w:rFonts w:ascii="Calibri" w:eastAsia="Times New Roman" w:hAnsi="Calibri" w:cs="Calibri"/>
+                <w:color w:val="1F2937"/>
+                <w:sz w:val="20"/>
+                <w:szCs w:val="20"/>
+              </w:rPr>
+            </w:pPr>
+            <w:r>
+              <w:rPr>
+                <w:rFonts w:ascii="Calibri" w:eastAsia="Times New Roman" w:hAnsi="Calibri" w:cs="Calibri"/>
+                <w:color w:val="1F2937"/>
+                <w:sz w:val="20"/>
+                <w:szCs w:val="20"/>
+              </w:rPr>
+              <w:t>Resizable settings panel</w:t>
+            </w:r>
+          </w:p>
+        </w:tc>
+        <w:tc>
+          <w:tcPr>
+            <w:tcW w:w="0" w:type="auto"/>
+            <w:tcBorders>
+              <w:top w:val="single" w:sz="6" w:space="0" w:color="C9D3CF"/>
+              <w:left w:val="single" w:sz="6" w:space="0" w:color="C9D3CF"/>
+              <w:bottom w:val="single" w:sz="6" w:space="0" w:color="C9D3CF"/>
+              <w:right w:val="single" w:sz="6" w:space="0" w:color="C9D3CF"/>
+            </w:tcBorders>
+            <w:tcMar>
+              <w:top w:w="60" w:type="dxa"/>
+              <w:left w:w="100" w:type="dxa"/>
+              <w:bottom w:w="60" w:type="dxa"/>
+              <w:right w:w="100" w:type="dxa"/>
+            </w:tcMar>
+            <w:hideMark/>
+          </w:tcPr>
+          <w:p>
+            <w:pPr>
+              <w:spacing w:before="80" w:after="160"/>
+              <w:rPr>
+                <w:rFonts w:ascii="Calibri" w:eastAsia="Times New Roman" w:hAnsi="Calibri" w:cs="Calibri"/>
+                <w:color w:val="1F2937"/>
+                <w:sz w:val="20"/>
+                <w:szCs w:val="20"/>
+              </w:rPr>
+            </w:pPr>
+            <w:r>
+              <w:rPr>
+                <w:rFonts w:ascii="Calibri" w:eastAsia="Times New Roman" w:hAnsi="Calibri" w:cs="Calibri"/>
+                <w:color w:val="1F2937"/>
+                <w:sz w:val="20"/>
+                <w:szCs w:val="20"/>
+              </w:rPr>
+              <w:t>Localization</w:t>
+            </w:r>
+            <w:r>
+              <w:rPr>
+                <w:rFonts w:ascii="Calibri" w:eastAsia="Times New Roman" w:hAnsi="Calibri" w:cs="Calibri"/>
+                <w:color w:val="1F2937"/>
+                <w:sz w:val="20"/>
+                <w:szCs w:val="20"/>
+              </w:rPr>
+              <w:t>.L / PoFile, lang\*.po, Theme; WorkspacePage (font combos, GripSplitter, trial banner); MainForm (SidebarToggle); AppSettings</w:t>
+            </w:r>
+          </w:p>
+        </w:tc>
+      </w:tr>
+      <w:tr>
+        <w:trPr>
+          <w:cantSplit/>
+        </w:trPr>
+        <w:tc>
+          <w:tcPr>
+            <w:tcW w:w="0" w:type="auto"/>
+            <w:tcBorders>
+              <w:top w:val="single" w:sz="6" w:space="0" w:color="C9D3CF"/>
+              <w:left w:val="single" w:sz="6" w:space="0" w:color="C9D3CF"/>
+              <w:bottom w:val="single" w:sz="6" w:space="0" w:color="C9D3CF"/>
+              <w:right w:val="single" w:sz="6" w:space="0" w:color="C9D3CF"/>
+            </w:tcBorders>
+            <w:tcMar>
+              <w:top w:w="60" w:type="dxa"/>
+              <w:left w:w="100" w:type="dxa"/>
+              <w:bottom w:w="60" w:type="dxa"/>
+              <w:right w:w="100" w:type="dxa"/>
+            </w:tcMar>
+            <w:hideMark/>
+          </w:tcPr>
+          <w:p>
+            <w:pPr>
+              <w:spacing w:before="80" w:after="160"/>
+              <w:rPr>
+                <w:rFonts w:ascii="Calibri" w:eastAsia="Times New Roman" w:hAnsi="Calibri" w:cs="Calibri"/>
+                <w:color w:val="1F2937"/>
+                <w:sz w:val="20"/>
+                <w:szCs w:val="20"/>
+              </w:rPr>
+            </w:pPr>
+            <w:r>
+              <w:rPr>
+                <w:rFonts w:ascii="Calibri" w:eastAsia="Times New Roman" w:hAnsi="Calibri" w:cs="Calibri"/>
+                <w:color w:val="1F2937"/>
+                <w:sz w:val="20"/>
+                <w:szCs w:val="20"/>
+              </w:rPr>
+              <w:t>FR-41</w:t>
+            </w:r>
+          </w:p>
+        </w:tc>
+        <w:tc>
+          <w:tcPr>
+            <w:tcW w:w="0" w:type="auto"/>
+            <w:tcBorders>
+              <w:top w:val="single" w:sz="6" w:space="0" w:color="C9D3CF"/>
+              <w:left w:val="single" w:sz="6" w:space="0" w:color="C9D3CF"/>
+              <w:bottom w:val="single" w:sz="6" w:space="0" w:color="C9D3CF"/>
+              <w:right w:val="single" w:sz="6" w:space="0" w:color="C9D3CF"/>
+            </w:tcBorders>
+            <w:tcMar>
+              <w:top w:w="60" w:type="dxa"/>
+              <w:left w:w="100" w:type="dxa"/>
+              <w:bottom w:w="60" w:type="dxa"/>
+              <w:right w:w="100" w:type="dxa"/>
+            </w:tcMar>
+            <w:hideMark/>
+          </w:tcPr>
+          <w:p>
+            <w:pPr>
+              <w:spacing w:before="80" w:after="160"/>
+              <w:rPr>
+                <w:rFonts w:ascii="Calibri" w:eastAsia="Times New Roman" w:hAnsi="Calibri" w:cs="Calibri"/>
+                <w:color w:val="1F2937"/>
+                <w:sz w:val="20"/>
+                <w:szCs w:val="20"/>
+              </w:rPr>
+            </w:pPr>
+            <w:r>
+              <w:rPr>
+                <w:rFonts w:ascii="Calibri" w:eastAsia="Times New Roman" w:hAnsi="Calibri" w:cs="Calibri"/>
+                <w:color w:val="1F2937"/>
+                <w:sz w:val="20"/>
+                <w:szCs w:val="20"/>
+              </w:rPr>
+              <w:t>Trial notification</w:t>
+            </w:r>
+          </w:p>
+        </w:tc>
+        <w:tc>
+          <w:tcPr>
+            <w:tcW w:w="0" w:type="auto"/>
+            <w:tcBorders>
+              <w:top w:val="single" w:sz="6" w:space="0" w:color="C9D3CF"/>
+              <w:left w:val="single" w:sz="6" w:space="0" w:color="C9D3CF"/>
+              <w:bottom w:val="single" w:sz="6" w:space="0" w:color="C9D3CF"/>
+              <w:right w:val="single" w:sz="6" w:space="0" w:color="C9D3CF"/>
+            </w:tcBorders>
+            <w:tcMar>
+              <w:top w:w="60" w:type="dxa"/>
+              <w:left w:w="100" w:type="dxa"/>
+              <w:bottom w:w="60" w:type="dxa"/>
+              <w:right w:w="100" w:type="dxa"/>
+            </w:tcMar>
+            <w:hideMark/>
+          </w:tcPr>
+          <w:p>
+            <w:pPr>
+              <w:spacing w:before="80" w:after="160"/>
+              <w:rPr>
+                <w:rFonts w:ascii="Calibri" w:eastAsia="Times New Roman" w:hAnsi="Calibri" w:cs="Calibri"/>
+                <w:color w:val="1F2937"/>
+                <w:sz w:val="20"/>
+                <w:szCs w:val="20"/>
+              </w:rPr>
+            </w:pPr>
+            <w:r>
+              <w:rPr>
+                <w:rFonts w:ascii="Calibri" w:eastAsia="Times New Roman" w:hAnsi="Calibri" w:cs="Calibri"/>
+                <w:color w:val="1F2937"/>
+                <w:sz w:val="20"/>
+                <w:szCs w:val="20"/>
+              </w:rPr>
+              <w:t>Localization.L / PoFile, lang\*.po, Theme; WorkspacePage (font combos, GripSplitter, trial banner); Main</w:t>
+            </w:r>
+            <w:r>
+              <w:rPr>
+                <w:rFonts w:ascii="Calibri" w:eastAsia="Times New Roman" w:hAnsi="Calibri" w:cs="Calibri"/>
+                <w:color w:val="1F2937"/>
+                <w:sz w:val="20"/>
+                <w:szCs w:val="20"/>
+              </w:rPr>
+              <w:t>Form (SidebarToggle); AppSettings</w:t>
             </w:r>
           </w:p>
         </w:tc>
@@ -22407,7 +24903,7 @@
         <w:color w:val="64707E"/>
         <w:sz w:val="17"/>
       </w:rPr>
-      <w:t>20</w:t>
+      <w:t>23</w:t>
     </w:r>
     <w:r>
       <w:rPr>
@@ -22456,7 +24952,7 @@
         <w:color w:val="64707E"/>
         <w:sz w:val="17"/>
       </w:rPr>
-      <w:t>20</w:t>
+      <w:t>23</w:t>
     </w:r>
     <w:r>
       <w:rPr>
@@ -22546,9 +25042,9 @@
 <file path=word/numbering.xml><?xml version="1.0" encoding="utf-8"?>
 <w:numbering xmlns:wpc="http://schemas.microsoft.com/office/word/2010/wordprocessingCanvas" xmlns:cx="http://schemas.microsoft.com/office/drawing/2014/chartex" xmlns:mc="http://schemas.openxmlformats.org/markup-compatibility/2006" xmlns:o="urn:schemas-microsoft-com:office:office" xmlns:r="http://schemas.openxmlformats.org/officeDocument/2006/relationships" xmlns:m="http://schemas.openxmlformats.org/officeDocument/2006/math" xmlns:v="urn:schemas-microsoft-com:vml" xmlns:wp14="http://schemas.microsoft.com/office/word/2010/wordprocessingDrawing" xmlns:wp="http://schemas.openxmlformats.org/drawingml/2006/wordprocessingDrawing" xmlns:w10="urn:schemas-microsoft-com:office:word" xmlns:w="http://schemas.openxmlformats.org/wordprocessingml/2006/main" xmlns:w14="http://schemas.microsoft.com/office/word/2010/wordml" xmlns:w15="http://schemas.microsoft.com/office/word/2012/wordml" xmlns:w16se="http://schemas.microsoft.com/office/word/2015/wordml/symex" xmlns:wpg="http://schemas.microsoft.com/office/word/2010/wordprocessingGroup" xmlns:wpi="http://schemas.microsoft.com/office/word/2010/wordprocessingInk" xmlns:wne="http://schemas.microsoft.com/office/word/2006/wordml" xmlns:wps="http://schemas.microsoft.com/office/word/2010/wordprocessingShape" mc:Ignorable="w14 w15 w16se wp14">
   <w:abstractNum w:abstractNumId="0" w15:restartNumberingAfterBreak="0">
-    <w:nsid w:val="054D1927"/>
+    <w:nsid w:val="1B24746C"/>
     <w:multiLevelType w:val="multilevel"/>
-    <w:tmpl w:val="21063EC8"/>
+    <w:tmpl w:val="2618C3AE"/>
     <w:lvl w:ilvl="0">
       <w:start w:val="1"/>
       <w:numFmt w:val="bullet"/>
@@ -22695,9 +25191,9 @@
     </w:lvl>
   </w:abstractNum>
   <w:abstractNum w:abstractNumId="1" w15:restartNumberingAfterBreak="0">
-    <w:nsid w:val="0C0D1229"/>
+    <w:nsid w:val="299C6D55"/>
     <w:multiLevelType w:val="multilevel"/>
-    <w:tmpl w:val="C542FC84"/>
+    <w:tmpl w:val="4CC466A0"/>
     <w:lvl w:ilvl="0">
       <w:start w:val="1"/>
       <w:numFmt w:val="bullet"/>
@@ -22844,9 +25340,9 @@
     </w:lvl>
   </w:abstractNum>
   <w:abstractNum w:abstractNumId="2" w15:restartNumberingAfterBreak="0">
-    <w:nsid w:val="10746C9C"/>
+    <w:nsid w:val="3156743B"/>
     <w:multiLevelType w:val="multilevel"/>
-    <w:tmpl w:val="DF24E4BE"/>
+    <w:tmpl w:val="B55E45E8"/>
     <w:lvl w:ilvl="0">
       <w:start w:val="1"/>
       <w:numFmt w:val="bullet"/>
@@ -22993,9 +25489,9 @@
     </w:lvl>
   </w:abstractNum>
   <w:abstractNum w:abstractNumId="3" w15:restartNumberingAfterBreak="0">
-    <w:nsid w:val="16700E6E"/>
+    <w:nsid w:val="330513B3"/>
     <w:multiLevelType w:val="multilevel"/>
-    <w:tmpl w:val="6CF4253C"/>
+    <w:tmpl w:val="E9585194"/>
     <w:lvl w:ilvl="0">
       <w:start w:val="1"/>
       <w:numFmt w:val="bullet"/>
@@ -23142,9 +25638,9 @@
     </w:lvl>
   </w:abstractNum>
   <w:abstractNum w:abstractNumId="4" w15:restartNumberingAfterBreak="0">
-    <w:nsid w:val="237048A2"/>
+    <w:nsid w:val="34333500"/>
     <w:multiLevelType w:val="multilevel"/>
-    <w:tmpl w:val="40A69A4C"/>
+    <w:tmpl w:val="2452B96C"/>
     <w:lvl w:ilvl="0">
       <w:start w:val="1"/>
       <w:numFmt w:val="bullet"/>
@@ -23291,9 +25787,9 @@
     </w:lvl>
   </w:abstractNum>
   <w:abstractNum w:abstractNumId="5" w15:restartNumberingAfterBreak="0">
-    <w:nsid w:val="2DB12A21"/>
+    <w:nsid w:val="53524180"/>
     <w:multiLevelType w:val="multilevel"/>
-    <w:tmpl w:val="F90A7ABC"/>
+    <w:tmpl w:val="27A8D73E"/>
     <w:lvl w:ilvl="0">
       <w:start w:val="1"/>
       <w:numFmt w:val="bullet"/>
@@ -23440,9 +25936,9 @@
     </w:lvl>
   </w:abstractNum>
   <w:abstractNum w:abstractNumId="6" w15:restartNumberingAfterBreak="0">
-    <w:nsid w:val="6B1F58E1"/>
+    <w:nsid w:val="61745B51"/>
     <w:multiLevelType w:val="multilevel"/>
-    <w:tmpl w:val="DDB02B9A"/>
+    <w:tmpl w:val="E648E2DE"/>
     <w:lvl w:ilvl="0">
       <w:start w:val="1"/>
       <w:numFmt w:val="bullet"/>
@@ -23589,9 +26085,9 @@
     </w:lvl>
   </w:abstractNum>
   <w:abstractNum w:abstractNumId="7" w15:restartNumberingAfterBreak="0">
-    <w:nsid w:val="79103DBD"/>
+    <w:nsid w:val="76EE5B5D"/>
     <w:multiLevelType w:val="multilevel"/>
-    <w:tmpl w:val="93B05CD6"/>
+    <w:tmpl w:val="9CEA6376"/>
     <w:lvl w:ilvl="0">
       <w:start w:val="1"/>
       <w:numFmt w:val="bullet"/>
@@ -23738,9 +26234,9 @@
     </w:lvl>
   </w:abstractNum>
   <w:abstractNum w:abstractNumId="8" w15:restartNumberingAfterBreak="0">
-    <w:nsid w:val="7D8F212D"/>
+    <w:nsid w:val="7985489F"/>
     <w:multiLevelType w:val="multilevel"/>
-    <w:tmpl w:val="E52EC870"/>
+    <w:tmpl w:val="76368E50"/>
     <w:lvl w:ilvl="0">
       <w:start w:val="1"/>
       <w:numFmt w:val="bullet"/>
@@ -23887,31 +26383,31 @@
     </w:lvl>
   </w:abstractNum>
   <w:num w:numId="1">
-    <w:abstractNumId w:val="7"/>
+    <w:abstractNumId w:val="2"/>
   </w:num>
   <w:num w:numId="2">
+    <w:abstractNumId w:val="1"/>
+  </w:num>
+  <w:num w:numId="3">
+    <w:abstractNumId w:val="3"/>
+  </w:num>
+  <w:num w:numId="4">
+    <w:abstractNumId w:val="6"/>
+  </w:num>
+  <w:num w:numId="5">
+    <w:abstractNumId w:val="5"/>
+  </w:num>
+  <w:num w:numId="6">
+    <w:abstractNumId w:val="4"/>
+  </w:num>
+  <w:num w:numId="7">
     <w:abstractNumId w:val="8"/>
   </w:num>
-  <w:num w:numId="3">
+  <w:num w:numId="8">
     <w:abstractNumId w:val="0"/>
   </w:num>
-  <w:num w:numId="4">
-    <w:abstractNumId w:val="3"/>
-  </w:num>
-  <w:num w:numId="5">
-    <w:abstractNumId w:val="6"/>
-  </w:num>
-  <w:num w:numId="6">
-    <w:abstractNumId w:val="5"/>
-  </w:num>
-  <w:num w:numId="7">
-    <w:abstractNumId w:val="1"/>
-  </w:num>
-  <w:num w:numId="8">
-    <w:abstractNumId w:val="2"/>
-  </w:num>
   <w:num w:numId="9">
-    <w:abstractNumId w:val="4"/>
+    <w:abstractNumId w:val="7"/>
   </w:num>
 </w:numbering>
 </file>
@@ -24577,7 +27073,7 @@
     <w:link w:val="HeaderChar"/>
     <w:uiPriority w:val="99"/>
     <w:unhideWhenUsed/>
-    <w:rsid w:val="00284DE7"/>
+    <w:rsid w:val="002B4C6F"/>
     <w:pPr>
       <w:tabs>
         <w:tab w:val="center" w:pos="4680"/>
@@ -24590,7 +27086,7 @@
     <w:basedOn w:val="DefaultParagraphFont"/>
     <w:link w:val="Header"/>
     <w:uiPriority w:val="99"/>
-    <w:rsid w:val="00284DE7"/>
+    <w:rsid w:val="002B4C6F"/>
     <w:rPr>
       <w:rFonts w:eastAsiaTheme="minorEastAsia"/>
       <w:sz w:val="24"/>
@@ -24603,7 +27099,7 @@
     <w:link w:val="FooterChar"/>
     <w:uiPriority w:val="99"/>
     <w:unhideWhenUsed/>
-    <w:rsid w:val="00284DE7"/>
+    <w:rsid w:val="002B4C6F"/>
     <w:pPr>
       <w:tabs>
         <w:tab w:val="center" w:pos="4680"/>
@@ -24616,7 +27112,7 @@
     <w:basedOn w:val="DefaultParagraphFont"/>
     <w:link w:val="Footer"/>
     <w:uiPriority w:val="99"/>
-    <w:rsid w:val="00284DE7"/>
+    <w:rsid w:val="002B4C6F"/>
     <w:rPr>
       <w:rFonts w:eastAsiaTheme="minorEastAsia"/>
       <w:sz w:val="24"/>
@@ -24630,7 +27126,7 @@
     <w:autoRedefine/>
     <w:uiPriority w:val="39"/>
     <w:unhideWhenUsed/>
-    <w:rsid w:val="00284DE7"/>
+    <w:rsid w:val="002B4C6F"/>
     <w:pPr>
       <w:spacing w:after="100"/>
     </w:pPr>
@@ -24642,7 +27138,7 @@
     <w:autoRedefine/>
     <w:uiPriority w:val="39"/>
     <w:unhideWhenUsed/>
-    <w:rsid w:val="00284DE7"/>
+    <w:rsid w:val="002B4C6F"/>
     <w:pPr>
       <w:spacing w:after="100"/>
       <w:ind w:left="240"/>

--- a/docs/Falcon OCR - System Design Document.docx
+++ b/docs/Falcon OCR - System Design Document.docx
@@ -289,7 +289,7 @@
                 <w:sz w:val="20"/>
                 <w:szCs w:val="20"/>
               </w:rPr>
-              <w:t>1.1</w:t>
+              <w:t>1.2</w:t>
             </w:r>
           </w:p>
         </w:tc>
@@ -1269,6 +1269,172 @@
           </w:p>
         </w:tc>
       </w:tr>
+      <w:tr>
+        <w:trPr>
+          <w:cantSplit/>
+        </w:trPr>
+        <w:tc>
+          <w:tcPr>
+            <w:tcW w:w="0" w:type="auto"/>
+            <w:tcBorders>
+              <w:top w:val="single" w:sz="6" w:space="0" w:color="C9D3CF"/>
+              <w:left w:val="single" w:sz="6" w:space="0" w:color="C9D3CF"/>
+              <w:bottom w:val="single" w:sz="6" w:space="0" w:color="C9D3CF"/>
+              <w:right w:val="single" w:sz="6" w:space="0" w:color="C9D3CF"/>
+            </w:tcBorders>
+            <w:tcMar>
+              <w:top w:w="60" w:type="dxa"/>
+              <w:left w:w="100" w:type="dxa"/>
+              <w:bottom w:w="60" w:type="dxa"/>
+              <w:right w:w="100" w:type="dxa"/>
+            </w:tcMar>
+            <w:hideMark/>
+          </w:tcPr>
+          <w:p>
+            <w:pPr>
+              <w:spacing w:before="80" w:after="160"/>
+              <w:rPr>
+                <w:rFonts w:ascii="Calibri" w:eastAsia="Times New Roman" w:hAnsi="Calibri" w:cs="Calibri"/>
+                <w:color w:val="1F2937"/>
+                <w:sz w:val="20"/>
+                <w:szCs w:val="20"/>
+              </w:rPr>
+            </w:pPr>
+            <w:r>
+              <w:rPr>
+                <w:rFonts w:ascii="Calibri" w:eastAsia="Times New Roman" w:hAnsi="Calibri" w:cs="Calibri"/>
+                <w:color w:val="1F2937"/>
+                <w:sz w:val="20"/>
+                <w:szCs w:val="20"/>
+              </w:rPr>
+              <w:t>1.2</w:t>
+            </w:r>
+          </w:p>
+        </w:tc>
+        <w:tc>
+          <w:tcPr>
+            <w:tcW w:w="0" w:type="auto"/>
+            <w:tcBorders>
+              <w:top w:val="single" w:sz="6" w:space="0" w:color="C9D3CF"/>
+              <w:left w:val="single" w:sz="6" w:space="0" w:color="C9D3CF"/>
+              <w:bottom w:val="single" w:sz="6" w:space="0" w:color="C9D3CF"/>
+              <w:right w:val="single" w:sz="6" w:space="0" w:color="C9D3CF"/>
+            </w:tcBorders>
+            <w:tcMar>
+              <w:top w:w="60" w:type="dxa"/>
+              <w:left w:w="100" w:type="dxa"/>
+              <w:bottom w:w="60" w:type="dxa"/>
+              <w:right w:w="100" w:type="dxa"/>
+            </w:tcMar>
+            <w:hideMark/>
+          </w:tcPr>
+          <w:p>
+            <w:pPr>
+              <w:spacing w:before="80" w:after="160"/>
+              <w:rPr>
+                <w:rFonts w:ascii="Calibri" w:eastAsia="Times New Roman" w:hAnsi="Calibri" w:cs="Calibri"/>
+                <w:color w:val="1F2937"/>
+                <w:sz w:val="20"/>
+                <w:szCs w:val="20"/>
+              </w:rPr>
+            </w:pPr>
+            <w:r>
+              <w:rPr>
+                <w:rFonts w:ascii="Calibri" w:eastAsia="Times New Roman" w:hAnsi="Calibri" w:cs="Calibri"/>
+                <w:color w:val="1F2937"/>
+                <w:sz w:val="20"/>
+                <w:szCs w:val="20"/>
+              </w:rPr>
+              <w:t>2026-09-24</w:t>
+            </w:r>
+          </w:p>
+        </w:tc>
+        <w:tc>
+          <w:tcPr>
+            <w:tcW w:w="0" w:type="auto"/>
+            <w:tcBorders>
+              <w:top w:val="single" w:sz="6" w:space="0" w:color="C9D3CF"/>
+              <w:left w:val="single" w:sz="6" w:space="0" w:color="C9D3CF"/>
+              <w:bottom w:val="single" w:sz="6" w:space="0" w:color="C9D3CF"/>
+              <w:right w:val="single" w:sz="6" w:space="0" w:color="C9D3CF"/>
+            </w:tcBorders>
+            <w:tcMar>
+              <w:top w:w="60" w:type="dxa"/>
+              <w:left w:w="100" w:type="dxa"/>
+              <w:bottom w:w="60" w:type="dxa"/>
+              <w:right w:w="100" w:type="dxa"/>
+            </w:tcMar>
+            <w:hideMark/>
+          </w:tcPr>
+          <w:p>
+            <w:pPr>
+              <w:spacing w:before="80" w:after="160"/>
+              <w:rPr>
+                <w:rFonts w:ascii="Calibri" w:eastAsia="Times New Roman" w:hAnsi="Calibri" w:cs="Calibri"/>
+                <w:color w:val="1F2937"/>
+                <w:sz w:val="20"/>
+                <w:szCs w:val="20"/>
+              </w:rPr>
+            </w:pPr>
+            <w:r>
+              <w:rPr>
+                <w:rFonts w:ascii="Calibri" w:eastAsia="Times New Roman" w:hAnsi="Calibri" w:cs="Calibri"/>
+                <w:color w:val="1F2937"/>
+                <w:sz w:val="20"/>
+                <w:szCs w:val="20"/>
+              </w:rPr>
+              <w:t>Falcon OCR Development Team</w:t>
+            </w:r>
+          </w:p>
+        </w:tc>
+        <w:tc>
+          <w:tcPr>
+            <w:tcW w:w="0" w:type="auto"/>
+            <w:tcBorders>
+              <w:top w:val="single" w:sz="6" w:space="0" w:color="C9D3CF"/>
+              <w:left w:val="single" w:sz="6" w:space="0" w:color="C9D3CF"/>
+              <w:bottom w:val="single" w:sz="6" w:space="0" w:color="C9D3CF"/>
+              <w:right w:val="single" w:sz="6" w:space="0" w:color="C9D3CF"/>
+            </w:tcBorders>
+            <w:tcMar>
+              <w:top w:w="60" w:type="dxa"/>
+              <w:left w:w="100" w:type="dxa"/>
+              <w:bottom w:w="60" w:type="dxa"/>
+              <w:right w:w="100" w:type="dxa"/>
+            </w:tcMar>
+            <w:hideMark/>
+          </w:tcPr>
+          <w:p>
+            <w:pPr>
+              <w:spacing w:before="80" w:after="160"/>
+              <w:rPr>
+                <w:rFonts w:ascii="Calibri" w:eastAsia="Times New Roman" w:hAnsi="Calibri" w:cs="Calibri"/>
+                <w:color w:val="1F2937"/>
+                <w:sz w:val="20"/>
+                <w:szCs w:val="20"/>
+              </w:rPr>
+            </w:pPr>
+            <w:r>
+              <w:rPr>
+                <w:rFonts w:ascii="Calibri" w:eastAsia="Times New Roman" w:hAnsi="Calibri" w:cs="Calibri"/>
+                <w:color w:val="1F2937"/>
+                <w:sz w:val="20"/>
+                <w:szCs w:val="20"/>
+              </w:rPr>
+              <w:t>New appl</w:t>
+            </w:r>
+            <w:r>
+              <w:rPr>
+                <w:rFonts w:ascii="Calibri" w:eastAsia="Times New Roman" w:hAnsi="Calibri" w:cs="Calibri"/>
+                <w:color w:val="1F2937"/>
+                <w:sz w:val="20"/>
+                <w:szCs w:val="20"/>
+              </w:rPr>
+              <w:t>ication icon; OCR model information removed from Settings; default font setting; collapsible Files / Thumbnails panel.</w:t>
+            </w:r>
+          </w:p>
+        </w:tc>
+      </w:tr>
     </w:tbl>
     <w:p>
       <w:pPr>
@@ -1354,7 +1520,7 @@
         <w:rPr>
           <w:noProof/>
         </w:rPr>
-        <w:instrText xml:space="preserve"> PAGEREF _Toc241125993 \h </w:instrText>
+        <w:instrText xml:space="preserve"> PAGEREF _Toc241128273 \h </w:instrText>
       </w:r>
       <w:r>
         <w:rPr>
@@ -1416,7 +1582,7 @@
         <w:rPr>
           <w:noProof/>
         </w:rPr>
-        <w:instrText xml:space="preserve"> PAGEREF _Toc241125994 \h </w:instrText>
+        <w:instrText xml:space="preserve"> PAGEREF _Toc241128274 \h </w:instrText>
       </w:r>
       <w:r>
         <w:rPr>
@@ -1478,7 +1644,7 @@
         <w:rPr>
           <w:noProof/>
         </w:rPr>
-        <w:instrText xml:space="preserve"> PAGEREF _Toc241125995 \h </w:instrText>
+        <w:instrText xml:space="preserve"> PAGEREF _Toc241128275 \h </w:instrText>
       </w:r>
       <w:r>
         <w:rPr>
@@ -1540,7 +1706,7 @@
         <w:rPr>
           <w:noProof/>
         </w:rPr>
-        <w:instrText xml:space="preserve"> PAGEREF _Toc241125996 \h </w:instrText>
+        <w:instrText xml:space="preserve"> PAGEREF _Toc241128276 \h </w:instrText>
       </w:r>
       <w:r>
         <w:rPr>
@@ -1602,7 +1768,7 @@
         <w:rPr>
           <w:noProof/>
         </w:rPr>
-        <w:instrText xml:space="preserve"> PAGEREF _Toc241125997 \h </w:instrText>
+        <w:instrText xml:space="preserve"> PAGEREF _Toc241128277 \h </w:instrText>
       </w:r>
       <w:r>
         <w:rPr>
@@ -1664,7 +1830,7 @@
         <w:rPr>
           <w:noProof/>
         </w:rPr>
-        <w:instrText xml:space="preserve"> PAGEREF _Toc241125998 \h </w:instrText>
+        <w:instrText xml:space="preserve"> PAGEREF _Toc241128278 \h </w:instrText>
       </w:r>
       <w:r>
         <w:rPr>
@@ -1726,7 +1892,7 @@
         <w:rPr>
           <w:noProof/>
         </w:rPr>
-        <w:instrText xml:space="preserve"> PAGEREF _Toc241125999 \h </w:instrText>
+        <w:instrText xml:space="preserve"> PAGEREF _Toc241128279 \h </w:instrText>
       </w:r>
       <w:r>
         <w:rPr>
@@ -1788,7 +1954,7 @@
         <w:rPr>
           <w:noProof/>
         </w:rPr>
-        <w:instrText xml:space="preserve"> PAGEREF _Toc241126000 \h </w:instrText>
+        <w:instrText xml:space="preserve"> PAGEREF _Toc241128280 \h </w:instrText>
       </w:r>
       <w:r>
         <w:rPr>
@@ -1850,7 +2016,7 @@
         <w:rPr>
           <w:noProof/>
         </w:rPr>
-        <w:instrText xml:space="preserve"> PAGEREF _Toc241126001 \h </w:instrText>
+        <w:instrText xml:space="preserve"> PAGEREF _Toc241128281 \h </w:instrText>
       </w:r>
       <w:r>
         <w:rPr>
@@ -1912,7 +2078,7 @@
         <w:rPr>
           <w:noProof/>
         </w:rPr>
-        <w:instrText xml:space="preserve"> PAGEREF _Toc241126002 \h </w:instrText>
+        <w:instrText xml:space="preserve"> PAGEREF _Toc241128282 \h </w:instrText>
       </w:r>
       <w:r>
         <w:rPr>
@@ -1974,7 +2140,7 @@
         <w:rPr>
           <w:noProof/>
         </w:rPr>
-        <w:instrText xml:space="preserve"> PAGEREF _Toc241126003 \h </w:instrText>
+        <w:instrText xml:space="preserve"> PAGEREF _Toc241128283 \h </w:instrText>
       </w:r>
       <w:r>
         <w:rPr>
@@ -2036,7 +2202,7 @@
         <w:rPr>
           <w:noProof/>
         </w:rPr>
-        <w:instrText xml:space="preserve"> PAGEREF _Toc241126004 \h </w:instrText>
+        <w:instrText xml:space="preserve"> PAGEREF _Toc241128284 \h </w:instrText>
       </w:r>
       <w:r>
         <w:rPr>
@@ -2098,7 +2264,7 @@
         <w:rPr>
           <w:noProof/>
         </w:rPr>
-        <w:instrText xml:space="preserve"> PAGEREF _Toc241126005 \h </w:instrText>
+        <w:instrText xml:space="preserve"> PAGEREF _Toc241128285 \h </w:instrText>
       </w:r>
       <w:r>
         <w:rPr>
@@ -2160,7 +2326,7 @@
         <w:rPr>
           <w:noProof/>
         </w:rPr>
-        <w:instrText xml:space="preserve"> PAGEREF _Toc241126006 \h </w:instrText>
+        <w:instrText xml:space="preserve"> PAGEREF _Toc241128286 \h </w:instrText>
       </w:r>
       <w:r>
         <w:rPr>
@@ -2222,7 +2388,7 @@
         <w:rPr>
           <w:noProof/>
         </w:rPr>
-        <w:instrText xml:space="preserve"> PAGEREF _Toc241126007 \h </w:instrText>
+        <w:instrText xml:space="preserve"> PAGEREF _Toc241128287 \h </w:instrText>
       </w:r>
       <w:r>
         <w:rPr>
@@ -2284,7 +2450,7 @@
         <w:rPr>
           <w:noProof/>
         </w:rPr>
-        <w:instrText xml:space="preserve"> PAGEREF _Toc241126008 \h </w:instrText>
+        <w:instrText xml:space="preserve"> PAGEREF _Toc241128288 \h </w:instrText>
       </w:r>
       <w:r>
         <w:rPr>
@@ -2346,7 +2512,7 @@
         <w:rPr>
           <w:noProof/>
         </w:rPr>
-        <w:instrText xml:space="preserve"> PAGEREF _Toc241126009 \h </w:instrText>
+        <w:instrText xml:space="preserve"> PAGEREF _Toc241128289 \h </w:instrText>
       </w:r>
       <w:r>
         <w:rPr>
@@ -2408,7 +2574,7 @@
         <w:rPr>
           <w:noProof/>
         </w:rPr>
-        <w:instrText xml:space="preserve"> PAGEREF _Toc241126010 \h </w:instrText>
+        <w:instrText xml:space="preserve"> PAGEREF _Toc241128290 \h </w:instrText>
       </w:r>
       <w:r>
         <w:rPr>
@@ -2470,7 +2636,7 @@
         <w:rPr>
           <w:noProof/>
         </w:rPr>
-        <w:instrText xml:space="preserve"> PAGEREF _Toc241126011 \h </w:instrText>
+        <w:instrText xml:space="preserve"> PAGEREF _Toc241128291 \h </w:instrText>
       </w:r>
       <w:r>
         <w:rPr>
@@ -2532,7 +2698,7 @@
         <w:rPr>
           <w:noProof/>
         </w:rPr>
-        <w:instrText xml:space="preserve"> PAGEREF _Toc241126012 \h </w:instrText>
+        <w:instrText xml:space="preserve"> PAGEREF _Toc241128292 \h </w:instrText>
       </w:r>
       <w:r>
         <w:rPr>
@@ -2594,7 +2760,7 @@
         <w:rPr>
           <w:noProof/>
         </w:rPr>
-        <w:instrText xml:space="preserve"> PAGEREF _Toc241126013 \h </w:instrText>
+        <w:instrText xml:space="preserve"> PAGEREF _Toc241128293 \h </w:instrText>
       </w:r>
       <w:r>
         <w:rPr>
@@ -2656,7 +2822,7 @@
         <w:rPr>
           <w:noProof/>
         </w:rPr>
-        <w:instrText xml:space="preserve"> PAGEREF _Toc241126014 \h </w:instrText>
+        <w:instrText xml:space="preserve"> PAGEREF _Toc241128294 \h </w:instrText>
       </w:r>
       <w:r>
         <w:rPr>
@@ -2718,7 +2884,7 @@
         <w:rPr>
           <w:noProof/>
         </w:rPr>
-        <w:instrText xml:space="preserve"> PAGEREF _Toc241126015 \h </w:instrText>
+        <w:instrText xml:space="preserve"> PAGEREF _Toc241128295 \h </w:instrText>
       </w:r>
       <w:r>
         <w:rPr>
@@ -2780,7 +2946,7 @@
         <w:rPr>
           <w:noProof/>
         </w:rPr>
-        <w:instrText xml:space="preserve"> PAGEREF _Toc241126016 \h </w:instrText>
+        <w:instrText xml:space="preserve"> PAGEREF _Toc241128296 \h </w:instrText>
       </w:r>
       <w:r>
         <w:rPr>
@@ -2842,7 +3008,7 @@
         <w:rPr>
           <w:noProof/>
         </w:rPr>
-        <w:instrText xml:space="preserve"> PAGEREF _Toc241126017 \h </w:instrText>
+        <w:instrText xml:space="preserve"> PAGEREF _Toc241128297 \h </w:instrText>
       </w:r>
       <w:r>
         <w:rPr>
@@ -2904,7 +3070,7 @@
         <w:rPr>
           <w:noProof/>
         </w:rPr>
-        <w:instrText xml:space="preserve"> PAGEREF _Toc241126018 \h </w:instrText>
+        <w:instrText xml:space="preserve"> PAGEREF _Toc241128298 \h </w:instrText>
       </w:r>
       <w:r>
         <w:rPr>
@@ -2966,7 +3132,7 @@
         <w:rPr>
           <w:noProof/>
         </w:rPr>
-        <w:instrText xml:space="preserve"> PAGEREF _Toc241126019 \h </w:instrText>
+        <w:instrText xml:space="preserve"> PAGEREF _Toc241128299 \h </w:instrText>
       </w:r>
       <w:r>
         <w:rPr>
@@ -3028,7 +3194,7 @@
         <w:rPr>
           <w:noProof/>
         </w:rPr>
-        <w:instrText xml:space="preserve"> PAGEREF _Toc241126020 \h </w:instrText>
+        <w:instrText xml:space="preserve"> PAGEREF _Toc241128300 \h </w:instrText>
       </w:r>
       <w:r>
         <w:rPr>
@@ -3090,7 +3256,7 @@
         <w:rPr>
           <w:noProof/>
         </w:rPr>
-        <w:instrText xml:space="preserve"> PAGEREF _Toc241126021 \h </w:instrText>
+        <w:instrText xml:space="preserve"> PAGEREF _Toc241128301 \h </w:instrText>
       </w:r>
       <w:r>
         <w:rPr>
@@ -3152,7 +3318,7 @@
         <w:rPr>
           <w:noProof/>
         </w:rPr>
-        <w:instrText xml:space="preserve"> PAGEREF _Toc241126022 \h </w:instrText>
+        <w:instrText xml:space="preserve"> PAGEREF _Toc241128302 \h </w:instrText>
       </w:r>
       <w:r>
         <w:rPr>
@@ -3214,7 +3380,7 @@
         <w:rPr>
           <w:noProof/>
         </w:rPr>
-        <w:instrText xml:space="preserve"> PAGEREF _Toc241126023 \h </w:instrText>
+        <w:instrText xml:space="preserve"> PAGEREF _Toc241128303 \h </w:instrText>
       </w:r>
       <w:r>
         <w:rPr>
@@ -3276,7 +3442,7 @@
         <w:rPr>
           <w:noProof/>
         </w:rPr>
-        <w:instrText xml:space="preserve"> PAGEREF _Toc241126024 \h </w:instrText>
+        <w:instrText xml:space="preserve"> PAGEREF _Toc241128304 \h </w:instrText>
       </w:r>
       <w:r>
         <w:rPr>
@@ -3329,7 +3495,7 @@
           <w:rFonts w:eastAsia="Times New Roman"/>
         </w:rPr>
       </w:pPr>
-      <w:bookmarkStart w:id="1" w:name="_Toc241125993"/>
+      <w:bookmarkStart w:id="1" w:name="_Toc241128273"/>
       <w:r>
         <w:rPr>
           <w:rFonts w:eastAsia="Times New Roman"/>
@@ -3346,18 +3512,12 @@
           <w:rFonts w:eastAsia="Times New Roman"/>
         </w:rPr>
       </w:pPr>
-      <w:bookmarkStart w:id="2" w:name="_Toc241125994"/>
+      <w:bookmarkStart w:id="2" w:name="_Toc241128274"/>
       <w:r>
         <w:rPr>
           <w:rFonts w:eastAsia="Times New Roman"/>
         </w:rPr>
-        <w:t>1.1 Purpose and au</w:t>
-      </w:r>
-      <w:r>
-        <w:rPr>
-          <w:rFonts w:eastAsia="Times New Roman"/>
-        </w:rPr>
-        <w:t>dience</w:t>
+        <w:t>1.1 Purpose and audience</w:t>
       </w:r>
       <w:bookmarkEnd w:id="2"/>
     </w:p>
@@ -3378,7 +3538,7 @@
           <w:sz w:val="22"/>
           <w:szCs w:val="22"/>
         </w:rPr>
-        <w:t>The System Design Document (SDD) explains the internal structure of Falcon OCR and the reasons behind the main design decisions. It is intended for developers, reviewers and testers. Requirement identifiers (FR-nn / NFR-nn) refer to the Software Req</w:t>
+        <w:t>The System Design Document (SDD) explains the internal structure of Falcon OCR</w:t>
       </w:r>
       <w:r>
         <w:rPr>
@@ -3387,7 +3547,7 @@
           <w:sz w:val="22"/>
           <w:szCs w:val="22"/>
         </w:rPr>
-        <w:t>uirements Specification FOCR-SRS-001.</w:t>
+        <w:t xml:space="preserve"> and the reasons behind the main design decisions. It is intended for developers, reviewers and testers. Requirement identifiers (FR-nn / NFR-nn) refer to the Software Requirements Specification FOCR-SRS-001.</w:t>
       </w:r>
     </w:p>
     <w:p>
@@ -3397,7 +3557,7 @@
           <w:rFonts w:eastAsia="Times New Roman"/>
         </w:rPr>
       </w:pPr>
-      <w:bookmarkStart w:id="3" w:name="_Toc241125995"/>
+      <w:bookmarkStart w:id="3" w:name="_Toc241128275"/>
       <w:r>
         <w:rPr>
           <w:rFonts w:eastAsia="Times New Roman"/>
@@ -3420,7 +3580,13 @@
         <w:rPr>
           <w:rFonts w:ascii="Calibri" w:hAnsi="Calibri" w:cs="Calibri"/>
         </w:rPr>
-        <w:t>Table 1 – Design goals and decisions</w:t>
+        <w:t>Table 1 – Design goals and dec</w:t>
+      </w:r>
+      <w:r>
+        <w:rPr>
+          <w:rFonts w:ascii="Calibri" w:hAnsi="Calibri" w:cs="Calibri"/>
+        </w:rPr>
+        <w:t>isions</w:t>
       </w:r>
     </w:p>
     <w:tbl>
@@ -3606,16 +3772,7 @@
                 <w:sz w:val="20"/>
                 <w:szCs w:val="20"/>
               </w:rPr>
-              <w:t>PaddleOCR models as ONNX files in the repository; ONNX Runtime and PDFium as bundled native DLLs; NuGet packages vendor</w:t>
-            </w:r>
-            <w:r>
-              <w:rPr>
-                <w:rFonts w:ascii="Calibri" w:eastAsia="Times New Roman" w:hAnsi="Calibri" w:cs="Calibri"/>
-                <w:color w:val="1F2937"/>
-                <w:sz w:val="20"/>
-                <w:szCs w:val="20"/>
-              </w:rPr>
-              <w:t>ed in packages\ with a local-only nuget.config.</w:t>
+              <w:t>PaddleOCR models as ONNX files in the repository; ONNX Runtime and PDFium as bundled native DLLs; NuGet packages vendored in packages\ with a local-only nuget.config.</w:t>
             </w:r>
           </w:p>
         </w:tc>
@@ -4038,16 +4195,7 @@
                 <w:sz w:val="20"/>
                 <w:szCs w:val="20"/>
               </w:rPr>
-              <w:t xml:space="preserve">Asymmetric signatures (ECDSA P-256) — the app can verify but not create keys; HMAC-protected trial </w:t>
-            </w:r>
-            <w:r>
-              <w:rPr>
-                <w:rFonts w:ascii="Calibri" w:eastAsia="Times New Roman" w:hAnsi="Calibri" w:cs="Calibri"/>
-                <w:color w:val="1F2937"/>
-                <w:sz w:val="20"/>
-                <w:szCs w:val="20"/>
-              </w:rPr>
-              <w:t>state stored twice.</w:t>
+              <w:t>Asymmetric signatures (ECDSA P-256) — the app can verify but not create keys; HMAC-protected trial state stored twice.</w:t>
             </w:r>
           </w:p>
         </w:tc>
@@ -4060,7 +4208,7 @@
           <w:rFonts w:eastAsia="Times New Roman"/>
         </w:rPr>
       </w:pPr>
-      <w:bookmarkStart w:id="4" w:name="_Toc241125996"/>
+      <w:bookmarkStart w:id="4" w:name="_Toc241128276"/>
       <w:r>
         <w:rPr>
           <w:rFonts w:eastAsia="Times New Roman"/>
@@ -4077,7 +4225,7 @@
           <w:rFonts w:eastAsia="Times New Roman"/>
         </w:rPr>
       </w:pPr>
-      <w:bookmarkStart w:id="5" w:name="_Toc241125997"/>
+      <w:bookmarkStart w:id="5" w:name="_Toc241128277"/>
       <w:r>
         <w:rPr>
           <w:rFonts w:eastAsia="Times New Roman"/>
@@ -4445,7 +4593,16 @@
                 <w:sz w:val="20"/>
                 <w:szCs w:val="20"/>
               </w:rPr>
-              <w:t>Documents, OCR engine, layout analysis, exporters, licensing. Copies models and native DLLs to every consuming application.</w:t>
+              <w:t>Documents, OCR engine, layout analysis, exporters, licensing. Copies models and native DLLs to every c</w:t>
+            </w:r>
+            <w:r>
+              <w:rPr>
+                <w:rFonts w:ascii="Calibri" w:eastAsia="Times New Roman" w:hAnsi="Calibri" w:cs="Calibri"/>
+                <w:color w:val="1F2937"/>
+                <w:sz w:val="20"/>
+                <w:szCs w:val="20"/>
+              </w:rPr>
+              <w:t>onsuming application.</w:t>
             </w:r>
           </w:p>
         </w:tc>
@@ -4683,7 +4840,16 @@
                 <w:sz w:val="20"/>
                 <w:szCs w:val="20"/>
               </w:rPr>
-              <w:t>Recognition and export from the command line (automation, batch, tests).</w:t>
+              <w:t>Recognition and export from the command line (au</w:t>
+            </w:r>
+            <w:r>
+              <w:rPr>
+                <w:rFonts w:ascii="Calibri" w:eastAsia="Times New Roman" w:hAnsi="Calibri" w:cs="Calibri"/>
+                <w:color w:val="1F2937"/>
+                <w:sz w:val="20"/>
+                <w:szCs w:val="20"/>
+              </w:rPr>
+              <w:t>tomation, batch, tests).</w:t>
             </w:r>
           </w:p>
         </w:tc>
@@ -4764,16 +4930,7 @@
                 <w:sz w:val="20"/>
                 <w:szCs w:val="20"/>
               </w:rPr>
-              <w:t>WinForms executable FalconOc</w:t>
-            </w:r>
-            <w:r>
-              <w:rPr>
-                <w:rFonts w:ascii="Calibri" w:eastAsia="Times New Roman" w:hAnsi="Calibri" w:cs="Calibri"/>
-                <w:color w:val="1F2937"/>
-                <w:sz w:val="20"/>
-                <w:szCs w:val="20"/>
-              </w:rPr>
-              <w:t>rKeyGen.exe</w:t>
+              <w:t>WinForms executable FalconOcrKeyGen.exe</w:t>
             </w:r>
           </w:p>
         </w:tc>
@@ -4824,7 +4981,7 @@
           <w:rFonts w:eastAsia="Times New Roman"/>
         </w:rPr>
       </w:pPr>
-      <w:bookmarkStart w:id="6" w:name="_Toc241125998"/>
+      <w:bookmarkStart w:id="6" w:name="_Toc241128278"/>
       <w:r>
         <w:rPr>
           <w:rFonts w:eastAsia="Times New Roman"/>
@@ -5234,16 +5391,16 @@
                 <w:sz w:val="20"/>
                 <w:szCs w:val="20"/>
               </w:rPr>
-              <w:t>PDFium P/Invoke (serialised by a global lock): render pages at a DPI, extract t</w:t>
-            </w:r>
-            <w:r>
-              <w:rPr>
-                <w:rFonts w:ascii="Calibri" w:eastAsia="Times New Roman" w:hAnsi="Calibri" w:cs="Calibri"/>
-                <w:color w:val="1F2937"/>
-                <w:sz w:val="20"/>
-                <w:szCs w:val="20"/>
-              </w:rPr>
-              <w:t>he text layer with font name, size, weight, italic flag and fill color.</w:t>
+              <w:t>PDFi</w:t>
+            </w:r>
+            <w:r>
+              <w:rPr>
+                <w:rFonts w:ascii="Calibri" w:eastAsia="Times New Roman" w:hAnsi="Calibri" w:cs="Calibri"/>
+                <w:color w:val="1F2937"/>
+                <w:sz w:val="20"/>
+                <w:szCs w:val="20"/>
+              </w:rPr>
+              <w:t>um P/Invoke (serialised by a global lock): render pages at a DPI, extract the text layer with font name, size, weight, italic flag and fill color.</w:t>
             </w:r>
           </w:p>
         </w:tc>
@@ -5443,54 +5600,54 @@
                 <w:sz w:val="20"/>
                 <w:szCs w:val="20"/>
               </w:rPr>
-              <w:t>PaddleOcrEng</w:t>
-            </w:r>
-            <w:r>
-              <w:rPr>
-                <w:rFonts w:ascii="Calibri" w:eastAsia="Times New Roman" w:hAnsi="Calibri" w:cs="Calibri"/>
-                <w:color w:val="1F2937"/>
-                <w:sz w:val="20"/>
-                <w:szCs w:val="20"/>
-              </w:rPr>
-              <w:t>ine, TextDetector, TextRecognizer, TextOrientationClassifier, Geometry, OcrOptions, LanguageCatalog</w:t>
-            </w:r>
-          </w:p>
-        </w:tc>
-        <w:tc>
-          <w:tcPr>
-            <w:tcW w:w="0" w:type="auto"/>
-            <w:tcBorders>
-              <w:top w:val="single" w:sz="6" w:space="0" w:color="C9D3CF"/>
-              <w:left w:val="single" w:sz="6" w:space="0" w:color="C9D3CF"/>
-              <w:bottom w:val="single" w:sz="6" w:space="0" w:color="C9D3CF"/>
-              <w:right w:val="single" w:sz="6" w:space="0" w:color="C9D3CF"/>
-            </w:tcBorders>
-            <w:tcMar>
-              <w:top w:w="60" w:type="dxa"/>
-              <w:left w:w="100" w:type="dxa"/>
-              <w:bottom w:w="60" w:type="dxa"/>
-              <w:right w:w="100" w:type="dxa"/>
-            </w:tcMar>
-            <w:hideMark/>
-          </w:tcPr>
-          <w:p>
-            <w:pPr>
-              <w:spacing w:before="80" w:after="160"/>
-              <w:rPr>
-                <w:rFonts w:ascii="Calibri" w:eastAsia="Times New Roman" w:hAnsi="Calibri" w:cs="Calibri"/>
-                <w:color w:val="1F2937"/>
-                <w:sz w:val="20"/>
-                <w:szCs w:val="20"/>
-              </w:rPr>
-            </w:pPr>
-            <w:r>
-              <w:rPr>
-                <w:rFonts w:ascii="Calibri" w:eastAsia="Times New Roman" w:hAnsi="Calibri" w:cs="Calibri"/>
-                <w:color w:val="1F2937"/>
-                <w:sz w:val="20"/>
-                <w:szCs w:val="20"/>
-              </w:rPr>
-              <w:t>ONNX Runtime sessions, DBNet post-processing, CTC decoding with character positions, language/model catalogue.</w:t>
+              <w:t>PaddleOcrEngine, TextDetector, TextRecognizer, TextOrientationClassifier, Geometry, OcrOptions, LanguageCatalog</w:t>
+            </w:r>
+          </w:p>
+        </w:tc>
+        <w:tc>
+          <w:tcPr>
+            <w:tcW w:w="0" w:type="auto"/>
+            <w:tcBorders>
+              <w:top w:val="single" w:sz="6" w:space="0" w:color="C9D3CF"/>
+              <w:left w:val="single" w:sz="6" w:space="0" w:color="C9D3CF"/>
+              <w:bottom w:val="single" w:sz="6" w:space="0" w:color="C9D3CF"/>
+              <w:right w:val="single" w:sz="6" w:space="0" w:color="C9D3CF"/>
+            </w:tcBorders>
+            <w:tcMar>
+              <w:top w:w="60" w:type="dxa"/>
+              <w:left w:w="100" w:type="dxa"/>
+              <w:bottom w:w="60" w:type="dxa"/>
+              <w:right w:w="100" w:type="dxa"/>
+            </w:tcMar>
+            <w:hideMark/>
+          </w:tcPr>
+          <w:p>
+            <w:pPr>
+              <w:spacing w:before="80" w:after="160"/>
+              <w:rPr>
+                <w:rFonts w:ascii="Calibri" w:eastAsia="Times New Roman" w:hAnsi="Calibri" w:cs="Calibri"/>
+                <w:color w:val="1F2937"/>
+                <w:sz w:val="20"/>
+                <w:szCs w:val="20"/>
+              </w:rPr>
+            </w:pPr>
+            <w:r>
+              <w:rPr>
+                <w:rFonts w:ascii="Calibri" w:eastAsia="Times New Roman" w:hAnsi="Calibri" w:cs="Calibri"/>
+                <w:color w:val="1F2937"/>
+                <w:sz w:val="20"/>
+                <w:szCs w:val="20"/>
+              </w:rPr>
+              <w:t>ONNX Runti</w:t>
+            </w:r>
+            <w:r>
+              <w:rPr>
+                <w:rFonts w:ascii="Calibri" w:eastAsia="Times New Roman" w:hAnsi="Calibri" w:cs="Calibri"/>
+                <w:color w:val="1F2937"/>
+                <w:sz w:val="20"/>
+                <w:szCs w:val="20"/>
+              </w:rPr>
+              <w:t>me sessions, DBNet post-processing, CTC decoding with character positions, language/model catalogue.</w:t>
             </w:r>
           </w:p>
         </w:tc>
@@ -5571,16 +5728,7 @@
                 <w:sz w:val="20"/>
                 <w:szCs w:val="20"/>
               </w:rPr>
-              <w:t>LayoutAnalyzer, StyleEstim</w:t>
-            </w:r>
-            <w:r>
-              <w:rPr>
-                <w:rFonts w:ascii="Calibri" w:eastAsia="Times New Roman" w:hAnsi="Calibri" w:cs="Calibri"/>
-                <w:color w:val="1F2937"/>
-                <w:sz w:val="20"/>
-                <w:szCs w:val="20"/>
-              </w:rPr>
-              <w:t>ator, TableDetector, FigureDetector</w:t>
+              <w:t>LayoutAnalyzer, StyleEstimator, TableDetector, FigureDetector</w:t>
             </w:r>
           </w:p>
         </w:tc>
@@ -5700,54 +5848,54 @@
                 <w:sz w:val="20"/>
                 <w:szCs w:val="20"/>
               </w:rPr>
-              <w:t>OcrPage, TextLine, TextStyle, LayoutLine, LayoutBlock, LayoutSection, TableRegion, TableCell, FigureRegion</w:t>
-            </w:r>
-          </w:p>
-        </w:tc>
-        <w:tc>
-          <w:tcPr>
-            <w:tcW w:w="0" w:type="auto"/>
-            <w:tcBorders>
-              <w:top w:val="single" w:sz="6" w:space="0" w:color="C9D3CF"/>
-              <w:left w:val="single" w:sz="6" w:space="0" w:color="C9D3CF"/>
-              <w:bottom w:val="single" w:sz="6" w:space="0" w:color="C9D3CF"/>
-              <w:right w:val="single" w:sz="6" w:space="0" w:color="C9D3CF"/>
-            </w:tcBorders>
-            <w:tcMar>
-              <w:top w:w="60" w:type="dxa"/>
-              <w:left w:w="100" w:type="dxa"/>
-              <w:bottom w:w="60" w:type="dxa"/>
-              <w:right w:w="100" w:type="dxa"/>
-            </w:tcMar>
-            <w:hideMark/>
-          </w:tcPr>
-          <w:p>
-            <w:pPr>
-              <w:spacing w:before="80" w:after="160"/>
-              <w:rPr>
-                <w:rFonts w:ascii="Calibri" w:eastAsia="Times New Roman" w:hAnsi="Calibri" w:cs="Calibri"/>
-                <w:color w:val="1F2937"/>
-                <w:sz w:val="20"/>
-                <w:szCs w:val="20"/>
-              </w:rPr>
-            </w:pPr>
-            <w:r>
-              <w:rPr>
-                <w:rFonts w:ascii="Calibri" w:eastAsia="Times New Roman" w:hAnsi="Calibri" w:cs="Calibri"/>
-                <w:color w:val="1F2937"/>
-                <w:sz w:val="20"/>
-                <w:szCs w:val="20"/>
-              </w:rPr>
-              <w:t>Result model shared by the viewers and the expo</w:t>
-            </w:r>
-            <w:r>
-              <w:rPr>
-                <w:rFonts w:ascii="Calibri" w:eastAsia="Times New Roman" w:hAnsi="Calibri" w:cs="Calibri"/>
-                <w:color w:val="1F2937"/>
-                <w:sz w:val="20"/>
-                <w:szCs w:val="20"/>
-              </w:rPr>
-              <w:t>rters.</w:t>
+              <w:t xml:space="preserve">OcrPage, </w:t>
+            </w:r>
+            <w:r>
+              <w:rPr>
+                <w:rFonts w:ascii="Calibri" w:eastAsia="Times New Roman" w:hAnsi="Calibri" w:cs="Calibri"/>
+                <w:color w:val="1F2937"/>
+                <w:sz w:val="20"/>
+                <w:szCs w:val="20"/>
+              </w:rPr>
+              <w:t>TextLine, TextStyle, LayoutLine, LayoutBlock, LayoutSection, TableRegion, TableCell, FigureRegion</w:t>
+            </w:r>
+          </w:p>
+        </w:tc>
+        <w:tc>
+          <w:tcPr>
+            <w:tcW w:w="0" w:type="auto"/>
+            <w:tcBorders>
+              <w:top w:val="single" w:sz="6" w:space="0" w:color="C9D3CF"/>
+              <w:left w:val="single" w:sz="6" w:space="0" w:color="C9D3CF"/>
+              <w:bottom w:val="single" w:sz="6" w:space="0" w:color="C9D3CF"/>
+              <w:right w:val="single" w:sz="6" w:space="0" w:color="C9D3CF"/>
+            </w:tcBorders>
+            <w:tcMar>
+              <w:top w:w="60" w:type="dxa"/>
+              <w:left w:w="100" w:type="dxa"/>
+              <w:bottom w:w="60" w:type="dxa"/>
+              <w:right w:w="100" w:type="dxa"/>
+            </w:tcMar>
+            <w:hideMark/>
+          </w:tcPr>
+          <w:p>
+            <w:pPr>
+              <w:spacing w:before="80" w:after="160"/>
+              <w:rPr>
+                <w:rFonts w:ascii="Calibri" w:eastAsia="Times New Roman" w:hAnsi="Calibri" w:cs="Calibri"/>
+                <w:color w:val="1F2937"/>
+                <w:sz w:val="20"/>
+                <w:szCs w:val="20"/>
+              </w:rPr>
+            </w:pPr>
+            <w:r>
+              <w:rPr>
+                <w:rFonts w:ascii="Calibri" w:eastAsia="Times New Roman" w:hAnsi="Calibri" w:cs="Calibri"/>
+                <w:color w:val="1F2937"/>
+                <w:sz w:val="20"/>
+                <w:szCs w:val="20"/>
+              </w:rPr>
+              <w:t>Result model shared by the viewers and the exporters.</w:t>
             </w:r>
           </w:p>
         </w:tc>
@@ -5909,7 +6057,16 @@
                 <w:sz w:val="20"/>
                 <w:szCs w:val="20"/>
               </w:rPr>
-              <w:t>FalconOcr.Export</w:t>
+              <w:t>FalconO</w:t>
+            </w:r>
+            <w:r>
+              <w:rPr>
+                <w:rFonts w:ascii="Calibri" w:eastAsia="Times New Roman" w:hAnsi="Calibri" w:cs="Calibri"/>
+                <w:color w:val="1F2937"/>
+                <w:sz w:val="20"/>
+                <w:szCs w:val="20"/>
+              </w:rPr>
+              <w:t>cr.Export</w:t>
             </w:r>
           </w:p>
         </w:tc>
@@ -5985,16 +6142,7 @@
                 <w:sz w:val="20"/>
                 <w:szCs w:val="20"/>
               </w:rPr>
-              <w:t>Writing DOCX, XLSX, HTML and TXT; text fitting for Exact</w:t>
-            </w:r>
-            <w:r>
-              <w:rPr>
-                <w:rFonts w:ascii="Calibri" w:eastAsia="Times New Roman" w:hAnsi="Calibri" w:cs="Calibri"/>
-                <w:color w:val="1F2937"/>
-                <w:sz w:val="20"/>
-                <w:szCs w:val="20"/>
-              </w:rPr>
-              <w:t xml:space="preserve"> Copy.</w:t>
+              <w:t>Writing DOCX, XLSX, HTML and TXT; text fitting for Exact Copy.</w:t>
             </w:r>
           </w:p>
         </w:tc>
@@ -6126,7 +6274,7 @@
           <w:rFonts w:eastAsia="Times New Roman"/>
         </w:rPr>
       </w:pPr>
-      <w:bookmarkStart w:id="7" w:name="_Toc241125999"/>
+      <w:bookmarkStart w:id="7" w:name="_Toc241128279"/>
       <w:r>
         <w:rPr>
           <w:rFonts w:eastAsia="Times New Roman"/>
@@ -6254,18 +6402,7 @@
                 <w:sz w:val="20"/>
                 <w:szCs w:val="20"/>
               </w:rPr>
-              <w:t>Resp</w:t>
-            </w:r>
-            <w:r>
-              <w:rPr>
-                <w:rFonts w:ascii="Calibri" w:eastAsia="Times New Roman" w:hAnsi="Calibri" w:cs="Calibri"/>
-                <w:b/>
-                <w:bCs/>
-                <w:color w:val="0E6E4C"/>
-                <w:sz w:val="20"/>
-                <w:szCs w:val="20"/>
-              </w:rPr>
-              <w:t>onsibility</w:t>
+              <w:t>Responsibility</w:t>
             </w:r>
           </w:p>
         </w:tc>
@@ -6346,7 +6483,16 @@
                 <w:sz w:val="20"/>
                 <w:szCs w:val="20"/>
               </w:rPr>
-              <w:t>Start-up: 64-bit check, license check, trial and activation window, crash handler (error.log).</w:t>
+              <w:t>Start-up</w:t>
+            </w:r>
+            <w:r>
+              <w:rPr>
+                <w:rFonts w:ascii="Calibri" w:eastAsia="Times New Roman" w:hAnsi="Calibri" w:cs="Calibri"/>
+                <w:color w:val="1F2937"/>
+                <w:sz w:val="20"/>
+                <w:szCs w:val="20"/>
+              </w:rPr>
+              <w:t>: 64-bit check, license check, trial and activation window, crash handler (error.log).</w:t>
             </w:r>
           </w:p>
         </w:tc>
@@ -6427,7 +6573,16 @@
                 <w:sz w:val="20"/>
                 <w:szCs w:val="20"/>
               </w:rPr>
-              <w:t>Borderless window with custom title bar (drag, maximise to the work area, resize hit-testing), trial badge, sidebar navigation, status bar; owns AppSettings, HistoryStore and OcrService.</w:t>
+              <w:t>Borderless window with custom title bar (drag, maximise to the work area, resize hit-testing), trial badge, sidebar navigation, status bar; owns AppSe</w:t>
+            </w:r>
+            <w:r>
+              <w:rPr>
+                <w:rFonts w:ascii="Calibri" w:eastAsia="Times New Roman" w:hAnsi="Calibri" w:cs="Calibri"/>
+                <w:color w:val="1F2937"/>
+                <w:sz w:val="20"/>
+                <w:szCs w:val="20"/>
+              </w:rPr>
+              <w:t>ttings, HistoryStore and OcrService.</w:t>
             </w:r>
           </w:p>
         </w:tc>
@@ -6508,16 +6663,7 @@
                 <w:sz w:val="20"/>
                 <w:szCs w:val="20"/>
               </w:rPr>
-              <w:t>Home screen: toolbar, file list/thumbnails, ImageViewe</w:t>
-            </w:r>
-            <w:r>
-              <w:rPr>
-                <w:rFonts w:ascii="Calibri" w:eastAsia="Times New Roman" w:hAnsi="Calibri" w:cs="Calibri"/>
-                <w:color w:val="1F2937"/>
-                <w:sz w:val="20"/>
-                <w:szCs w:val="20"/>
-              </w:rPr>
-              <w:t>r + LayoutView side by side, settings column, recognition and export workflows, keyboard shortcuts.</w:t>
+              <w:t>Home screen: toolbar, file list/thumbnails, ImageViewer + LayoutView side by side, settings column, recognition and export workflows, keyboard shortcuts.</w:t>
             </w:r>
           </w:p>
         </w:tc>
@@ -6560,7 +6706,16 @@
                 <w:sz w:val="20"/>
                 <w:szCs w:val="20"/>
               </w:rPr>
-              <w:t>QuickOcrPage, BatchPage, HistoryPage, SettingsPage</w:t>
+              <w:t>QuickOcrPage, BatchPage, HistoryPage, SettingsPag</w:t>
+            </w:r>
+            <w:r>
+              <w:rPr>
+                <w:rFonts w:ascii="Calibri" w:eastAsia="Times New Roman" w:hAnsi="Calibri" w:cs="Calibri"/>
+                <w:color w:val="1F2937"/>
+                <w:sz w:val="20"/>
+                <w:szCs w:val="20"/>
+              </w:rPr>
+              <w:t>e</w:t>
             </w:r>
           </w:p>
         </w:tc>
@@ -6760,16 +6915,7 @@
                 <w:sz w:val="20"/>
                 <w:szCs w:val="20"/>
               </w:rPr>
-              <w:t>Zoom</w:t>
-            </w:r>
-            <w:r>
-              <w:rPr>
-                <w:rFonts w:ascii="Calibri" w:eastAsia="Times New Roman" w:hAnsi="Calibri" w:cs="Calibri"/>
-                <w:color w:val="1F2937"/>
-                <w:sz w:val="20"/>
-                <w:szCs w:val="20"/>
-              </w:rPr>
-              <w:t>/scroll surface in page-pixel coordinates (fit width, fit page, custom zoom, pan tool, scroll fraction synchronisation).</w:t>
+              <w:t>Zoom/scroll surface in page-pixel coordinates (fit width, fit page, custom zoom, pan tool, scroll fraction synchronisation).</w:t>
             </w:r>
           </w:p>
         </w:tc>
@@ -6931,7 +7077,16 @@
                 <w:sz w:val="20"/>
                 <w:szCs w:val="20"/>
               </w:rPr>
-              <w:t>Custom-drawn controls (ToolButton, NavButton, TabStrip, CardPanel, AccentButton, IconButton, IconRadio), vector icons, colors and fonts.</w:t>
+              <w:t>Custom-drawn controls (ToolButton, NavButton, TabStrip, CardPanel, AccentButton, IconButton, IconRadio), vecto</w:t>
+            </w:r>
+            <w:r>
+              <w:rPr>
+                <w:rFonts w:ascii="Calibri" w:eastAsia="Times New Roman" w:hAnsi="Calibri" w:cs="Calibri"/>
+                <w:color w:val="1F2937"/>
+                <w:sz w:val="20"/>
+                <w:szCs w:val="20"/>
+              </w:rPr>
+              <w:t>r icons, colors and fonts.</w:t>
             </w:r>
           </w:p>
         </w:tc>
@@ -7012,16 +7167,7 @@
                 <w:sz w:val="20"/>
                 <w:szCs w:val="20"/>
               </w:rPr>
-              <w:t xml:space="preserve">One shared OcrProcessor; jobs serialised with a SemaphoreSlim and </w:t>
-            </w:r>
-            <w:r>
-              <w:rPr>
-                <w:rFonts w:ascii="Calibri" w:eastAsia="Times New Roman" w:hAnsi="Calibri" w:cs="Calibri"/>
-                <w:color w:val="1F2937"/>
-                <w:sz w:val="20"/>
-                <w:szCs w:val="20"/>
-              </w:rPr>
-              <w:t>executed on the thread pool; warm-up of models.</w:t>
+              <w:t>One shared OcrProcessor; jobs serialised with a SemaphoreSlim and executed on the thread pool; warm-up of models.</w:t>
             </w:r>
           </w:p>
         </w:tc>
@@ -7102,7 +7248,16 @@
                 <w:sz w:val="20"/>
                 <w:szCs w:val="20"/>
               </w:rPr>
-              <w:t>JSON persistence (DataContractJsonSerializer), history, WIA scanning via late-bound COM.</w:t>
+              <w:t xml:space="preserve">JSON persistence (DataContractJsonSerializer), </w:t>
+            </w:r>
+            <w:r>
+              <w:rPr>
+                <w:rFonts w:ascii="Calibri" w:eastAsia="Times New Roman" w:hAnsi="Calibri" w:cs="Calibri"/>
+                <w:color w:val="1F2937"/>
+                <w:sz w:val="20"/>
+                <w:szCs w:val="20"/>
+              </w:rPr>
+              <w:t>history, WIA scanning via late-bound COM.</w:t>
             </w:r>
           </w:p>
         </w:tc>
@@ -7115,7 +7270,7 @@
           <w:rFonts w:eastAsia="Times New Roman"/>
         </w:rPr>
       </w:pPr>
-      <w:bookmarkStart w:id="8" w:name="_Toc241126000"/>
+      <w:bookmarkStart w:id="8" w:name="_Toc241128280"/>
       <w:r>
         <w:rPr>
           <w:rFonts w:eastAsia="Times New Roman"/>
@@ -7208,7 +7363,7 @@
           <w:rFonts w:eastAsia="Times New Roman"/>
         </w:rPr>
       </w:pPr>
-      <w:bookmarkStart w:id="9" w:name="_Toc241126001"/>
+      <w:bookmarkStart w:id="9" w:name="_Toc241128281"/>
       <w:r>
         <w:rPr>
           <w:rFonts w:eastAsia="Times New Roman"/>
@@ -7238,7 +7393,16 @@
           <w:sz w:val="22"/>
           <w:szCs w:val="22"/>
         </w:rPr>
-        <w:t>PDF pages are rendered by PDFium at the configured resolution (default 200 dpi) into 24-bit bitmaps; very large pages are limited to 144 megapixels.</w:t>
+        <w:t>PDF pages are rendered by PDFium at the configured resolu</w:t>
+      </w:r>
+      <w:r>
+        <w:rPr>
+          <w:rFonts w:ascii="Calibri" w:eastAsia="Times New Roman" w:hAnsi="Calibri" w:cs="Calibri"/>
+          <w:color w:val="1F2937"/>
+          <w:sz w:val="22"/>
+          <w:szCs w:val="22"/>
+        </w:rPr>
+        <w:t>tion (default 200 dpi) into 24-bit bitmaps; very large pages are limited to 144 megapixels.</w:t>
       </w:r>
     </w:p>
     <w:p>
@@ -7262,16 +7426,7 @@
           <w:sz w:val="22"/>
           <w:szCs w:val="22"/>
         </w:rPr>
-        <w:t>Images are read throug</w:t>
-      </w:r>
-      <w:r>
-        <w:rPr>
-          <w:rFonts w:ascii="Calibri" w:eastAsia="Times New Roman" w:hAnsi="Calibri" w:cs="Calibri"/>
-          <w:color w:val="1F2937"/>
-          <w:sz w:val="22"/>
-          <w:szCs w:val="22"/>
-        </w:rPr>
-        <w:t>h a memory copy (the file is not locked), drawn onto white (transparency) and EXIF orientation is applied.</w:t>
+        <w:t>Images are read through a memory copy (the file is not locked), drawn onto white (transparency) and EXIF orientation is applied.</w:t>
       </w:r>
     </w:p>
     <w:p>
@@ -7295,16 +7450,7 @@
           <w:sz w:val="22"/>
           <w:szCs w:val="22"/>
         </w:rPr>
-        <w:t>DocumentPage.GetProcessedImage applies the rotation (0/90/180/270°) and the normalised crop rectangle (fractions of the rotated page, therefore valid</w:t>
-      </w:r>
-      <w:r>
-        <w:rPr>
-          <w:rFonts w:ascii="Calibri" w:eastAsia="Times New Roman" w:hAnsi="Calibri" w:cs="Calibri"/>
-          <w:color w:val="1F2937"/>
-          <w:sz w:val="22"/>
-          <w:szCs w:val="22"/>
-        </w:rPr>
-        <w:t xml:space="preserve"> for any PDF DPI).</w:t>
+        <w:t>DocumentPage.GetProcessedImage applies the rotation (0/90/180/270°) and the normalised crop rectangle (fractions of the rotated page, therefore valid for any PDF DPI).</w:t>
       </w:r>
     </w:p>
     <w:p>
@@ -7328,7 +7474,16 @@
           <w:sz w:val="22"/>
           <w:szCs w:val="22"/>
         </w:rPr>
-        <w:t>PageImageCache keeps the six most recently used processed images; rotating or cropping increments the page Version and invalidates the cache and the result.</w:t>
+        <w:t>PageImageCache keeps the six most recently used processed images; rotating or cropping i</w:t>
+      </w:r>
+      <w:r>
+        <w:rPr>
+          <w:rFonts w:ascii="Calibri" w:eastAsia="Times New Roman" w:hAnsi="Calibri" w:cs="Calibri"/>
+          <w:color w:val="1F2937"/>
+          <w:sz w:val="22"/>
+          <w:szCs w:val="22"/>
+        </w:rPr>
+        <w:t>ncrements the page Version and invalidates the cache and the result.</w:t>
       </w:r>
     </w:p>
     <w:p>
@@ -7352,16 +7507,7 @@
           <w:sz w:val="22"/>
           <w:szCs w:val="22"/>
         </w:rPr>
-        <w:t xml:space="preserve">Effective DPI: PDF render DPI; the image DPI if between 150 and 1200; otherwise </w:t>
-      </w:r>
-      <w:r>
-        <w:rPr>
-          <w:rFonts w:ascii="Calibri" w:eastAsia="Times New Roman" w:hAnsi="Calibri" w:cs="Calibri"/>
-          <w:color w:val="1F2937"/>
-          <w:sz w:val="22"/>
-          <w:szCs w:val="22"/>
-        </w:rPr>
-        <w:t>estimated from an A4/Letter page size (long side / 11.3 in) for large images, else 96.</w:t>
+        <w:t>Effective DPI: PDF render DPI; the image DPI if between 150 and 1200; otherwise estimated from an A4/Letter page size (long side / 11.3 in) for large images, else 96.</w:t>
       </w:r>
     </w:p>
     <w:p>
@@ -7371,7 +7517,7 @@
           <w:rFonts w:eastAsia="Times New Roman"/>
         </w:rPr>
       </w:pPr>
-      <w:bookmarkStart w:id="10" w:name="_Toc241126002"/>
+      <w:bookmarkStart w:id="10" w:name="_Toc241128282"/>
       <w:r>
         <w:rPr>
           <w:rFonts w:eastAsia="Times New Roman"/>
@@ -7397,7 +7543,7 @@
           <w:sz w:val="22"/>
           <w:szCs w:val="22"/>
         </w:rPr>
-        <w:t>If the setting is Auto and a PDF page contains at least 16 non-space characters, PdfDocument.ExtractLines reads every character with FPDFText_GetLoose</w:t>
+        <w:t xml:space="preserve">If the setting is Auto and a PDF page contains at least 16 non-space characters, PdfDocument.ExtractLines reads every character with FPDFText_GetLooseCharBox (mapped to device pixels with FPDF_PageToDevice), font size, weight, font name (subset prefix and </w:t>
       </w:r>
       <w:r>
         <w:rPr>
@@ -7406,7 +7552,7 @@
           <w:sz w:val="22"/>
           <w:szCs w:val="22"/>
         </w:rPr>
-        <w:t>CharBox (mapped to device pixels with FPDF_PageToDevice), font size, weight, font name (subset prefix and style suffixes removed) and fill color. Characters are grouped into lines at hard breaks, baseline jumps (&gt; 0.6 × height), backward jumps and horizont</w:t>
+        <w:t>style suffixes removed) and fill color. Characters are grouped into lines at hard breaks, baseline jumps (&gt; 0.6 × height), backward jumps and horizontal gaps &gt; 1.6 × font size (column/cell gaps). Each line receives the style of its dominant run. With rotat</w:t>
       </w:r>
       <w:r>
         <w:rPr>
@@ -7415,7 +7561,7 @@
           <w:sz w:val="22"/>
           <w:szCs w:val="22"/>
         </w:rPr>
-        <w:t>al gaps &gt; 1.6 × font size (column/cell gaps). Each line receives the style of its dominant run. With rotation or crop, the lines are re-mapped into the processed image.</w:t>
+        <w:t>ion or crop, the lines are re-mapped into the processed image.</w:t>
       </w:r>
     </w:p>
     <w:p>
@@ -7425,7 +7571,7 @@
           <w:rFonts w:eastAsia="Times New Roman"/>
         </w:rPr>
       </w:pPr>
-      <w:bookmarkStart w:id="11" w:name="_Toc241126003"/>
+      <w:bookmarkStart w:id="11" w:name="_Toc241128283"/>
       <w:r>
         <w:rPr>
           <w:rFonts w:eastAsia="Times New Roman"/>
@@ -7479,7 +7625,16 @@
           <w:sz w:val="22"/>
           <w:szCs w:val="22"/>
         </w:rPr>
-        <w:t>Normalisation: BGR order with ImageNet mean/std, NCHW tensor; output: probability map.</w:t>
+        <w:t>Normalisation: BGR order with ImageNet mean</w:t>
+      </w:r>
+      <w:r>
+        <w:rPr>
+          <w:rFonts w:ascii="Calibri" w:eastAsia="Times New Roman" w:hAnsi="Calibri" w:cs="Calibri"/>
+          <w:color w:val="1F2937"/>
+          <w:sz w:val="22"/>
+          <w:szCs w:val="22"/>
+        </w:rPr>
+        <w:t>/std, NCHW tensor; output: probability map.</w:t>
       </w:r>
     </w:p>
     <w:p>
@@ -7503,16 +7658,7 @@
           <w:sz w:val="22"/>
           <w:szCs w:val="22"/>
         </w:rPr>
-        <w:t>Post-processing: binary map (p &gt; 0.3) → 8-conn</w:t>
-      </w:r>
-      <w:r>
-        <w:rPr>
-          <w:rFonts w:ascii="Calibri" w:eastAsia="Times New Roman" w:hAnsi="Calibri" w:cs="Calibri"/>
-          <w:color w:val="1F2937"/>
-          <w:sz w:val="22"/>
-          <w:szCs w:val="22"/>
-        </w:rPr>
-        <w:t>ected components → pixel-corner convex hull per component (monotone chain) → minimum-area rectangle (rotating calipers).</w:t>
+        <w:t>Post-processing: binary map (p &gt; 0.3) → 8-connected components → pixel-corner convex hull per component (monotone chain) → minimum-area rectangle (rotating calipers).</w:t>
       </w:r>
     </w:p>
     <w:p>
@@ -7536,7 +7682,7 @@
           <w:sz w:val="22"/>
           <w:szCs w:val="22"/>
         </w:rPr>
-        <w:t>Box score = mean probability inside the rectangle; boxes below 0.6 are rejected. Unclip: both sides grow by D = A × 1.5 / L (area, peri</w:t>
+        <w:t>Box score = mean probability inside the recta</w:t>
       </w:r>
       <w:r>
         <w:rPr>
@@ -7545,7 +7691,7 @@
           <w:sz w:val="22"/>
           <w:szCs w:val="22"/>
         </w:rPr>
-        <w:t>meter). Boxes are mapped back to the original size.</w:t>
+        <w:t>ngle; boxes below 0.6 are rejected. Unclip: both sides grow by D = A × 1.5 / L (area, perimeter). Boxes are mapped back to the original size.</w:t>
       </w:r>
     </w:p>
     <w:p>
@@ -7555,7 +7701,7 @@
           <w:rFonts w:eastAsia="Times New Roman"/>
         </w:rPr>
       </w:pPr>
-      <w:bookmarkStart w:id="12" w:name="_Toc241126004"/>
+      <w:bookmarkStart w:id="12" w:name="_Toc241128284"/>
       <w:r>
         <w:rPr>
           <w:rFonts w:eastAsia="Times New Roman"/>
@@ -7585,7 +7731,16 @@
           <w:sz w:val="22"/>
           <w:szCs w:val="22"/>
         </w:rPr>
-        <w:t>Each box is cut out with an affine warp (quadrilateral → upright rectangle); tall crops (h ≥ 1.5 w) are rotated for vertical text.</w:t>
+        <w:t>Each box is cut out with an affine warp (quadrilateral → upright rectangle); tall cro</w:t>
+      </w:r>
+      <w:r>
+        <w:rPr>
+          <w:rFonts w:ascii="Calibri" w:eastAsia="Times New Roman" w:hAnsi="Calibri" w:cs="Calibri"/>
+          <w:color w:val="1F2937"/>
+          <w:sz w:val="22"/>
+          <w:szCs w:val="22"/>
+        </w:rPr>
+        <w:t>ps (h ≥ 1.5 w) are rotated for vertical text.</w:t>
       </w:r>
     </w:p>
     <w:p>
@@ -7609,16 +7764,7 @@
           <w:sz w:val="22"/>
           <w:szCs w:val="22"/>
         </w:rPr>
-        <w:t>Optional orientation classifier (PP-LCNet, 8</w:t>
-      </w:r>
-      <w:r>
-        <w:rPr>
-          <w:rFonts w:ascii="Calibri" w:eastAsia="Times New Roman" w:hAnsi="Calibri" w:cs="Calibri"/>
-          <w:color w:val="1F2937"/>
-          <w:sz w:val="22"/>
-          <w:szCs w:val="22"/>
-        </w:rPr>
-        <w:t>0 × 160 input) flips lines with 180° probability &gt; 0.9.</w:t>
+        <w:t>Optional orientation classifier (PP-LCNet, 80 × 160 input) flips lines with 180° probability &gt; 0.9.</w:t>
       </w:r>
     </w:p>
     <w:p>
@@ -7642,7 +7788,16 @@
           <w:sz w:val="22"/>
           <w:szCs w:val="22"/>
         </w:rPr>
-        <w:t>Crops are resized to height 48, sorted by aspect ratio and batched (8 per batch) with zero padding to the widest ratio (minimum width 320).</w:t>
+        <w:t>Crops are resized to height 48, sorted by aspect ratio and batched (8 per batch) with zero padding to the wide</w:t>
+      </w:r>
+      <w:r>
+        <w:rPr>
+          <w:rFonts w:ascii="Calibri" w:eastAsia="Times New Roman" w:hAnsi="Calibri" w:cs="Calibri"/>
+          <w:color w:val="1F2937"/>
+          <w:sz w:val="22"/>
+          <w:szCs w:val="22"/>
+        </w:rPr>
+        <w:t>st ratio (minimum width 320).</w:t>
       </w:r>
     </w:p>
     <w:p>
@@ -7666,16 +7821,7 @@
           <w:sz w:val="22"/>
           <w:szCs w:val="22"/>
         </w:rPr>
-        <w:t>Greedy CTC decoding: arg-max per time step, blanks and repea</w:t>
-      </w:r>
-      <w:r>
-        <w:rPr>
-          <w:rFonts w:ascii="Calibri" w:eastAsia="Times New Roman" w:hAnsi="Calibri" w:cs="Calibri"/>
-          <w:color w:val="1F2937"/>
-          <w:sz w:val="22"/>
-          <w:szCs w:val="22"/>
-        </w:rPr>
-        <w:t>ts removed; class count = dictionary size + 2 (blank, space). The dictionary file is preferred; the model's 'character' metadata is a fallback.</w:t>
+        <w:t>Greedy CTC decoding: arg-max per time step, blanks and repeats removed; class count = dictionary size + 2 (blank, space). The dictionary file is preferred; the model's 'character' metadata is a fallback.</w:t>
       </w:r>
     </w:p>
     <w:p>
@@ -7699,7 +7845,7 @@
           <w:sz w:val="22"/>
           <w:szCs w:val="22"/>
         </w:rPr>
-        <w:t>Per-character confidence and centre position are kept; positions are mapped along the line to page x-coordinates</w:t>
+        <w:t>Per-character confiden</w:t>
       </w:r>
       <w:r>
         <w:rPr>
@@ -7708,7 +7854,7 @@
           <w:sz w:val="22"/>
           <w:szCs w:val="22"/>
         </w:rPr>
-        <w:t xml:space="preserve"> (used for table cell splitting and low-confidence highlighting).</w:t>
+        <w:t>ce and centre position are kept; positions are mapped along the line to page x-coordinates (used for table cell splitting and low-confidence highlighting).</w:t>
       </w:r>
     </w:p>
     <w:p>
@@ -7742,7 +7888,7 @@
           <w:rFonts w:eastAsia="Times New Roman"/>
         </w:rPr>
       </w:pPr>
-      <w:bookmarkStart w:id="13" w:name="_Toc241126005"/>
+      <w:bookmarkStart w:id="13" w:name="_Toc241128285"/>
       <w:r>
         <w:rPr>
           <w:rFonts w:eastAsia="Times New Roman"/>
@@ -7765,7 +7911,13 @@
         <w:rPr>
           <w:rFonts w:ascii="Calibri" w:hAnsi="Calibri" w:cs="Calibri"/>
         </w:rPr>
-        <w:t>Table 5 – Layout analysis steps</w:t>
+        <w:t>Tabl</w:t>
+      </w:r>
+      <w:r>
+        <w:rPr>
+          <w:rFonts w:ascii="Calibri" w:hAnsi="Calibri" w:cs="Calibri"/>
+        </w:rPr>
+        <w:t>e 5 – Layout analysis steps</w:t>
       </w:r>
     </w:p>
     <w:tbl>
@@ -7951,16 +8103,7 @@
                 <w:sz w:val="20"/>
                 <w:szCs w:val="20"/>
               </w:rPr>
-              <w:t>Mode of coarsely quantised colors o</w:t>
-            </w:r>
-            <w:r>
-              <w:rPr>
-                <w:rFonts w:ascii="Calibri" w:eastAsia="Times New Roman" w:hAnsi="Calibri" w:cs="Calibri"/>
-                <w:color w:val="1F2937"/>
-                <w:sz w:val="20"/>
-                <w:szCs w:val="20"/>
-              </w:rPr>
-              <w:t>n a sparse grid; near-white becomes pure white.</w:t>
+              <w:t>Mode of coarsely quantised colors on a sparse grid; near-white becomes pure white.</w:t>
             </w:r>
           </w:p>
         </w:tc>
@@ -8590,16 +8733,16 @@
                 <w:sz w:val="20"/>
                 <w:szCs w:val="20"/>
               </w:rPr>
-              <w:t>Items (lines, tables, figures) are grouped into horizontal bands by vertical ove</w:t>
-            </w:r>
-            <w:r>
-              <w:rPr>
-                <w:rFonts w:ascii="Calibri" w:eastAsia="Times New Roman" w:hAnsi="Calibri" w:cs="Calibri"/>
-                <w:color w:val="1F2937"/>
-                <w:sz w:val="20"/>
-                <w:szCs w:val="20"/>
-              </w:rPr>
-              <w:t>rlap; consecutive bands are merged into a section while they share interior gutters ≥ max(1.1 × median line height, 1.2 % page width). Sections with gutters are split into columns; a gutter pattern with short cells in ≥ 3 bands becomes a borderless table.</w:t>
+              <w:t>Items (lines, tables, figures) are grouped into horizontal bands by vertical overlap; consecutive bands are merged into a section while they share interior gutters ≥ max(1.1 × median line height, 1.2 % page width). Sections with gutters are split into colu</w:t>
+            </w:r>
+            <w:r>
+              <w:rPr>
+                <w:rFonts w:ascii="Calibri" w:eastAsia="Times New Roman" w:hAnsi="Calibri" w:cs="Calibri"/>
+                <w:color w:val="1F2937"/>
+                <w:sz w:val="20"/>
+                <w:szCs w:val="20"/>
+              </w:rPr>
+              <w:t>mns; a gutter pattern with short cells in ≥ 3 bands becomes a borderless table.</w:t>
             </w:r>
           </w:p>
         </w:tc>
@@ -8680,16 +8823,16 @@
                 <w:sz w:val="20"/>
                 <w:szCs w:val="20"/>
               </w:rPr>
-              <w:t>Within a column, segments on the same baseline form visual lines; a new paragraph starts at a larger gap (&gt; median gap + max(0.4 h, 4 px)), a style change, a list marker, an indent change or after a short line. Alignment (left, centre, right, justi</w:t>
-            </w:r>
-            <w:r>
-              <w:rPr>
-                <w:rFonts w:ascii="Calibri" w:eastAsia="Times New Roman" w:hAnsi="Calibri" w:cs="Calibri"/>
-                <w:color w:val="1F2937"/>
-                <w:sz w:val="20"/>
-                <w:szCs w:val="20"/>
-              </w:rPr>
-              <w:t>fy), first-line/hanging indent, line spacing and space before are measured.</w:t>
+              <w:t>Within a column, segments on the same baseline form visual lines; a new paragraph starts at a larger gap (&gt; median gap + max(0.4 h, 4 px)), a style change, a list marke</w:t>
+            </w:r>
+            <w:r>
+              <w:rPr>
+                <w:rFonts w:ascii="Calibri" w:eastAsia="Times New Roman" w:hAnsi="Calibri" w:cs="Calibri"/>
+                <w:color w:val="1F2937"/>
+                <w:sz w:val="20"/>
+                <w:szCs w:val="20"/>
+              </w:rPr>
+              <w:t>r, an indent change or after a short line. Alignment (left, centre, right, justify), first-line/hanging indent, line spacing and space before are measured.</w:t>
             </w:r>
           </w:p>
         </w:tc>
@@ -8770,7 +8913,16 @@
                 <w:sz w:val="20"/>
                 <w:szCs w:val="20"/>
               </w:rPr>
-              <w:t>Blocks of ≤ 3 lines and ≤ 160 characters with size ≥ 1.18 × body size, or bold single lines of ≤ 12 words without final period; levels by descending size (max. 3). Numbered headings ('1. Introduction') win over ordered list items.</w:t>
+              <w:t>Blocks of ≤ 3 lines and ≤ 160 characters with size ≥ 1.18 × body size, or bold single line</w:t>
+            </w:r>
+            <w:r>
+              <w:rPr>
+                <w:rFonts w:ascii="Calibri" w:eastAsia="Times New Roman" w:hAnsi="Calibri" w:cs="Calibri"/>
+                <w:color w:val="1F2937"/>
+                <w:sz w:val="20"/>
+                <w:szCs w:val="20"/>
+              </w:rPr>
+              <w:t>s of ≤ 12 words without final period; levels by descending size (max. 3). Numbered headings ('1. Introduction') win over ordered list items.</w:t>
             </w:r>
           </w:p>
         </w:tc>
@@ -8783,18 +8935,12 @@
           <w:rFonts w:eastAsia="Times New Roman"/>
         </w:rPr>
       </w:pPr>
-      <w:bookmarkStart w:id="14" w:name="_Toc241126006"/>
+      <w:bookmarkStart w:id="14" w:name="_Toc241128286"/>
       <w:r>
         <w:rPr>
           <w:rFonts w:eastAsia="Times New Roman"/>
         </w:rPr>
-        <w:t>3.6 Threading and perfor</w:t>
-      </w:r>
-      <w:r>
-        <w:rPr>
-          <w:rFonts w:eastAsia="Times New Roman"/>
-        </w:rPr>
-        <w:t>mance</w:t>
+        <w:t>3.6 Threading and performance</w:t>
       </w:r>
       <w:bookmarkEnd w:id="14"/>
     </w:p>
@@ -8819,7 +8965,7 @@
           <w:sz w:val="22"/>
           <w:szCs w:val="22"/>
         </w:rPr>
-        <w:t xml:space="preserve">Recognition runs on a thread-pool worker; the UI receives progress through IProgress and per-page callbacks marshalled with BeginInvoke. One job runs at a time (SemaphoreSlim); ONNX Runtime uses one thread per physical core (IntraOpNumThreads = 0) — </w:t>
+        <w:t>Recognition runs on a thread-pool worker; the UI receives progress through IProgress</w:t>
       </w:r>
       <w:r>
         <w:rPr>
@@ -8828,7 +8974,7 @@
           <w:sz w:val="22"/>
           <w:szCs w:val="22"/>
         </w:rPr>
-        <w:t>using logical cores was measured 2 × slower.</w:t>
+        <w:t xml:space="preserve"> and per-page callbacks marshalled with BeginInvoke. One job runs at a time (SemaphoreSlim); ONNX Runtime uses one thread per physical core (IntraOpNumThreads = 0) — using logical cores was measured 2 × slower.</w:t>
       </w:r>
     </w:p>
     <w:p>
@@ -8852,7 +8998,16 @@
           <w:sz w:val="22"/>
           <w:szCs w:val="22"/>
         </w:rPr>
-        <w:t>Measured on the development machine: dense A4 page at 200 dpi 5.0–6.2 s (detection ≈ 1.6 s, recognition ≈ 3.4 s, layout ≈ 0.4 s); PDF text-layer page 0.3 s; model loading ≈ 0.9 s (warm-up at start-up).</w:t>
+        <w:t>Measured on the development machine: dense A4</w:t>
+      </w:r>
+      <w:r>
+        <w:rPr>
+          <w:rFonts w:ascii="Calibri" w:eastAsia="Times New Roman" w:hAnsi="Calibri" w:cs="Calibri"/>
+          <w:color w:val="1F2937"/>
+          <w:sz w:val="22"/>
+          <w:szCs w:val="22"/>
+        </w:rPr>
+        <w:t xml:space="preserve"> page at 200 dpi 5.0–6.2 s (detection ≈ 1.6 s, recognition ≈ 3.4 s, layout ≈ 0.4 s); PDF text-layer page 0.3 s; model loading ≈ 0.9 s (warm-up at start-up).</w:t>
       </w:r>
     </w:p>
     <w:p>
@@ -8876,16 +9031,7 @@
           <w:sz w:val="22"/>
           <w:szCs w:val="22"/>
         </w:rPr>
-        <w:t xml:space="preserve">Sessions </w:t>
-      </w:r>
-      <w:r>
-        <w:rPr>
-          <w:rFonts w:ascii="Calibri" w:eastAsia="Times New Roman" w:hAnsi="Calibri" w:cs="Calibri"/>
-          <w:color w:val="1F2937"/>
-          <w:sz w:val="22"/>
-          <w:szCs w:val="22"/>
-        </w:rPr>
-        <w:t>are cached per recognition model and rebuilt only when the thread setting changes.</w:t>
+        <w:t>Sessions are cached per recognition model and rebuilt only when the thread setting changes.</w:t>
       </w:r>
     </w:p>
     <w:p>
@@ -8895,12 +9041,18 @@
           <w:rFonts w:eastAsia="Times New Roman"/>
         </w:rPr>
       </w:pPr>
-      <w:bookmarkStart w:id="15" w:name="_Toc241126007"/>
+      <w:bookmarkStart w:id="15" w:name="_Toc241128287"/>
       <w:r>
         <w:rPr>
           <w:rFonts w:eastAsia="Times New Roman"/>
         </w:rPr>
-        <w:t>4. Data design</w:t>
+        <w:t>4. Data</w:t>
+      </w:r>
+      <w:r>
+        <w:rPr>
+          <w:rFonts w:eastAsia="Times New Roman"/>
+        </w:rPr>
+        <w:t xml:space="preserve"> design</w:t>
       </w:r>
       <w:bookmarkEnd w:id="15"/>
     </w:p>
@@ -8911,7 +9063,7 @@
           <w:rFonts w:eastAsia="Times New Roman"/>
         </w:rPr>
       </w:pPr>
-      <w:bookmarkStart w:id="16" w:name="_Toc241126008"/>
+      <w:bookmarkStart w:id="16" w:name="_Toc241128288"/>
       <w:r>
         <w:rPr>
           <w:rFonts w:eastAsia="Times New Roman"/>
@@ -9202,16 +9354,7 @@
                 <w:sz w:val="20"/>
                 <w:szCs w:val="20"/>
               </w:rPr>
-              <w:t>All c</w:t>
-            </w:r>
-            <w:r>
-              <w:rPr>
-                <w:rFonts w:ascii="Calibri" w:eastAsia="Times New Roman" w:hAnsi="Calibri" w:cs="Calibri"/>
-                <w:color w:val="1F2937"/>
-                <w:sz w:val="20"/>
-                <w:szCs w:val="20"/>
-              </w:rPr>
-              <w:t>oordinates in pixels of the processed page image.</w:t>
+              <w:t>All coordinates in pixels of the processed page image.</w:t>
             </w:r>
           </w:p>
         </w:tc>
@@ -9521,7 +9664,16 @@
                 <w:sz w:val="20"/>
                 <w:szCs w:val="20"/>
               </w:rPr>
-              <w:t>Bounds, Columns, Blocks, SpaceBefore</w:t>
+              <w:t>Bounds, Columns, Blocks, S</w:t>
+            </w:r>
+            <w:r>
+              <w:rPr>
+                <w:rFonts w:ascii="Calibri" w:eastAsia="Times New Roman" w:hAnsi="Calibri" w:cs="Calibri"/>
+                <w:color w:val="1F2937"/>
+                <w:sz w:val="20"/>
+                <w:szCs w:val="20"/>
+              </w:rPr>
+              <w:t>paceBefore</w:t>
             </w:r>
           </w:p>
         </w:tc>
@@ -9640,16 +9792,16 @@
                 <w:sz w:val="20"/>
                 <w:szCs w:val="20"/>
               </w:rPr>
-              <w:t>Kind (Paragraph, Heading, ListItem, Table, Figure), Lines, Align, HeadingLev</w:t>
-            </w:r>
-            <w:r>
-              <w:rPr>
-                <w:rFonts w:ascii="Calibri" w:eastAsia="Times New Roman" w:hAnsi="Calibri" w:cs="Calibri"/>
-                <w:color w:val="1F2937"/>
-                <w:sz w:val="20"/>
-                <w:szCs w:val="20"/>
-              </w:rPr>
-              <w:t>el, ListMarker, OrderedList, MarkerPrefixLength, TextLeft, MarkerGlyph, FirstLineIndent, SpaceBefore, LineSpacing, Style, Table, Figure, Column</w:t>
+              <w:t>Kind (Paragraph, Heading, ListItem, Table, Figure), Lines, Align, HeadingLevel, ListMarker, OrderedList, MarkerPrefixLength, TextLeft, MarkerGlyph, FirstLineIndent, SpaceBefore, LineSp</w:t>
+            </w:r>
+            <w:r>
+              <w:rPr>
+                <w:rFonts w:ascii="Calibri" w:eastAsia="Times New Roman" w:hAnsi="Calibri" w:cs="Calibri"/>
+                <w:color w:val="1F2937"/>
+                <w:sz w:val="20"/>
+                <w:szCs w:val="20"/>
+              </w:rPr>
+              <w:t>acing, Style, Table, Figure, Column</w:t>
             </w:r>
           </w:p>
         </w:tc>
@@ -10048,7 +10200,7 @@
           <w:rFonts w:eastAsia="Times New Roman"/>
         </w:rPr>
       </w:pPr>
-      <w:bookmarkStart w:id="17" w:name="_Toc241126009"/>
+      <w:bookmarkStart w:id="17" w:name="_Toc241128289"/>
       <w:r>
         <w:rPr>
           <w:rFonts w:eastAsia="Times New Roman"/>
@@ -11181,16 +11333,7 @@
                 <w:sz w:val="20"/>
                 <w:szCs w:val="20"/>
               </w:rPr>
-              <w:t>ECC private blob,</w:t>
-            </w:r>
-            <w:r>
-              <w:rPr>
-                <w:rFonts w:ascii="Calibri" w:eastAsia="Times New Roman" w:hAnsi="Calibri" w:cs="Calibri"/>
-                <w:color w:val="1F2937"/>
-                <w:sz w:val="20"/>
-                <w:szCs w:val="20"/>
-              </w:rPr>
-              <w:t xml:space="preserve"> DPAPI (CurrentUser) with application entropy.</w:t>
+              <w:t>ECC private blob, DPAPI (CurrentUser) with application entropy.</w:t>
             </w:r>
           </w:p>
         </w:tc>
@@ -11322,7 +11465,7 @@
           <w:rFonts w:eastAsia="Times New Roman"/>
         </w:rPr>
       </w:pPr>
-      <w:bookmarkStart w:id="18" w:name="_Toc241126010"/>
+      <w:bookmarkStart w:id="18" w:name="_Toc241128290"/>
       <w:r>
         <w:rPr>
           <w:rFonts w:eastAsia="Times New Roman"/>
@@ -11619,7 +11762,16 @@
                 <w:sz w:val="20"/>
                 <w:szCs w:val="20"/>
               </w:rPr>
-              <w:t>English</w:t>
+              <w:t>Eng</w:t>
+            </w:r>
+            <w:r>
+              <w:rPr>
+                <w:rFonts w:ascii="Calibri" w:eastAsia="Times New Roman" w:hAnsi="Calibri" w:cs="Calibri"/>
+                <w:color w:val="1F2937"/>
+                <w:sz w:val="20"/>
+                <w:szCs w:val="20"/>
+              </w:rPr>
+              <w:t>lish</w:t>
             </w:r>
           </w:p>
         </w:tc>
@@ -12964,7 +13116,7 @@
           <w:rFonts w:eastAsia="Times New Roman"/>
         </w:rPr>
       </w:pPr>
-      <w:bookmarkStart w:id="19" w:name="_Toc241126011"/>
+      <w:bookmarkStart w:id="19" w:name="_Toc241128291"/>
       <w:r>
         <w:rPr>
           <w:rFonts w:eastAsia="Times New Roman"/>
@@ -12987,7 +13139,13 @@
         <w:rPr>
           <w:rFonts w:ascii="Calibri" w:hAnsi="Calibri" w:cs="Calibri"/>
         </w:rPr>
-        <w:t>Table 9 – Mapping of the result model to the export formats</w:t>
+        <w:t>Table 9 – Mapping of t</w:t>
+      </w:r>
+      <w:r>
+        <w:rPr>
+          <w:rFonts w:ascii="Calibri" w:hAnsi="Calibri" w:cs="Calibri"/>
+        </w:rPr>
+        <w:t>he result model to the export formats</w:t>
       </w:r>
     </w:p>
     <w:tbl>
@@ -13419,16 +13577,16 @@
                 <w:sz w:val="20"/>
                 <w:szCs w:val="20"/>
               </w:rPr>
-              <w:t>&lt;</w:t>
-            </w:r>
-            <w:r>
-              <w:rPr>
-                <w:rFonts w:ascii="Calibri" w:eastAsia="Times New Roman" w:hAnsi="Calibri" w:cs="Calibri"/>
-                <w:color w:val="1F2937"/>
-                <w:sz w:val="20"/>
-                <w:szCs w:val="20"/>
-              </w:rPr>
-              <w:t>article&gt; page of original size</w:t>
+              <w:t xml:space="preserve">&lt;article&gt; </w:t>
+            </w:r>
+            <w:r>
+              <w:rPr>
+                <w:rFonts w:ascii="Calibri" w:eastAsia="Times New Roman" w:hAnsi="Calibri" w:cs="Calibri"/>
+                <w:color w:val="1F2937"/>
+                <w:sz w:val="20"/>
+                <w:szCs w:val="20"/>
+              </w:rPr>
+              <w:t>page of original size</w:t>
             </w:r>
           </w:p>
         </w:tc>
@@ -13704,16 +13862,16 @@
                 <w:sz w:val="20"/>
                 <w:szCs w:val="20"/>
               </w:rPr>
-              <w:t>Indent, first-line/hanging, spacing before, 'at least' line spacing, al</w:t>
-            </w:r>
-            <w:r>
-              <w:rPr>
-                <w:rFonts w:ascii="Calibri" w:eastAsia="Times New Roman" w:hAnsi="Calibri" w:cs="Calibri"/>
-                <w:color w:val="1F2937"/>
-                <w:sz w:val="20"/>
-                <w:szCs w:val="20"/>
-              </w:rPr>
-              <w:t>ignment, shading</w:t>
+              <w:t xml:space="preserve">Indent, first-line/hanging, spacing before, 'at least' line spacing, alignment, </w:t>
+            </w:r>
+            <w:r>
+              <w:rPr>
+                <w:rFonts w:ascii="Calibri" w:eastAsia="Times New Roman" w:hAnsi="Calibri" w:cs="Calibri"/>
+                <w:color w:val="1F2937"/>
+                <w:sz w:val="20"/>
+                <w:szCs w:val="20"/>
+              </w:rPr>
+              <w:t>shading</w:t>
             </w:r>
           </w:p>
         </w:tc>
@@ -14103,16 +14261,7 @@
                 <w:sz w:val="20"/>
                 <w:szCs w:val="20"/>
               </w:rPr>
-              <w:t>Bull</w:t>
-            </w:r>
-            <w:r>
-              <w:rPr>
-                <w:rFonts w:ascii="Calibri" w:eastAsia="Times New Roman" w:hAnsi="Calibri" w:cs="Calibri"/>
-                <w:color w:val="1F2937"/>
-                <w:sz w:val="20"/>
-                <w:szCs w:val="20"/>
-              </w:rPr>
-              <w:t>et numbering definition; ordered items keep literal markers with a tab</w:t>
+              <w:t>Bullet numbering definition; ordered items keep literal markers with a tab</w:t>
             </w:r>
           </w:p>
         </w:tc>
@@ -14383,7 +14532,16 @@
                 <w:sz w:val="20"/>
                 <w:szCs w:val="20"/>
               </w:rPr>
-              <w:t>cells with merges, thin borders, fills, numbers as numbers</w:t>
+              <w:t>cells with merges, thin b</w:t>
+            </w:r>
+            <w:r>
+              <w:rPr>
+                <w:rFonts w:ascii="Calibri" w:eastAsia="Times New Roman" w:hAnsi="Calibri" w:cs="Calibri"/>
+                <w:color w:val="1F2937"/>
+                <w:sz w:val="20"/>
+                <w:szCs w:val="20"/>
+              </w:rPr>
+              <w:t>orders, fills, numbers as numbers</w:t>
             </w:r>
           </w:p>
         </w:tc>
@@ -14773,16 +14931,7 @@
                 <w:sz w:val="20"/>
                 <w:szCs w:val="20"/>
               </w:rPr>
-              <w:t>Font, size,</w:t>
-            </w:r>
-            <w:r>
-              <w:rPr>
-                <w:rFonts w:ascii="Calibri" w:eastAsia="Times New Roman" w:hAnsi="Calibri" w:cs="Calibri"/>
-                <w:color w:val="1F2937"/>
-                <w:sz w:val="20"/>
-                <w:szCs w:val="20"/>
-              </w:rPr>
-              <w:t xml:space="preserve"> bold, italic, color</w:t>
+              <w:t>Font, size, bold, italic, color</w:t>
             </w:r>
           </w:p>
         </w:tc>
@@ -14871,16 +15020,7 @@
           <w:sz w:val="22"/>
           <w:szCs w:val="22"/>
         </w:rPr>
-        <w:t>Exact Copy measures text with GDI+ to compute the horizontal scale that makes each line exactly as wide as the source line</w:t>
-      </w:r>
-      <w:r>
-        <w:rPr>
-          <w:rFonts w:ascii="Calibri" w:eastAsia="Times New Roman" w:hAnsi="Calibri" w:cs="Calibri"/>
-          <w:color w:val="1F2937"/>
-          <w:sz w:val="22"/>
-          <w:szCs w:val="22"/>
-        </w:rPr>
-        <w:t>.</w:t>
+        <w:t>Exact Copy measures text with GDI+ to compute the horizontal scale that makes each line exactly as wide as the source line.</w:t>
       </w:r>
     </w:p>
     <w:p>
@@ -14904,7 +15044,16 @@
           <w:sz w:val="22"/>
           <w:szCs w:val="22"/>
         </w:rPr>
-        <w:t>Excel: '1,250', '12.5' and '45%' become numeric cells with number formats; text cells use shared strings; a style registry de-duplicates fonts, fills, borders and cell formats.</w:t>
+        <w:t xml:space="preserve">Excel: '1,250', '12.5' </w:t>
+      </w:r>
+      <w:r>
+        <w:rPr>
+          <w:rFonts w:ascii="Calibri" w:eastAsia="Times New Roman" w:hAnsi="Calibri" w:cs="Calibri"/>
+          <w:color w:val="1F2937"/>
+          <w:sz w:val="22"/>
+          <w:szCs w:val="22"/>
+        </w:rPr>
+        <w:t>and '45%' become numeric cells with number formats; text cells use shared strings; a style registry de-duplicates fonts, fills, borders and cell formats.</w:t>
       </w:r>
     </w:p>
     <w:p>
@@ -14914,7 +15063,7 @@
           <w:rFonts w:eastAsia="Times New Roman"/>
         </w:rPr>
       </w:pPr>
-      <w:bookmarkStart w:id="20" w:name="_Toc241126012"/>
+      <w:bookmarkStart w:id="20" w:name="_Toc241128292"/>
       <w:r>
         <w:rPr>
           <w:rFonts w:eastAsia="Times New Roman"/>
@@ -15007,7 +15156,7 @@
           <w:rFonts w:eastAsia="Times New Roman"/>
         </w:rPr>
       </w:pPr>
-      <w:bookmarkStart w:id="21" w:name="_Toc241126013"/>
+      <w:bookmarkStart w:id="21" w:name="_Toc241128293"/>
       <w:r>
         <w:rPr>
           <w:rFonts w:eastAsia="Times New Roman"/>
@@ -16131,16 +16280,7 @@
                 <w:sz w:val="20"/>
                 <w:szCs w:val="20"/>
               </w:rPr>
-              <w:t>ECDSA P-256 signature (SHA-256, IEEE P</w:t>
-            </w:r>
-            <w:r>
-              <w:rPr>
-                <w:rFonts w:ascii="Calibri" w:eastAsia="Times New Roman" w:hAnsi="Calibri" w:cs="Calibri"/>
-                <w:color w:val="1F2937"/>
-                <w:sz w:val="20"/>
-                <w:szCs w:val="20"/>
-              </w:rPr>
-              <w:t>1363) over bytes 0 … 19 + n</w:t>
+              <w:t>ECDSA P-256 signature (SHA-256, IEEE P1363) over bytes 0 … 19 + n</w:t>
             </w:r>
           </w:p>
         </w:tc>
@@ -16167,7 +16307,16 @@
           <w:sz w:val="22"/>
           <w:szCs w:val="22"/>
         </w:rPr>
-        <w:t>Text form: 'FOCR-' followed by Crockford Base32 (no I, L, O, U; tolerant decoding) in groups of five. Typical length ≈ 190 characters.</w:t>
+        <w:t xml:space="preserve">Text form: 'FOCR-' </w:t>
+      </w:r>
+      <w:r>
+        <w:rPr>
+          <w:rFonts w:ascii="Calibri" w:eastAsia="Times New Roman" w:hAnsi="Calibri" w:cs="Calibri"/>
+          <w:color w:val="1F2937"/>
+          <w:sz w:val="22"/>
+          <w:szCs w:val="22"/>
+        </w:rPr>
+        <w:t>followed by Crockford Base32 (no I, L, O, U; tolerant decoding) in groups of five. Typical length ≈ 190 characters.</w:t>
       </w:r>
     </w:p>
     <w:p>
@@ -16191,7 +16340,7 @@
           <w:sz w:val="22"/>
           <w:szCs w:val="22"/>
         </w:rPr>
-        <w:t xml:space="preserve">Machine hash = first 10 bytes of SHA-256('FalconOCR|' </w:t>
+        <w:t>Machine hash = first 10 bytes of SHA-256('FalconOCR|' + Windows MachineGuid); shown to the customer as 16 characters in four groups (machine</w:t>
       </w:r>
       <w:r>
         <w:rPr>
@@ -16200,7 +16349,7 @@
           <w:sz w:val="22"/>
           <w:szCs w:val="22"/>
         </w:rPr>
-        <w:t>+ Windows MachineGuid); shown to the customer as 16 characters in four groups (machine code).</w:t>
+        <w:t xml:space="preserve"> code).</w:t>
       </w:r>
     </w:p>
     <w:p>
@@ -16248,16 +16397,7 @@
           <w:sz w:val="22"/>
           <w:szCs w:val="22"/>
         </w:rPr>
-        <w:t>The KeyGen signs</w:t>
-      </w:r>
-      <w:r>
-        <w:rPr>
-          <w:rFonts w:ascii="Calibri" w:eastAsia="Times New Roman" w:hAnsi="Calibri" w:cs="Calibri"/>
-          <w:color w:val="1F2937"/>
-          <w:sz w:val="22"/>
-          <w:szCs w:val="22"/>
-        </w:rPr>
-        <w:t xml:space="preserve"> with the private key and verifies every generated key before returning it.</w:t>
+        <w:t>The KeyGen signs with the private key and verifies every generated key before returning it.</w:t>
       </w:r>
     </w:p>
     <w:p>
@@ -16267,7 +16407,7 @@
           <w:rFonts w:eastAsia="Times New Roman"/>
         </w:rPr>
       </w:pPr>
-      <w:bookmarkStart w:id="22" w:name="_Toc241126014"/>
+      <w:bookmarkStart w:id="22" w:name="_Toc241128294"/>
       <w:r>
         <w:rPr>
           <w:rFonts w:eastAsia="Times New Roman"/>
@@ -16321,7 +16461,7 @@
           <w:sz w:val="22"/>
           <w:szCs w:val="22"/>
         </w:rPr>
-        <w:t>Records are stored in th</w:t>
+        <w:t>Records are stored in the registry and in a hidden file, each protected by HMAC-SHA256 keyed with a constant a</w:t>
       </w:r>
       <w:r>
         <w:rPr>
@@ -16330,7 +16470,7 @@
           <w:sz w:val="22"/>
           <w:szCs w:val="22"/>
         </w:rPr>
-        <w:t>e registry and in a hidden file, each protected by HMAC-SHA256 keyed with a constant and the machine hash (records cannot be edited or copied to another computer).</w:t>
+        <w:t>nd the machine hash (records cannot be edited or copied to another computer).</w:t>
       </w:r>
     </w:p>
     <w:p>
@@ -16354,7 +16494,7 @@
           <w:sz w:val="22"/>
           <w:szCs w:val="22"/>
         </w:rPr>
-        <w:t>The earliest valid start time wins, so deleting one copy does not restart the trial. A recor</w:t>
+        <w:t>The earliest valid start time wins, so deleting one copy does not restart the trial. A record with an invalid HMAC, or a current time more than 24 h before the last use, marks th</w:t>
       </w:r>
       <w:r>
         <w:rPr>
@@ -16363,7 +16503,7 @@
           <w:sz w:val="22"/>
           <w:szCs w:val="22"/>
         </w:rPr>
-        <w:t>d with an invalid HMAC, or a current time more than 24 h before the last use, marks the trial as tampered (expired).</w:t>
+        <w:t>e trial as tampered (expired).</w:t>
       </w:r>
     </w:p>
     <w:p>
@@ -16411,7 +16551,7 @@
           <w:sz w:val="22"/>
           <w:szCs w:val="22"/>
         </w:rPr>
-        <w:t>UI: activation window at every start (Activat</w:t>
+        <w:t>UI: activation window at every start (Activate / Continue Trial / Exit), amber title-bar badge 'TRIAL · n days left — Activate now'</w:t>
       </w:r>
       <w:r>
         <w:rPr>
@@ -16420,7 +16560,7 @@
           <w:sz w:val="22"/>
           <w:szCs w:val="22"/>
         </w:rPr>
-        <w:t>e / Continue Trial / Exit), amber title-bar badge 'TRIAL · n days left — Activate now', Settings → License; after expiry only Activate / Exit. The CLI prints the trial status and exits with code 3 after expiry.</w:t>
+        <w:t>, Settings → License; after expiry only Activate / Exit. The CLI prints the trial status and exits with code 3 after expiry.</w:t>
       </w:r>
     </w:p>
     <w:p>
@@ -16430,7 +16570,7 @@
           <w:rFonts w:eastAsia="Times New Roman"/>
         </w:rPr>
       </w:pPr>
-      <w:bookmarkStart w:id="23" w:name="_Toc241126015"/>
+      <w:bookmarkStart w:id="23" w:name="_Toc241128295"/>
       <w:r>
         <w:rPr>
           <w:rFonts w:eastAsia="Times New Roman"/>
@@ -16591,7 +16731,7 @@
           <w:rFonts w:eastAsia="Times New Roman"/>
         </w:rPr>
       </w:pPr>
-      <w:bookmarkStart w:id="24" w:name="_Toc241126016"/>
+      <w:bookmarkStart w:id="24" w:name="_Toc241128296"/>
       <w:r>
         <w:rPr>
           <w:rFonts w:eastAsia="Times New Roman"/>
@@ -16829,16 +16969,16 @@
                 <w:sz w:val="20"/>
                 <w:szCs w:val="20"/>
               </w:rPr>
-              <w:t>L.T("English text"</w:t>
-            </w:r>
-            <w:r>
-              <w:rPr>
-                <w:rFonts w:ascii="Calibri" w:eastAsia="Times New Roman" w:hAnsi="Calibri" w:cs="Calibri"/>
-                <w:color w:val="1F2937"/>
-                <w:sz w:val="20"/>
-                <w:szCs w:val="20"/>
-              </w:rPr>
-              <w:t>) returns the translation of the active catalog or the English text; L.F("… {0} …", args) translates a composite format string and formats it. Languages: en, zh_CN (</w:t>
+              <w:t>L.T("English text") returns the translation of the a</w:t>
+            </w:r>
+            <w:r>
+              <w:rPr>
+                <w:rFonts w:ascii="Calibri" w:eastAsia="Times New Roman" w:hAnsi="Calibri" w:cs="Calibri"/>
+                <w:color w:val="1F2937"/>
+                <w:sz w:val="20"/>
+                <w:szCs w:val="20"/>
+              </w:rPr>
+              <w:t>ctive catalog or the English text; L.F("… {0} …", args) translates a composite format string and formats it. Languages: en, zh_CN (</w:t>
             </w:r>
             <w:r>
               <w:rPr>
@@ -16955,16 +17095,16 @@
                 <w:sz w:val="20"/>
                 <w:szCs w:val="20"/>
               </w:rPr>
-              <w:t>Minimal PO reader in Core: msgid/msgstr, multi-line strings, C esc</w:t>
-            </w:r>
-            <w:r>
-              <w:rPr>
-                <w:rFonts w:ascii="Calibri" w:eastAsia="Times New Roman" w:hAnsi="Calibri" w:cs="Calibri"/>
-                <w:color w:val="1F2937"/>
-                <w:sz w:val="20"/>
-                <w:szCs w:val="20"/>
-              </w:rPr>
-              <w:t>apes (\n, \t, \", \\); comments, flags and msgctxt are ignored.</w:t>
+              <w:t>Minimal PO reader in Core: msgid/msgstr, multi-line strings, C escapes (\n, \t, \"</w:t>
+            </w:r>
+            <w:r>
+              <w:rPr>
+                <w:rFonts w:ascii="Calibri" w:eastAsia="Times New Roman" w:hAnsi="Calibri" w:cs="Calibri"/>
+                <w:color w:val="1F2937"/>
+                <w:sz w:val="20"/>
+                <w:szCs w:val="20"/>
+              </w:rPr>
+              <w:t>, \\); comments, flags and msgctxt are ignored.</w:t>
             </w:r>
           </w:p>
         </w:tc>
@@ -17045,16 +17185,16 @@
                 <w:sz w:val="20"/>
                 <w:szCs w:val="20"/>
               </w:rPr>
-              <w:t xml:space="preserve">lang\zh_CN.po and lang\ja.po (UTF-8) are copied next to the executable by FalconOcr.Core.csproj; lang\falcon-ocr.pot is the template. They can be edited with Poedit or a text editor </w:t>
-            </w:r>
-            <w:r>
-              <w:rPr>
-                <w:rFonts w:ascii="Calibri" w:eastAsia="Times New Roman" w:hAnsi="Calibri" w:cs="Calibri"/>
-                <w:color w:val="1F2937"/>
-                <w:sz w:val="20"/>
-                <w:szCs w:val="20"/>
-              </w:rPr>
-              <w:t>without rebuilding.</w:t>
+              <w:t>lang\zh_CN.po and lang\ja.po (UTF-8) are copied next to the executable by FalconOcr.Core.csproj; lang\falcon-ocr.pot is the template. They can be edited with Poedit or a text editor without rebuildi</w:t>
+            </w:r>
+            <w:r>
+              <w:rPr>
+                <w:rFonts w:ascii="Calibri" w:eastAsia="Times New Roman" w:hAnsi="Calibri" w:cs="Calibri"/>
+                <w:color w:val="1F2937"/>
+                <w:sz w:val="20"/>
+                <w:szCs w:val="20"/>
+              </w:rPr>
+              <w:t>ng.</w:t>
             </w:r>
           </w:p>
         </w:tc>
@@ -17135,16 +17275,16 @@
                 <w:sz w:val="20"/>
                 <w:szCs w:val="20"/>
               </w:rPr>
-              <w:t>Settings → General → Interface language (AppSettings.UiLanguage). Program.Main loads the catalog before any window is created; without a setting the Windows display language is used. Changing the language offers an i</w:t>
-            </w:r>
-            <w:r>
-              <w:rPr>
-                <w:rFonts w:ascii="Calibri" w:eastAsia="Times New Roman" w:hAnsi="Calibri" w:cs="Calibri"/>
-                <w:color w:val="1F2937"/>
-                <w:sz w:val="20"/>
-                <w:szCs w:val="20"/>
-              </w:rPr>
-              <w:t>mmediate restart (texts are created with the windows).</w:t>
+              <w:t>Settings → General → Interface language (AppSettings.UiLanguage). Program.Main loads the catalog before any window is created; without a setting the Windows display language is used. Changing the language offers an immediate restart</w:t>
+            </w:r>
+            <w:r>
+              <w:rPr>
+                <w:rFonts w:ascii="Calibri" w:eastAsia="Times New Roman" w:hAnsi="Calibri" w:cs="Calibri"/>
+                <w:color w:val="1F2937"/>
+                <w:sz w:val="20"/>
+                <w:szCs w:val="20"/>
+              </w:rPr>
+              <w:t xml:space="preserve"> (texts are created with the windows).</w:t>
             </w:r>
           </w:p>
         </w:tc>
@@ -17306,16 +17446,16 @@
                 <w:sz w:val="20"/>
                 <w:szCs w:val="20"/>
               </w:rPr>
-              <w:t>License and trial messages (LicenseCh</w:t>
-            </w:r>
-            <w:r>
-              <w:rPr>
-                <w:rFonts w:ascii="Calibri" w:eastAsia="Times New Roman" w:hAnsi="Calibri" w:cs="Calibri"/>
-                <w:color w:val="1F2937"/>
-                <w:sz w:val="20"/>
-                <w:szCs w:val="20"/>
-              </w:rPr>
-              <w:t>eck.Message, LicenseInfo.ToString, TrialStatus.Message) use L.T/L.F, so they appear translated in the activation window and in Settings.</w:t>
+              <w:t>License and trial messages (LicenseCheck.Message, Lic</w:t>
+            </w:r>
+            <w:r>
+              <w:rPr>
+                <w:rFonts w:ascii="Calibri" w:eastAsia="Times New Roman" w:hAnsi="Calibri" w:cs="Calibri"/>
+                <w:color w:val="1F2937"/>
+                <w:sz w:val="20"/>
+                <w:szCs w:val="20"/>
+              </w:rPr>
+              <w:t>enseInfo.ToString, TrialStatus.Message) use L.T/L.F, so they appear translated in the activation window and in Settings.</w:t>
             </w:r>
           </w:p>
         </w:tc>
@@ -17396,16 +17536,16 @@
                 <w:sz w:val="20"/>
                 <w:szCs w:val="20"/>
               </w:rPr>
-              <w:t xml:space="preserve">Persisted values stay language-neutral (e.g. history format 'Recognition' </w:t>
-            </w:r>
-            <w:r>
-              <w:rPr>
-                <w:rFonts w:ascii="Calibri" w:eastAsia="Times New Roman" w:hAnsi="Calibri" w:cs="Calibri"/>
-                <w:color w:val="1F2937"/>
-                <w:sz w:val="20"/>
-                <w:szCs w:val="20"/>
-              </w:rPr>
-              <w:t>is translated only for display); zoom modes are compared with the translated item text.</w:t>
+              <w:t>Persisted values stay language-neutral (e.g. history format 'Recognition' is translated only for display); zoom modes ar</w:t>
+            </w:r>
+            <w:r>
+              <w:rPr>
+                <w:rFonts w:ascii="Calibri" w:eastAsia="Times New Roman" w:hAnsi="Calibri" w:cs="Calibri"/>
+                <w:color w:val="1F2937"/>
+                <w:sz w:val="20"/>
+                <w:szCs w:val="20"/>
+              </w:rPr>
+              <w:t>e compared with the translated item text.</w:t>
             </w:r>
           </w:p>
         </w:tc>
@@ -17486,16 +17626,16 @@
                 <w:sz w:val="20"/>
                 <w:szCs w:val="20"/>
               </w:rPr>
-              <w:t xml:space="preserve">tools\i18n\po_tool.py extract scans L.T/L.F calls (joining concatenated literals) and updates the .pot and .po files keeping existing translations; po_tool.py </w:t>
-            </w:r>
-            <w:r>
-              <w:rPr>
-                <w:rFonts w:ascii="Calibri" w:eastAsia="Times New Roman" w:hAnsi="Calibri" w:cs="Calibri"/>
-                <w:color w:val="1F2937"/>
-                <w:sz w:val="20"/>
-                <w:szCs w:val="20"/>
-              </w:rPr>
-              <w:t>check reports untranslated entries and placeholder mismatches ({0}, {1:P0} …). tools\i18n\translations.py holds the initial translations (286 messages, 100 % translated).</w:t>
+              <w:t>tools\i18n\po_tool.py extract scans L.T/L.F calls (joining concatenated literals) and updates the .pot and .po files keeping existing translations; po_tool.py check reports untranslated entries and placeho</w:t>
+            </w:r>
+            <w:r>
+              <w:rPr>
+                <w:rFonts w:ascii="Calibri" w:eastAsia="Times New Roman" w:hAnsi="Calibri" w:cs="Calibri"/>
+                <w:color w:val="1F2937"/>
+                <w:sz w:val="20"/>
+                <w:szCs w:val="20"/>
+              </w:rPr>
+              <w:t>lder mismatches ({0}, {1:P0} …). tools\i18n\translations.py holds the initial translations (286 messages, 100 % translated).</w:t>
             </w:r>
           </w:p>
         </w:tc>
@@ -17508,7 +17648,7 @@
           <w:rFonts w:eastAsia="Times New Roman"/>
         </w:rPr>
       </w:pPr>
-      <w:bookmarkStart w:id="25" w:name="_Toc241126017"/>
+      <w:bookmarkStart w:id="25" w:name="_Toc241128297"/>
       <w:r>
         <w:rPr>
           <w:rFonts w:eastAsia="Times New Roman"/>
@@ -17636,18 +17776,7 @@
                 <w:sz w:val="20"/>
                 <w:szCs w:val="20"/>
               </w:rPr>
-              <w:t>Desig</w:t>
-            </w:r>
-            <w:r>
-              <w:rPr>
-                <w:rFonts w:ascii="Calibri" w:eastAsia="Times New Roman" w:hAnsi="Calibri" w:cs="Calibri"/>
-                <w:b/>
-                <w:bCs/>
-                <w:color w:val="0E6E4C"/>
-                <w:sz w:val="20"/>
-                <w:szCs w:val="20"/>
-              </w:rPr>
-              <w:t>n</w:t>
+              <w:t>Design</w:t>
             </w:r>
           </w:p>
         </w:tc>
@@ -17728,16 +17857,16 @@
                 <w:sz w:val="20"/>
                 <w:szCs w:val="20"/>
               </w:rPr>
-              <w:t>Two editable combo boxes on the results toolbar: installed font families (common document fonts first, then alphabetical) and sizes 8–72 pt (any value 4–200 can be typed). Selection or Enter applies the value to every line of the sel</w:t>
-            </w:r>
-            <w:r>
-              <w:rPr>
-                <w:rFonts w:ascii="Calibri" w:eastAsia="Times New Roman" w:hAnsi="Calibri" w:cs="Calibri"/>
-                <w:color w:val="1F2937"/>
-                <w:sz w:val="20"/>
-                <w:szCs w:val="20"/>
-              </w:rPr>
-              <w:t>ected paragraph and to the block style, so DOCX runs, HTML CSS and XLSX fonts use it.</w:t>
+              <w:t xml:space="preserve">Two editable combo boxes on the results toolbar: installed font families (common document fonts first, then alphabetical) and sizes 8–72 pt (any value 4–200 can be typed). Selection or Enter applies the value to every line of the selected paragraph and to </w:t>
+            </w:r>
+            <w:r>
+              <w:rPr>
+                <w:rFonts w:ascii="Calibri" w:eastAsia="Times New Roman" w:hAnsi="Calibri" w:cs="Calibri"/>
+                <w:color w:val="1F2937"/>
+                <w:sz w:val="20"/>
+                <w:szCs w:val="20"/>
+              </w:rPr>
+              <w:t>the block style, so DOCX runs, HTML CSS and XLSX fonts use it.</w:t>
             </w:r>
           </w:p>
         </w:tc>
@@ -17818,16 +17947,7 @@
                 <w:sz w:val="20"/>
                 <w:szCs w:val="20"/>
               </w:rPr>
-              <w:t>SidebarToggle docked at the bottom of the navigation bar; collapsed width 64 px (icons only, names as tooltips), expanded 184 px; AppSettings</w:t>
-            </w:r>
-            <w:r>
-              <w:rPr>
-                <w:rFonts w:ascii="Calibri" w:eastAsia="Times New Roman" w:hAnsi="Calibri" w:cs="Calibri"/>
-                <w:color w:val="1F2937"/>
-                <w:sz w:val="20"/>
-                <w:szCs w:val="20"/>
-              </w:rPr>
-              <w:t>.SidebarCollapsed.</w:t>
+              <w:t>SidebarToggle docked at the bottom of the navigation bar; collapsed width 64 px (icons only, names as tooltips), expanded 184 px; AppSettings.SidebarCollapsed.</w:t>
             </w:r>
           </w:p>
         </w:tc>
@@ -17870,54 +17990,63 @@
                 <w:sz w:val="20"/>
                 <w:szCs w:val="20"/>
               </w:rPr>
-              <w:t>Resizable settings panel (FR-40)</w:t>
-            </w:r>
-          </w:p>
-        </w:tc>
-        <w:tc>
-          <w:tcPr>
-            <w:tcW w:w="0" w:type="auto"/>
-            <w:tcBorders>
-              <w:top w:val="single" w:sz="6" w:space="0" w:color="C9D3CF"/>
-              <w:left w:val="single" w:sz="6" w:space="0" w:color="C9D3CF"/>
-              <w:bottom w:val="single" w:sz="6" w:space="0" w:color="C9D3CF"/>
-              <w:right w:val="single" w:sz="6" w:space="0" w:color="C9D3CF"/>
-            </w:tcBorders>
-            <w:tcMar>
-              <w:top w:w="60" w:type="dxa"/>
-              <w:left w:w="100" w:type="dxa"/>
-              <w:bottom w:w="60" w:type="dxa"/>
-              <w:right w:w="100" w:type="dxa"/>
-            </w:tcMar>
-            <w:hideMark/>
-          </w:tcPr>
-          <w:p>
-            <w:pPr>
-              <w:spacing w:before="80" w:after="160"/>
-              <w:rPr>
-                <w:rFonts w:ascii="Calibri" w:eastAsia="Times New Roman" w:hAnsi="Calibri" w:cs="Calibri"/>
-                <w:color w:val="1F2937"/>
-                <w:sz w:val="20"/>
-                <w:szCs w:val="20"/>
-              </w:rPr>
-            </w:pPr>
-            <w:r>
-              <w:rPr>
-                <w:rFonts w:ascii="Calibri" w:eastAsia="Times New Roman" w:hAnsi="Calibri" w:cs="Calibri"/>
-                <w:color w:val="1F2937"/>
-                <w:sz w:val="20"/>
-                <w:szCs w:val="20"/>
-              </w:rPr>
-              <w:t>A WinForms Splitter (GripSplitter, with hover highlight and grip dots) docked between the centre area and the settings column; MinSize 280 px, the centre keeps at least 560 px; AppSettings.RightPanelWidt</w:t>
-            </w:r>
-            <w:r>
-              <w:rPr>
-                <w:rFonts w:ascii="Calibri" w:eastAsia="Times New Roman" w:hAnsi="Calibri" w:cs="Calibri"/>
-                <w:color w:val="1F2937"/>
-                <w:sz w:val="20"/>
-                <w:szCs w:val="20"/>
-              </w:rPr>
-              <w:t>h stores the width in 96-dpi pixels.</w:t>
+              <w:t>Res</w:t>
+            </w:r>
+            <w:r>
+              <w:rPr>
+                <w:rFonts w:ascii="Calibri" w:eastAsia="Times New Roman" w:hAnsi="Calibri" w:cs="Calibri"/>
+                <w:color w:val="1F2937"/>
+                <w:sz w:val="20"/>
+                <w:szCs w:val="20"/>
+              </w:rPr>
+              <w:t>izable settings panel (FR-40)</w:t>
+            </w:r>
+          </w:p>
+        </w:tc>
+        <w:tc>
+          <w:tcPr>
+            <w:tcW w:w="0" w:type="auto"/>
+            <w:tcBorders>
+              <w:top w:val="single" w:sz="6" w:space="0" w:color="C9D3CF"/>
+              <w:left w:val="single" w:sz="6" w:space="0" w:color="C9D3CF"/>
+              <w:bottom w:val="single" w:sz="6" w:space="0" w:color="C9D3CF"/>
+              <w:right w:val="single" w:sz="6" w:space="0" w:color="C9D3CF"/>
+            </w:tcBorders>
+            <w:tcMar>
+              <w:top w:w="60" w:type="dxa"/>
+              <w:left w:w="100" w:type="dxa"/>
+              <w:bottom w:w="60" w:type="dxa"/>
+              <w:right w:w="100" w:type="dxa"/>
+            </w:tcMar>
+            <w:hideMark/>
+          </w:tcPr>
+          <w:p>
+            <w:pPr>
+              <w:spacing w:before="80" w:after="160"/>
+              <w:rPr>
+                <w:rFonts w:ascii="Calibri" w:eastAsia="Times New Roman" w:hAnsi="Calibri" w:cs="Calibri"/>
+                <w:color w:val="1F2937"/>
+                <w:sz w:val="20"/>
+                <w:szCs w:val="20"/>
+              </w:rPr>
+            </w:pPr>
+            <w:r>
+              <w:rPr>
+                <w:rFonts w:ascii="Calibri" w:eastAsia="Times New Roman" w:hAnsi="Calibri" w:cs="Calibri"/>
+                <w:color w:val="1F2937"/>
+                <w:sz w:val="20"/>
+                <w:szCs w:val="20"/>
+              </w:rPr>
+              <w:t>A WinForms Splitter (GripSplitter, with hover highlight and grip dots) docked between the centre area and the settings column; MinSize 280 px, the centre keeps at least 560 px; AppSettings.RightPanelWidth stores the width in 9</w:t>
+            </w:r>
+            <w:r>
+              <w:rPr>
+                <w:rFonts w:ascii="Calibri" w:eastAsia="Times New Roman" w:hAnsi="Calibri" w:cs="Calibri"/>
+                <w:color w:val="1F2937"/>
+                <w:sz w:val="20"/>
+                <w:szCs w:val="20"/>
+              </w:rPr>
+              <w:t>6-dpi pixels.</w:t>
             </w:r>
           </w:p>
         </w:tc>
@@ -17998,16 +18127,7 @@
                 <w:sz w:val="20"/>
                 <w:szCs w:val="20"/>
               </w:rPr>
-              <w:t xml:space="preserve">Amber panel docked below the toolbar only while Program.IsTrial: clock icon, remaining days, 'Activate now' </w:t>
-            </w:r>
-            <w:r>
-              <w:rPr>
-                <w:rFonts w:ascii="Calibri" w:eastAsia="Times New Roman" w:hAnsi="Calibri" w:cs="Calibri"/>
-                <w:color w:val="1F2937"/>
-                <w:sz w:val="20"/>
-                <w:szCs w:val="20"/>
-              </w:rPr>
-              <w:t xml:space="preserve">(opens the activation window) and </w:t>
+              <w:t xml:space="preserve">Amber panel docked below the toolbar only while Program.IsTrial: clock icon, remaining days, 'Activate now' (opens the activation window) and </w:t>
             </w:r>
             <w:r>
               <w:rPr>
@@ -18025,7 +18145,286 @@
                 <w:sz w:val="20"/>
                 <w:szCs w:val="20"/>
               </w:rPr>
-              <w:t xml:space="preserve"> (hide until the next start). MainForm.ShowActivation removes the banner and the title-bar badge after a successful activation.</w:t>
+              <w:t xml:space="preserve"> (hide until the next start). MainForm.ShowActivation removes the banne</w:t>
+            </w:r>
+            <w:r>
+              <w:rPr>
+                <w:rFonts w:ascii="Calibri" w:eastAsia="Times New Roman" w:hAnsi="Calibri" w:cs="Calibri"/>
+                <w:color w:val="1F2937"/>
+                <w:sz w:val="20"/>
+                <w:szCs w:val="20"/>
+              </w:rPr>
+              <w:t>r and the title-bar badge after a successful activation.</w:t>
+            </w:r>
+          </w:p>
+        </w:tc>
+      </w:tr>
+      <w:tr>
+        <w:trPr>
+          <w:cantSplit/>
+        </w:trPr>
+        <w:tc>
+          <w:tcPr>
+            <w:tcW w:w="0" w:type="auto"/>
+            <w:tcBorders>
+              <w:top w:val="single" w:sz="6" w:space="0" w:color="C9D3CF"/>
+              <w:left w:val="single" w:sz="6" w:space="0" w:color="C9D3CF"/>
+              <w:bottom w:val="single" w:sz="6" w:space="0" w:color="C9D3CF"/>
+              <w:right w:val="single" w:sz="6" w:space="0" w:color="C9D3CF"/>
+            </w:tcBorders>
+            <w:tcMar>
+              <w:top w:w="60" w:type="dxa"/>
+              <w:left w:w="100" w:type="dxa"/>
+              <w:bottom w:w="60" w:type="dxa"/>
+              <w:right w:w="100" w:type="dxa"/>
+            </w:tcMar>
+            <w:hideMark/>
+          </w:tcPr>
+          <w:p>
+            <w:pPr>
+              <w:spacing w:before="80" w:after="160"/>
+              <w:rPr>
+                <w:rFonts w:ascii="Calibri" w:eastAsia="Times New Roman" w:hAnsi="Calibri" w:cs="Calibri"/>
+                <w:color w:val="1F2937"/>
+                <w:sz w:val="20"/>
+                <w:szCs w:val="20"/>
+              </w:rPr>
+            </w:pPr>
+            <w:r>
+              <w:rPr>
+                <w:rFonts w:ascii="Calibri" w:eastAsia="Times New Roman" w:hAnsi="Calibri" w:cs="Calibri"/>
+                <w:color w:val="1F2937"/>
+                <w:sz w:val="20"/>
+                <w:szCs w:val="20"/>
+              </w:rPr>
+              <w:t>Default font (FR-42)</w:t>
+            </w:r>
+          </w:p>
+        </w:tc>
+        <w:tc>
+          <w:tcPr>
+            <w:tcW w:w="0" w:type="auto"/>
+            <w:tcBorders>
+              <w:top w:val="single" w:sz="6" w:space="0" w:color="C9D3CF"/>
+              <w:left w:val="single" w:sz="6" w:space="0" w:color="C9D3CF"/>
+              <w:bottom w:val="single" w:sz="6" w:space="0" w:color="C9D3CF"/>
+              <w:right w:val="single" w:sz="6" w:space="0" w:color="C9D3CF"/>
+            </w:tcBorders>
+            <w:tcMar>
+              <w:top w:w="60" w:type="dxa"/>
+              <w:left w:w="100" w:type="dxa"/>
+              <w:bottom w:w="60" w:type="dxa"/>
+              <w:right w:w="100" w:type="dxa"/>
+            </w:tcMar>
+            <w:hideMark/>
+          </w:tcPr>
+          <w:p>
+            <w:pPr>
+              <w:spacing w:before="80" w:after="160"/>
+              <w:rPr>
+                <w:rFonts w:ascii="Calibri" w:eastAsia="Times New Roman" w:hAnsi="Calibri" w:cs="Calibri"/>
+                <w:color w:val="1F2937"/>
+                <w:sz w:val="20"/>
+                <w:szCs w:val="20"/>
+              </w:rPr>
+            </w:pPr>
+            <w:r>
+              <w:rPr>
+                <w:rFonts w:ascii="Calibri" w:eastAsia="Times New Roman" w:hAnsi="Calibri" w:cs="Calibri"/>
+                <w:color w:val="1F2937"/>
+                <w:sz w:val="20"/>
+                <w:szCs w:val="20"/>
+              </w:rPr>
+              <w:t>OcrOptions.DefaultFont (null = automatic) and OcrOptions.EffectiveFont(language) feed LayoutAnalyzer; ExportOptions.DefaultFont sets the DOCX document defaults, the HTML body fo</w:t>
+            </w:r>
+            <w:r>
+              <w:rPr>
+                <w:rFonts w:ascii="Calibri" w:eastAsia="Times New Roman" w:hAnsi="Calibri" w:cs="Calibri"/>
+                <w:color w:val="1F2937"/>
+                <w:sz w:val="20"/>
+                <w:szCs w:val="20"/>
+              </w:rPr>
+              <w:t>nt and the XLSX style font. CLI: --font NAME.</w:t>
+            </w:r>
+          </w:p>
+        </w:tc>
+      </w:tr>
+      <w:tr>
+        <w:trPr>
+          <w:cantSplit/>
+        </w:trPr>
+        <w:tc>
+          <w:tcPr>
+            <w:tcW w:w="0" w:type="auto"/>
+            <w:tcBorders>
+              <w:top w:val="single" w:sz="6" w:space="0" w:color="C9D3CF"/>
+              <w:left w:val="single" w:sz="6" w:space="0" w:color="C9D3CF"/>
+              <w:bottom w:val="single" w:sz="6" w:space="0" w:color="C9D3CF"/>
+              <w:right w:val="single" w:sz="6" w:space="0" w:color="C9D3CF"/>
+            </w:tcBorders>
+            <w:tcMar>
+              <w:top w:w="60" w:type="dxa"/>
+              <w:left w:w="100" w:type="dxa"/>
+              <w:bottom w:w="60" w:type="dxa"/>
+              <w:right w:w="100" w:type="dxa"/>
+            </w:tcMar>
+            <w:hideMark/>
+          </w:tcPr>
+          <w:p>
+            <w:pPr>
+              <w:spacing w:before="80" w:after="160"/>
+              <w:rPr>
+                <w:rFonts w:ascii="Calibri" w:eastAsia="Times New Roman" w:hAnsi="Calibri" w:cs="Calibri"/>
+                <w:color w:val="1F2937"/>
+                <w:sz w:val="20"/>
+                <w:szCs w:val="20"/>
+              </w:rPr>
+            </w:pPr>
+            <w:r>
+              <w:rPr>
+                <w:rFonts w:ascii="Calibri" w:eastAsia="Times New Roman" w:hAnsi="Calibri" w:cs="Calibri"/>
+                <w:color w:val="1F2937"/>
+                <w:sz w:val="20"/>
+                <w:szCs w:val="20"/>
+              </w:rPr>
+              <w:t>Collapsible Files panel (FR-43)</w:t>
+            </w:r>
+          </w:p>
+        </w:tc>
+        <w:tc>
+          <w:tcPr>
+            <w:tcW w:w="0" w:type="auto"/>
+            <w:tcBorders>
+              <w:top w:val="single" w:sz="6" w:space="0" w:color="C9D3CF"/>
+              <w:left w:val="single" w:sz="6" w:space="0" w:color="C9D3CF"/>
+              <w:bottom w:val="single" w:sz="6" w:space="0" w:color="C9D3CF"/>
+              <w:right w:val="single" w:sz="6" w:space="0" w:color="C9D3CF"/>
+            </w:tcBorders>
+            <w:tcMar>
+              <w:top w:w="60" w:type="dxa"/>
+              <w:left w:w="100" w:type="dxa"/>
+              <w:bottom w:w="60" w:type="dxa"/>
+              <w:right w:w="100" w:type="dxa"/>
+            </w:tcMar>
+            <w:hideMark/>
+          </w:tcPr>
+          <w:p>
+            <w:pPr>
+              <w:spacing w:before="80" w:after="160"/>
+              <w:rPr>
+                <w:rFonts w:ascii="Calibri" w:eastAsia="Times New Roman" w:hAnsi="Calibri" w:cs="Calibri"/>
+                <w:color w:val="1F2937"/>
+                <w:sz w:val="20"/>
+                <w:szCs w:val="20"/>
+              </w:rPr>
+            </w:pPr>
+            <w:r>
+              <w:rPr>
+                <w:rFonts w:ascii="Calibri" w:eastAsia="Times New Roman" w:hAnsi="Calibri" w:cs="Calibri"/>
+                <w:color w:val="1F2937"/>
+                <w:sz w:val="20"/>
+                <w:szCs w:val="20"/>
+              </w:rPr>
+              <w:t>PanelToggle docked at the bottom of the Files / Thumbnails panel; collapsed width 40 px (tabs and lists hidden, toggle fills the strip with a vertical caption and »), expanded 2</w:t>
+            </w:r>
+            <w:r>
+              <w:rPr>
+                <w:rFonts w:ascii="Calibri" w:eastAsia="Times New Roman" w:hAnsi="Calibri" w:cs="Calibri"/>
+                <w:color w:val="1F2937"/>
+                <w:sz w:val="20"/>
+                <w:szCs w:val="20"/>
+              </w:rPr>
+              <w:t>14 px; AppSettings.FilesPanelCollapsed.</w:t>
+            </w:r>
+          </w:p>
+        </w:tc>
+      </w:tr>
+      <w:tr>
+        <w:trPr>
+          <w:cantSplit/>
+        </w:trPr>
+        <w:tc>
+          <w:tcPr>
+            <w:tcW w:w="0" w:type="auto"/>
+            <w:tcBorders>
+              <w:top w:val="single" w:sz="6" w:space="0" w:color="C9D3CF"/>
+              <w:left w:val="single" w:sz="6" w:space="0" w:color="C9D3CF"/>
+              <w:bottom w:val="single" w:sz="6" w:space="0" w:color="C9D3CF"/>
+              <w:right w:val="single" w:sz="6" w:space="0" w:color="C9D3CF"/>
+            </w:tcBorders>
+            <w:tcMar>
+              <w:top w:w="60" w:type="dxa"/>
+              <w:left w:w="100" w:type="dxa"/>
+              <w:bottom w:w="60" w:type="dxa"/>
+              <w:right w:w="100" w:type="dxa"/>
+            </w:tcMar>
+            <w:hideMark/>
+          </w:tcPr>
+          <w:p>
+            <w:pPr>
+              <w:spacing w:before="80" w:after="160"/>
+              <w:rPr>
+                <w:rFonts w:ascii="Calibri" w:eastAsia="Times New Roman" w:hAnsi="Calibri" w:cs="Calibri"/>
+                <w:color w:val="1F2937"/>
+                <w:sz w:val="20"/>
+                <w:szCs w:val="20"/>
+              </w:rPr>
+            </w:pPr>
+            <w:r>
+              <w:rPr>
+                <w:rFonts w:ascii="Calibri" w:eastAsia="Times New Roman" w:hAnsi="Calibri" w:cs="Calibri"/>
+                <w:color w:val="1F2937"/>
+                <w:sz w:val="20"/>
+                <w:szCs w:val="20"/>
+              </w:rPr>
+              <w:t>Application icon (FR-44)</w:t>
+            </w:r>
+          </w:p>
+        </w:tc>
+        <w:tc>
+          <w:tcPr>
+            <w:tcW w:w="0" w:type="auto"/>
+            <w:tcBorders>
+              <w:top w:val="single" w:sz="6" w:space="0" w:color="C9D3CF"/>
+              <w:left w:val="single" w:sz="6" w:space="0" w:color="C9D3CF"/>
+              <w:bottom w:val="single" w:sz="6" w:space="0" w:color="C9D3CF"/>
+              <w:right w:val="single" w:sz="6" w:space="0" w:color="C9D3CF"/>
+            </w:tcBorders>
+            <w:tcMar>
+              <w:top w:w="60" w:type="dxa"/>
+              <w:left w:w="100" w:type="dxa"/>
+              <w:bottom w:w="60" w:type="dxa"/>
+              <w:right w:w="100" w:type="dxa"/>
+            </w:tcMar>
+            <w:hideMark/>
+          </w:tcPr>
+          <w:p>
+            <w:pPr>
+              <w:spacing w:before="80" w:after="160"/>
+              <w:rPr>
+                <w:rFonts w:ascii="Calibri" w:eastAsia="Times New Roman" w:hAnsi="Calibri" w:cs="Calibri"/>
+                <w:color w:val="1F2937"/>
+                <w:sz w:val="20"/>
+                <w:szCs w:val="20"/>
+              </w:rPr>
+            </w:pPr>
+            <w:r>
+              <w:rPr>
+                <w:rFonts w:ascii="Calibri" w:eastAsia="Times New Roman" w:hAnsi="Calibri" w:cs="Calibri"/>
+                <w:color w:val="1F2937"/>
+                <w:sz w:val="20"/>
+                <w:szCs w:val="20"/>
+              </w:rPr>
+              <w:t>src\FalconOcr.App\app.ico (16–256 px, generated by tools\make_icon.py) is the ApplicationIcon of FalconOcr.exe and KeyGen and an embedded resource; Theme.AppIcon / AppIconBitmap supply window icons and the title-bar logo. The Settings model section is comm</w:t>
+            </w:r>
+            <w:r>
+              <w:rPr>
+                <w:rFonts w:ascii="Calibri" w:eastAsia="Times New Roman" w:hAnsi="Calibri" w:cs="Calibri"/>
+                <w:color w:val="1F2937"/>
+                <w:sz w:val="20"/>
+                <w:szCs w:val="20"/>
+              </w:rPr>
+              <w:t>ented out in SettingsPage.</w:t>
             </w:r>
           </w:p>
         </w:tc>
@@ -18038,7 +18437,7 @@
           <w:rFonts w:eastAsia="Times New Roman"/>
         </w:rPr>
       </w:pPr>
-      <w:bookmarkStart w:id="26" w:name="_Toc241126018"/>
+      <w:bookmarkStart w:id="26" w:name="_Toc241128298"/>
       <w:r>
         <w:rPr>
           <w:rFonts w:eastAsia="Times New Roman"/>
@@ -18209,16 +18608,7 @@
                 <w:sz w:val="20"/>
                 <w:szCs w:val="20"/>
               </w:rPr>
-              <w:t>Missing model fi</w:t>
-            </w:r>
-            <w:r>
-              <w:rPr>
-                <w:rFonts w:ascii="Calibri" w:eastAsia="Times New Roman" w:hAnsi="Calibri" w:cs="Calibri"/>
-                <w:color w:val="1F2937"/>
-                <w:sz w:val="20"/>
-                <w:szCs w:val="20"/>
-              </w:rPr>
-              <w:t>les</w:t>
+              <w:t>Missing model files</w:t>
             </w:r>
           </w:p>
         </w:tc>
@@ -18337,7 +18727,16 @@
                 <w:sz w:val="20"/>
                 <w:szCs w:val="20"/>
               </w:rPr>
-              <w:t>Collected and shown in one message after adding files; other files are still added.</w:t>
+              <w:t xml:space="preserve">Collected and shown in </w:t>
+            </w:r>
+            <w:r>
+              <w:rPr>
+                <w:rFonts w:ascii="Calibri" w:eastAsia="Times New Roman" w:hAnsi="Calibri" w:cs="Calibri"/>
+                <w:color w:val="1F2937"/>
+                <w:sz w:val="20"/>
+                <w:szCs w:val="20"/>
+              </w:rPr>
+              <w:t>one message after adding files; other files are still added.</w:t>
             </w:r>
           </w:p>
         </w:tc>
@@ -18461,16 +18860,7 @@
                 <w:sz w:val="20"/>
                 <w:szCs w:val="20"/>
               </w:rPr>
-              <w:t>R</w:t>
-            </w:r>
-            <w:r>
-              <w:rPr>
-                <w:rFonts w:ascii="Calibri" w:eastAsia="Times New Roman" w:hAnsi="Calibri" w:cs="Calibri"/>
-                <w:color w:val="1F2937"/>
-                <w:sz w:val="20"/>
-                <w:szCs w:val="20"/>
-              </w:rPr>
-              <w:t>ecognition error</w:t>
+              <w:t>Recognition error</w:t>
             </w:r>
           </w:p>
         </w:tc>
@@ -18832,7 +19222,16 @@
                 <w:sz w:val="20"/>
                 <w:szCs w:val="20"/>
               </w:rPr>
-              <w:t>'No scanner was found…' from WIA error 0x80210015.</w:t>
+              <w:t>'No scanner was f</w:t>
+            </w:r>
+            <w:r>
+              <w:rPr>
+                <w:rFonts w:ascii="Calibri" w:eastAsia="Times New Roman" w:hAnsi="Calibri" w:cs="Calibri"/>
+                <w:color w:val="1F2937"/>
+                <w:sz w:val="20"/>
+                <w:szCs w:val="20"/>
+              </w:rPr>
+              <w:t>ound…' from WIA error 0x80210015.</w:t>
             </w:r>
           </w:p>
         </w:tc>
@@ -18845,7 +19244,7 @@
           <w:rFonts w:eastAsia="Times New Roman"/>
         </w:rPr>
       </w:pPr>
-      <w:bookmarkStart w:id="27" w:name="_Toc241126019"/>
+      <w:bookmarkStart w:id="27" w:name="_Toc241128299"/>
       <w:r>
         <w:rPr>
           <w:rFonts w:eastAsia="Times New Roman"/>
@@ -18861,7 +19260,7 @@
           <w:rFonts w:eastAsia="Times New Roman"/>
         </w:rPr>
       </w:pPr>
-      <w:bookmarkStart w:id="28" w:name="_Toc241126020"/>
+      <w:bookmarkStart w:id="28" w:name="_Toc241128300"/>
       <w:r>
         <w:rPr>
           <w:rFonts w:eastAsia="Times New Roman"/>
@@ -18883,14 +19282,15 @@
           <w:rFonts w:cs="Calibri"/>
           <w:color w:val="1F2937"/>
         </w:rPr>
-        <w:t>s</w:t>
+        <w:t>src/FalconOcr.Core      engine, layout, exporters, licensing</w:t>
       </w:r>
       <w:r>
         <w:rPr>
           <w:rFonts w:cs="Calibri"/>
           <w:color w:val="1F2937"/>
         </w:rPr>
-        <w:t>rc/FalconOcr.Core      engine, layout, exporters, licensing</w:t>
+        <w:br/>
+        <w:t>src/FalconOcr.App       desktop application</w:t>
       </w:r>
       <w:r>
         <w:rPr>
@@ -18898,7 +19298,7 @@
           <w:color w:val="1F2937"/>
         </w:rPr>
         <w:br/>
-        <w:t>src/FalconOcr.App       desktop application</w:t>
+        <w:t>src/FalconOcr.Cli       command line</w:t>
       </w:r>
       <w:r>
         <w:rPr>
@@ -18906,15 +19306,14 @@
           <w:color w:val="1F2937"/>
         </w:rPr>
         <w:br/>
-        <w:t>src/FalconOcr.Cli       command line</w:t>
+        <w:t>src/FalconOcr.KeyGen    license k</w:t>
       </w:r>
       <w:r>
         <w:rPr>
           <w:rFonts w:cs="Calibri"/>
           <w:color w:val="1F2937"/>
         </w:rPr>
-        <w:br/>
-        <w:t>src/FalconOcr.KeyGen    license key generator (vendor only)</w:t>
+        <w:t>ey generator (vendor only)</w:t>
       </w:r>
       <w:r>
         <w:rPr>
@@ -18922,14 +19321,15 @@
           <w:color w:val="1F2937"/>
         </w:rPr>
         <w:br/>
-        <w:t>models/                 PP-OCRv5 ONNX models + dictiona</w:t>
+        <w:t>models/                 PP-OCRv5 ONNX models + dictionaries (49.5 MB)</w:t>
       </w:r>
       <w:r>
         <w:rPr>
           <w:rFonts w:cs="Calibri"/>
           <w:color w:val="1F2937"/>
         </w:rPr>
-        <w:t>ries (49.5 MB)</w:t>
+        <w:br/>
+        <w:t>lib/native/x64/         onnxruntime.dll, pdfium.dll, VC++ runtime (19.6 MB)</w:t>
       </w:r>
       <w:r>
         <w:rPr>
@@ -18937,7 +19337,7 @@
           <w:color w:val="1F2937"/>
         </w:rPr>
         <w:br/>
-        <w:t>lib/native/x64/         onnxruntime.dll, pdfium.dll, VC++ runtime (19.6 MB)</w:t>
+        <w:t>packages/               vendored NuGet feed (33.2 MB)</w:t>
       </w:r>
       <w:r>
         <w:rPr>
@@ -18945,15 +19345,14 @@
           <w:color w:val="1F2937"/>
         </w:rPr>
         <w:br/>
-        <w:t>packages/               vendored NuGet feed (33.2 MB)</w:t>
+        <w:t>tools/                  fetch</w:t>
       </w:r>
       <w:r>
         <w:rPr>
           <w:rFonts w:cs="Calibri"/>
           <w:color w:val="1F2937"/>
         </w:rPr>
-        <w:br/>
-        <w:t>tools/                  fetch-dependencies.ps1, sample and document generators</w:t>
+        <w:t>-dependencies.ps1, sample and document generators</w:t>
       </w:r>
       <w:r>
         <w:rPr>
@@ -18961,14 +19360,7 @@
           <w:color w:val="1F2937"/>
         </w:rPr>
         <w:br/>
-        <w:t>lang/                   interfac</w:t>
-      </w:r>
-      <w:r>
-        <w:rPr>
-          <w:rFonts w:cs="Calibri"/>
-          <w:color w:val="1F2937"/>
-        </w:rPr>
-        <w:t>e translations (zh_CN.po, ja.po, falcon-ocr.pot)</w:t>
+        <w:t>lang/                   interface translations (zh_CN.po, ja.po, falcon-ocr.pot)</w:t>
       </w:r>
       <w:r>
         <w:rPr>
@@ -18994,7 +19386,7 @@
           <w:rFonts w:eastAsia="Times New Roman"/>
         </w:rPr>
       </w:pPr>
-      <w:bookmarkStart w:id="29" w:name="_Toc241126021"/>
+      <w:bookmarkStart w:id="29" w:name="_Toc241128301"/>
       <w:r>
         <w:rPr>
           <w:rFonts w:eastAsia="Times New Roman"/>
@@ -19024,7 +19416,16 @@
           <w:sz w:val="22"/>
           <w:szCs w:val="22"/>
         </w:rPr>
-        <w:t>nuget.config clears all sources and uses packages\ only; Directory.Build.props sets net47, C# 7.3, x64 and binding redirects.</w:t>
+        <w:t>nuget.config clears all so</w:t>
+      </w:r>
+      <w:r>
+        <w:rPr>
+          <w:rFonts w:ascii="Calibri" w:eastAsia="Times New Roman" w:hAnsi="Calibri" w:cs="Calibri"/>
+          <w:color w:val="1F2937"/>
+          <w:sz w:val="22"/>
+          <w:szCs w:val="22"/>
+        </w:rPr>
+        <w:t>urces and uses packages\ only; Directory.Build.props sets net47, C# 7.3, x64 and binding redirects.</w:t>
       </w:r>
     </w:p>
     <w:p>
@@ -19048,16 +19449,7 @@
           <w:sz w:val="22"/>
           <w:szCs w:val="22"/>
         </w:rPr>
-        <w:t>build.ps1 checks the vendored dependencies, builds the solution in Release/x64 and copies the application and CLI to dist\ (KeyGen</w:t>
-      </w:r>
-      <w:r>
-        <w:rPr>
-          <w:rFonts w:ascii="Calibri" w:eastAsia="Times New Roman" w:hAnsi="Calibri" w:cs="Calibri"/>
-          <w:color w:val="1F2937"/>
-          <w:sz w:val="22"/>
-          <w:szCs w:val="22"/>
-        </w:rPr>
-        <w:t xml:space="preserve"> excluded).</w:t>
+        <w:t>build.ps1 checks the vendored dependencies, builds the solution in Release/x64 and copies the application and CLI to dist\ (KeyGen excluded).</w:t>
       </w:r>
     </w:p>
     <w:p>
@@ -19081,7 +19473,16 @@
           <w:sz w:val="22"/>
           <w:szCs w:val="22"/>
         </w:rPr>
-        <w:t>tools\fetch-dependencies.ps1 (online, once) downloads models (ModelScope RapidAI/RapidOCR), ONNX Runtime and PDFium binaries and re-populates the NuGet feed.</w:t>
+        <w:t>tools\fetch-de</w:t>
+      </w:r>
+      <w:r>
+        <w:rPr>
+          <w:rFonts w:ascii="Calibri" w:eastAsia="Times New Roman" w:hAnsi="Calibri" w:cs="Calibri"/>
+          <w:color w:val="1F2937"/>
+          <w:sz w:val="22"/>
+          <w:szCs w:val="22"/>
+        </w:rPr>
+        <w:t>pendencies.ps1 (online, once) downloads models (ModelScope RapidAI/RapidOCR), ONNX Runtime and PDFium binaries and re-populates the NuGet feed.</w:t>
       </w:r>
     </w:p>
     <w:p>
@@ -19105,7 +19506,7 @@
           <w:sz w:val="22"/>
           <w:szCs w:val="22"/>
         </w:rPr>
-        <w:t>Verified: clean copy of the repository, empty NuGet cache and blocked network → restor</w:t>
+        <w:t>Verified: clean copy of the repository, empty NuGet cache and blocked network → restore and build succeed with 0</w:t>
       </w:r>
       <w:r>
         <w:rPr>
@@ -19114,7 +19515,7 @@
           <w:sz w:val="22"/>
           <w:szCs w:val="22"/>
         </w:rPr>
-        <w:t>e and build succeed with 0 warnings, 0 errors.</w:t>
+        <w:t xml:space="preserve"> warnings, 0 errors.</w:t>
       </w:r>
     </w:p>
     <w:p>
@@ -19124,7 +19525,7 @@
           <w:rFonts w:eastAsia="Times New Roman"/>
         </w:rPr>
       </w:pPr>
-      <w:bookmarkStart w:id="30" w:name="_Toc241126022"/>
+      <w:bookmarkStart w:id="30" w:name="_Toc241128302"/>
       <w:r>
         <w:rPr>
           <w:rFonts w:eastAsia="Times New Roman"/>
@@ -19150,7 +19551,7 @@
           <w:sz w:val="22"/>
           <w:szCs w:val="22"/>
         </w:rPr>
-        <w:t>The dist folder (≈ 78 MB, 115 files) is copied to the target computer — no installer, registry entries or administrator rights are needed. It contains FalconOcr.exe, falcon-ocr.exe, FalconOcr.Core.dll, managed dependencies and .NET Standard facades, native</w:t>
+        <w:t>The dist folder (≈ 78 MB, 115 files) is copied to the target computer — no installer, registry entries or administrator rights are needed. It contains FalconOcr.exe, falcon-ocr.exe, FalconOcr.Core.dll, managed dependenci</w:t>
       </w:r>
       <w:r>
         <w:rPr>
@@ -19159,7 +19560,7 @@
           <w:sz w:val="22"/>
           <w:szCs w:val="22"/>
         </w:rPr>
-        <w:t xml:space="preserve"> DLLs and the models folder. A license.key file may be placed in the folder or in %ProgramData%\FalconOCR for site deployment.</w:t>
+        <w:t>es and .NET Standard facades, native DLLs and the models folder. A license.key file may be placed in the folder or in %ProgramData%\FalconOCR for site deployment.</w:t>
       </w:r>
     </w:p>
     <w:p>
@@ -19169,7 +19570,7 @@
           <w:rFonts w:eastAsia="Times New Roman"/>
         </w:rPr>
       </w:pPr>
-      <w:bookmarkStart w:id="31" w:name="_Toc241126023"/>
+      <w:bookmarkStart w:id="31" w:name="_Toc241128303"/>
       <w:r>
         <w:rPr>
           <w:rFonts w:eastAsia="Times New Roman"/>
@@ -19378,16 +19779,7 @@
                 <w:sz w:val="20"/>
                 <w:szCs w:val="20"/>
               </w:rPr>
-              <w:t>Add the PP-OCRv5 rec model and dict</w:t>
-            </w:r>
-            <w:r>
-              <w:rPr>
-                <w:rFonts w:ascii="Calibri" w:eastAsia="Times New Roman" w:hAnsi="Calibri" w:cs="Calibri"/>
-                <w:color w:val="1F2937"/>
-                <w:sz w:val="20"/>
-                <w:szCs w:val="20"/>
-              </w:rPr>
-              <w:t>ionary to models\rec, add an entry to LanguageCatalog.All (model, dictionary, default font, culture) and to the OcrLanguage enum; the UI lists it automatically.</w:t>
+              <w:t>Add the PP-OCRv5 rec model and dictionary to models\rec, add an entry to LanguageCatalog.All (model, dictionary, default font, culture) and to the OcrLanguage enum; the UI lists it automatically.</w:t>
             </w:r>
           </w:p>
         </w:tc>
@@ -19468,16 +19860,16 @@
                 <w:sz w:val="20"/>
                 <w:szCs w:val="20"/>
               </w:rPr>
-              <w:t>Copy lang\falcon-ocr.pot to lang\&lt;code&gt;.po, translate it, and add the c</w:t>
-            </w:r>
-            <w:r>
-              <w:rPr>
-                <w:rFonts w:ascii="Calibri" w:eastAsia="Times New Roman" w:hAnsi="Calibri" w:cs="Calibri"/>
-                <w:color w:val="1F2937"/>
-                <w:sz w:val="20"/>
-                <w:szCs w:val="20"/>
-              </w:rPr>
-              <w:t>ode to L.Languages (and a UI font in Theme if the script needs one).</w:t>
+              <w:t>Copy lang\falcon-ocr.pot to lang\&lt;c</w:t>
+            </w:r>
+            <w:r>
+              <w:rPr>
+                <w:rFonts w:ascii="Calibri" w:eastAsia="Times New Roman" w:hAnsi="Calibri" w:cs="Calibri"/>
+                <w:color w:val="1F2937"/>
+                <w:sz w:val="20"/>
+                <w:szCs w:val="20"/>
+              </w:rPr>
+              <w:t>ode&gt;.po, translate it, and add the code to L.Languages (and a UI font in Theme if the script needs one).</w:t>
             </w:r>
           </w:p>
         </w:tc>
@@ -19639,16 +20031,16 @@
                 <w:sz w:val="20"/>
                 <w:szCs w:val="20"/>
               </w:rPr>
-              <w:t>Replace the ONNX Runtime package/DLL with a GPU build a</w:t>
-            </w:r>
-            <w:r>
-              <w:rPr>
-                <w:rFonts w:ascii="Calibri" w:eastAsia="Times New Roman" w:hAnsi="Calibri" w:cs="Calibri"/>
-                <w:color w:val="1F2937"/>
-                <w:sz w:val="20"/>
-                <w:szCs w:val="20"/>
-              </w:rPr>
-              <w:t>nd append the execution provider in PaddleOcrEngine.GetSessionOptions.</w:t>
+              <w:t>Replace the ONNX Ru</w:t>
+            </w:r>
+            <w:r>
+              <w:rPr>
+                <w:rFonts w:ascii="Calibri" w:eastAsia="Times New Roman" w:hAnsi="Calibri" w:cs="Calibri"/>
+                <w:color w:val="1F2937"/>
+                <w:sz w:val="20"/>
+                <w:szCs w:val="20"/>
+              </w:rPr>
+              <w:t>ntime package/DLL with a GPU build and append the execution provider in PaddleOcrEngine.GetSessionOptions.</w:t>
             </w:r>
           </w:p>
         </w:tc>
@@ -19661,7 +20053,7 @@
           <w:rFonts w:eastAsia="Times New Roman"/>
         </w:rPr>
       </w:pPr>
-      <w:bookmarkStart w:id="32" w:name="_Toc241126024"/>
+      <w:bookmarkStart w:id="32" w:name="_Toc241128304"/>
       <w:r>
         <w:rPr>
           <w:rFonts w:eastAsia="Times New Roman"/>
@@ -22193,16 +22585,7 @@
                 <w:sz w:val="20"/>
                 <w:szCs w:val="20"/>
               </w:rPr>
-              <w:t>Aligned side</w:t>
-            </w:r>
-            <w:r>
-              <w:rPr>
-                <w:rFonts w:ascii="Calibri" w:eastAsia="Times New Roman" w:hAnsi="Calibri" w:cs="Calibri"/>
-                <w:color w:val="1F2937"/>
-                <w:sz w:val="20"/>
-                <w:szCs w:val="20"/>
-              </w:rPr>
-              <w:t>-by-side view</w:t>
+              <w:t>Aligned side-by-side view</w:t>
             </w:r>
           </w:p>
         </w:tc>
@@ -22478,7 +22861,16 @@
                 <w:sz w:val="20"/>
                 <w:szCs w:val="20"/>
               </w:rPr>
-              <w:t>UI.LayoutView, UI.ImageViewer, UI.PageCanvas; WorkspacePage</w:t>
+              <w:t>UI.LayoutView, UI.ImageViewer, UI.PageCanvas; WorkspacePa</w:t>
+            </w:r>
+            <w:r>
+              <w:rPr>
+                <w:rFonts w:ascii="Calibri" w:eastAsia="Times New Roman" w:hAnsi="Calibri" w:cs="Calibri"/>
+                <w:color w:val="1F2937"/>
+                <w:sz w:val="20"/>
+                <w:szCs w:val="20"/>
+              </w:rPr>
+              <w:t>ge</w:t>
             </w:r>
           </w:p>
         </w:tc>
@@ -22954,16 +23346,7 @@
                 <w:sz w:val="20"/>
                 <w:szCs w:val="20"/>
               </w:rPr>
-              <w:t>Export.Expo</w:t>
-            </w:r>
-            <w:r>
-              <w:rPr>
-                <w:rFonts w:ascii="Calibri" w:eastAsia="Times New Roman" w:hAnsi="Calibri" w:cs="Calibri"/>
-                <w:color w:val="1F2937"/>
-                <w:sz w:val="20"/>
-                <w:szCs w:val="20"/>
-              </w:rPr>
-              <w:t>rter, DocxExporter, XlsxExporter, HtmlExporter</w:t>
+              <w:t>Export.Exporter, DocxExporter, XlsxExporter, HtmlExporter</w:t>
             </w:r>
           </w:p>
         </w:tc>
@@ -23320,7 +23703,16 @@
                 <w:sz w:val="20"/>
                 <w:szCs w:val="20"/>
               </w:rPr>
-              <w:t>QuickOcrPage, BatchPage, HistoryPage, SettingsPage, AppSettings, FalconOcr.Cli</w:t>
+              <w:t>QuickOcrPage, BatchPage</w:t>
+            </w:r>
+            <w:r>
+              <w:rPr>
+                <w:rFonts w:ascii="Calibri" w:eastAsia="Times New Roman" w:hAnsi="Calibri" w:cs="Calibri"/>
+                <w:color w:val="1F2937"/>
+                <w:sz w:val="20"/>
+                <w:szCs w:val="20"/>
+              </w:rPr>
+              <w:t>, HistoryPage, SettingsPage, AppSettings, FalconOcr.Cli</w:t>
             </w:r>
           </w:p>
         </w:tc>
@@ -23558,16 +23950,7 @@
                 <w:sz w:val="20"/>
                 <w:szCs w:val="20"/>
               </w:rPr>
-              <w:t>QuickOcrPage, BatchPage, HistoryPage, SettingsPage, AppSett</w:t>
-            </w:r>
-            <w:r>
-              <w:rPr>
-                <w:rFonts w:ascii="Calibri" w:eastAsia="Times New Roman" w:hAnsi="Calibri" w:cs="Calibri"/>
-                <w:color w:val="1F2937"/>
-                <w:sz w:val="20"/>
-                <w:szCs w:val="20"/>
-              </w:rPr>
-              <w:t>ings, FalconOcr.Cli</w:t>
+              <w:t>QuickOcrPage, BatchPage, HistoryPage, SettingsPage, AppSettings, FalconOcr.Cli</w:t>
             </w:r>
           </w:p>
         </w:tc>
@@ -23924,16 +24307,16 @@
                 <w:sz w:val="20"/>
                 <w:szCs w:val="20"/>
               </w:rPr>
-              <w:t>Licensing.*; Act</w:t>
-            </w:r>
-            <w:r>
-              <w:rPr>
-                <w:rFonts w:ascii="Calibri" w:eastAsia="Times New Roman" w:hAnsi="Calibri" w:cs="Calibri"/>
-                <w:color w:val="1F2937"/>
-                <w:sz w:val="20"/>
-                <w:szCs w:val="20"/>
-              </w:rPr>
-              <w:t>ivationForm; MainForm (badge); FalconOcr.KeyGen</w:t>
+              <w:t>Licensing.*; ActivationForm; MainForm</w:t>
+            </w:r>
+            <w:r>
+              <w:rPr>
+                <w:rFonts w:ascii="Calibri" w:eastAsia="Times New Roman" w:hAnsi="Calibri" w:cs="Calibri"/>
+                <w:color w:val="1F2937"/>
+                <w:sz w:val="20"/>
+                <w:szCs w:val="20"/>
+              </w:rPr>
+              <w:t xml:space="preserve"> (badge); FalconOcr.KeyGen</w:t>
             </w:r>
           </w:p>
         </w:tc>
@@ -24290,7 +24673,7 @@
                 <w:sz w:val="20"/>
                 <w:szCs w:val="20"/>
               </w:rPr>
-              <w:t>Localization.L / PoFile, lang\*.po, Theme; WorkspacePage (font combos, GripSplitter, trial banner); MainForm (SidebarToggle); AppSettings</w:t>
+              <w:t>Localization.L / PoFile, lang\*.po, Theme; WorkspacePage (font combos, GripSplitter, trial banner, PanelToggle); MainForm (SidebarToggle); Theme.AppIcon, app.ico; AppSettings</w:t>
             </w:r>
           </w:p>
         </w:tc>
@@ -24409,16 +24792,16 @@
                 <w:sz w:val="20"/>
                 <w:szCs w:val="20"/>
               </w:rPr>
-              <w:t xml:space="preserve">Localization.L / PoFile, lang\*.po, Theme; WorkspacePage (font combos, GripSplitter, trial </w:t>
-            </w:r>
-            <w:r>
-              <w:rPr>
-                <w:rFonts w:ascii="Calibri" w:eastAsia="Times New Roman" w:hAnsi="Calibri" w:cs="Calibri"/>
-                <w:color w:val="1F2937"/>
-                <w:sz w:val="20"/>
-                <w:szCs w:val="20"/>
-              </w:rPr>
-              <w:t>banner); MainForm (SidebarToggle); AppSettings</w:t>
+              <w:t>Localization.L / PoFile, lang\*.po, Theme; WorkspacePa</w:t>
+            </w:r>
+            <w:r>
+              <w:rPr>
+                <w:rFonts w:ascii="Calibri" w:eastAsia="Times New Roman" w:hAnsi="Calibri" w:cs="Calibri"/>
+                <w:color w:val="1F2937"/>
+                <w:sz w:val="20"/>
+                <w:szCs w:val="20"/>
+              </w:rPr>
+              <w:t>ge (font combos, GripSplitter, trial banner, PanelToggle); MainForm (SidebarToggle); Theme.AppIcon, app.ico; AppSettings</w:t>
             </w:r>
           </w:p>
         </w:tc>
@@ -24537,7 +24920,16 @@
                 <w:sz w:val="20"/>
                 <w:szCs w:val="20"/>
               </w:rPr>
-              <w:t>Localization.L / PoFile, lang\*.po, Theme; WorkspacePage (font combos, GripSplitter, trial banner); MainForm (SidebarToggle); AppSettings</w:t>
+              <w:t>Localization.L / PoFile, lang\*.po, Theme; WorkspacePage (font combos, GripSplitter, trial banner, PanelTogg</w:t>
+            </w:r>
+            <w:r>
+              <w:rPr>
+                <w:rFonts w:ascii="Calibri" w:eastAsia="Times New Roman" w:hAnsi="Calibri" w:cs="Calibri"/>
+                <w:color w:val="1F2937"/>
+                <w:sz w:val="20"/>
+                <w:szCs w:val="20"/>
+              </w:rPr>
+              <w:t>le); MainForm (SidebarToggle); Theme.AppIcon, app.ico; AppSettings</w:t>
             </w:r>
           </w:p>
         </w:tc>
@@ -24656,16 +25048,16 @@
                 <w:sz w:val="20"/>
                 <w:szCs w:val="20"/>
               </w:rPr>
-              <w:t>Localization</w:t>
-            </w:r>
-            <w:r>
-              <w:rPr>
-                <w:rFonts w:ascii="Calibri" w:eastAsia="Times New Roman" w:hAnsi="Calibri" w:cs="Calibri"/>
-                <w:color w:val="1F2937"/>
-                <w:sz w:val="20"/>
-                <w:szCs w:val="20"/>
-              </w:rPr>
-              <w:t>.L / PoFile, lang\*.po, Theme; WorkspacePage (font combos, GripSplitter, trial banner); MainForm (SidebarToggle); AppSettings</w:t>
+              <w:t>Localization.L / PoFile, lang\*.po, Theme; WorkspacePage (font combos, GripSplitter, trial banner, PanelToggle); MainForm (SidebarToggle); Theme.AppIcon, app</w:t>
+            </w:r>
+            <w:r>
+              <w:rPr>
+                <w:rFonts w:ascii="Calibri" w:eastAsia="Times New Roman" w:hAnsi="Calibri" w:cs="Calibri"/>
+                <w:color w:val="1F2937"/>
+                <w:sz w:val="20"/>
+                <w:szCs w:val="20"/>
+              </w:rPr>
+              <w:t>.ico; AppSettings</w:t>
             </w:r>
           </w:p>
         </w:tc>
@@ -24784,16 +25176,382 @@
                 <w:sz w:val="20"/>
                 <w:szCs w:val="20"/>
               </w:rPr>
-              <w:t>Localization.L / PoFile, lang\*.po, Theme; WorkspacePage (font combos, GripSplitter, trial banner); Main</w:t>
-            </w:r>
-            <w:r>
-              <w:rPr>
-                <w:rFonts w:ascii="Calibri" w:eastAsia="Times New Roman" w:hAnsi="Calibri" w:cs="Calibri"/>
-                <w:color w:val="1F2937"/>
-                <w:sz w:val="20"/>
-                <w:szCs w:val="20"/>
-              </w:rPr>
-              <w:t>Form (SidebarToggle); AppSettings</w:t>
+              <w:t>Localization.L / PoFile, lang\*.po, Theme; WorkspacePage (font combos, GripSplitter, trial banner, PanelToggle); MainForm (SidebarToggle); Theme.AppIcon, app.ico; AppSettings</w:t>
+            </w:r>
+          </w:p>
+        </w:tc>
+      </w:tr>
+      <w:tr>
+        <w:trPr>
+          <w:cantSplit/>
+        </w:trPr>
+        <w:tc>
+          <w:tcPr>
+            <w:tcW w:w="0" w:type="auto"/>
+            <w:tcBorders>
+              <w:top w:val="single" w:sz="6" w:space="0" w:color="C9D3CF"/>
+              <w:left w:val="single" w:sz="6" w:space="0" w:color="C9D3CF"/>
+              <w:bottom w:val="single" w:sz="6" w:space="0" w:color="C9D3CF"/>
+              <w:right w:val="single" w:sz="6" w:space="0" w:color="C9D3CF"/>
+            </w:tcBorders>
+            <w:tcMar>
+              <w:top w:w="60" w:type="dxa"/>
+              <w:left w:w="100" w:type="dxa"/>
+              <w:bottom w:w="60" w:type="dxa"/>
+              <w:right w:w="100" w:type="dxa"/>
+            </w:tcMar>
+            <w:hideMark/>
+          </w:tcPr>
+          <w:p>
+            <w:pPr>
+              <w:spacing w:before="80" w:after="160"/>
+              <w:rPr>
+                <w:rFonts w:ascii="Calibri" w:eastAsia="Times New Roman" w:hAnsi="Calibri" w:cs="Calibri"/>
+                <w:color w:val="1F2937"/>
+                <w:sz w:val="20"/>
+                <w:szCs w:val="20"/>
+              </w:rPr>
+            </w:pPr>
+            <w:r>
+              <w:rPr>
+                <w:rFonts w:ascii="Calibri" w:eastAsia="Times New Roman" w:hAnsi="Calibri" w:cs="Calibri"/>
+                <w:color w:val="1F2937"/>
+                <w:sz w:val="20"/>
+                <w:szCs w:val="20"/>
+              </w:rPr>
+              <w:t>FR-42</w:t>
+            </w:r>
+          </w:p>
+        </w:tc>
+        <w:tc>
+          <w:tcPr>
+            <w:tcW w:w="0" w:type="auto"/>
+            <w:tcBorders>
+              <w:top w:val="single" w:sz="6" w:space="0" w:color="C9D3CF"/>
+              <w:left w:val="single" w:sz="6" w:space="0" w:color="C9D3CF"/>
+              <w:bottom w:val="single" w:sz="6" w:space="0" w:color="C9D3CF"/>
+              <w:right w:val="single" w:sz="6" w:space="0" w:color="C9D3CF"/>
+            </w:tcBorders>
+            <w:tcMar>
+              <w:top w:w="60" w:type="dxa"/>
+              <w:left w:w="100" w:type="dxa"/>
+              <w:bottom w:w="60" w:type="dxa"/>
+              <w:right w:w="100" w:type="dxa"/>
+            </w:tcMar>
+            <w:hideMark/>
+          </w:tcPr>
+          <w:p>
+            <w:pPr>
+              <w:spacing w:before="80" w:after="160"/>
+              <w:rPr>
+                <w:rFonts w:ascii="Calibri" w:eastAsia="Times New Roman" w:hAnsi="Calibri" w:cs="Calibri"/>
+                <w:color w:val="1F2937"/>
+                <w:sz w:val="20"/>
+                <w:szCs w:val="20"/>
+              </w:rPr>
+            </w:pPr>
+            <w:r>
+              <w:rPr>
+                <w:rFonts w:ascii="Calibri" w:eastAsia="Times New Roman" w:hAnsi="Calibri" w:cs="Calibri"/>
+                <w:color w:val="1F2937"/>
+                <w:sz w:val="20"/>
+                <w:szCs w:val="20"/>
+              </w:rPr>
+              <w:t>Default font</w:t>
+            </w:r>
+          </w:p>
+        </w:tc>
+        <w:tc>
+          <w:tcPr>
+            <w:tcW w:w="0" w:type="auto"/>
+            <w:tcBorders>
+              <w:top w:val="single" w:sz="6" w:space="0" w:color="C9D3CF"/>
+              <w:left w:val="single" w:sz="6" w:space="0" w:color="C9D3CF"/>
+              <w:bottom w:val="single" w:sz="6" w:space="0" w:color="C9D3CF"/>
+              <w:right w:val="single" w:sz="6" w:space="0" w:color="C9D3CF"/>
+            </w:tcBorders>
+            <w:tcMar>
+              <w:top w:w="60" w:type="dxa"/>
+              <w:left w:w="100" w:type="dxa"/>
+              <w:bottom w:w="60" w:type="dxa"/>
+              <w:right w:w="100" w:type="dxa"/>
+            </w:tcMar>
+            <w:hideMark/>
+          </w:tcPr>
+          <w:p>
+            <w:pPr>
+              <w:spacing w:before="80" w:after="160"/>
+              <w:rPr>
+                <w:rFonts w:ascii="Calibri" w:eastAsia="Times New Roman" w:hAnsi="Calibri" w:cs="Calibri"/>
+                <w:color w:val="1F2937"/>
+                <w:sz w:val="20"/>
+                <w:szCs w:val="20"/>
+              </w:rPr>
+            </w:pPr>
+            <w:r>
+              <w:rPr>
+                <w:rFonts w:ascii="Calibri" w:eastAsia="Times New Roman" w:hAnsi="Calibri" w:cs="Calibri"/>
+                <w:color w:val="1F2937"/>
+                <w:sz w:val="20"/>
+                <w:szCs w:val="20"/>
+              </w:rPr>
+              <w:t>SettingsPage (def</w:t>
+            </w:r>
+            <w:r>
+              <w:rPr>
+                <w:rFonts w:ascii="Calibri" w:eastAsia="Times New Roman" w:hAnsi="Calibri" w:cs="Calibri"/>
+                <w:color w:val="1F2937"/>
+                <w:sz w:val="20"/>
+                <w:szCs w:val="20"/>
+              </w:rPr>
+              <w:t>ault font); OcrOptions.DefaultFont / EffectiveFont; ExportOptions.DefaultFont; LayoutAnalyzer; FalconOcr.Cli (--font)</w:t>
+            </w:r>
+          </w:p>
+        </w:tc>
+      </w:tr>
+      <w:tr>
+        <w:trPr>
+          <w:cantSplit/>
+        </w:trPr>
+        <w:tc>
+          <w:tcPr>
+            <w:tcW w:w="0" w:type="auto"/>
+            <w:tcBorders>
+              <w:top w:val="single" w:sz="6" w:space="0" w:color="C9D3CF"/>
+              <w:left w:val="single" w:sz="6" w:space="0" w:color="C9D3CF"/>
+              <w:bottom w:val="single" w:sz="6" w:space="0" w:color="C9D3CF"/>
+              <w:right w:val="single" w:sz="6" w:space="0" w:color="C9D3CF"/>
+            </w:tcBorders>
+            <w:tcMar>
+              <w:top w:w="60" w:type="dxa"/>
+              <w:left w:w="100" w:type="dxa"/>
+              <w:bottom w:w="60" w:type="dxa"/>
+              <w:right w:w="100" w:type="dxa"/>
+            </w:tcMar>
+            <w:hideMark/>
+          </w:tcPr>
+          <w:p>
+            <w:pPr>
+              <w:spacing w:before="80" w:after="160"/>
+              <w:rPr>
+                <w:rFonts w:ascii="Calibri" w:eastAsia="Times New Roman" w:hAnsi="Calibri" w:cs="Calibri"/>
+                <w:color w:val="1F2937"/>
+                <w:sz w:val="20"/>
+                <w:szCs w:val="20"/>
+              </w:rPr>
+            </w:pPr>
+            <w:r>
+              <w:rPr>
+                <w:rFonts w:ascii="Calibri" w:eastAsia="Times New Roman" w:hAnsi="Calibri" w:cs="Calibri"/>
+                <w:color w:val="1F2937"/>
+                <w:sz w:val="20"/>
+                <w:szCs w:val="20"/>
+              </w:rPr>
+              <w:t>FR-43</w:t>
+            </w:r>
+          </w:p>
+        </w:tc>
+        <w:tc>
+          <w:tcPr>
+            <w:tcW w:w="0" w:type="auto"/>
+            <w:tcBorders>
+              <w:top w:val="single" w:sz="6" w:space="0" w:color="C9D3CF"/>
+              <w:left w:val="single" w:sz="6" w:space="0" w:color="C9D3CF"/>
+              <w:bottom w:val="single" w:sz="6" w:space="0" w:color="C9D3CF"/>
+              <w:right w:val="single" w:sz="6" w:space="0" w:color="C9D3CF"/>
+            </w:tcBorders>
+            <w:tcMar>
+              <w:top w:w="60" w:type="dxa"/>
+              <w:left w:w="100" w:type="dxa"/>
+              <w:bottom w:w="60" w:type="dxa"/>
+              <w:right w:w="100" w:type="dxa"/>
+            </w:tcMar>
+            <w:hideMark/>
+          </w:tcPr>
+          <w:p>
+            <w:pPr>
+              <w:spacing w:before="80" w:after="160"/>
+              <w:rPr>
+                <w:rFonts w:ascii="Calibri" w:eastAsia="Times New Roman" w:hAnsi="Calibri" w:cs="Calibri"/>
+                <w:color w:val="1F2937"/>
+                <w:sz w:val="20"/>
+                <w:szCs w:val="20"/>
+              </w:rPr>
+            </w:pPr>
+            <w:r>
+              <w:rPr>
+                <w:rFonts w:ascii="Calibri" w:eastAsia="Times New Roman" w:hAnsi="Calibri" w:cs="Calibri"/>
+                <w:color w:val="1F2937"/>
+                <w:sz w:val="20"/>
+                <w:szCs w:val="20"/>
+              </w:rPr>
+              <w:t>Collapsible Files / Thumbnails panel</w:t>
+            </w:r>
+          </w:p>
+        </w:tc>
+        <w:tc>
+          <w:tcPr>
+            <w:tcW w:w="0" w:type="auto"/>
+            <w:tcBorders>
+              <w:top w:val="single" w:sz="6" w:space="0" w:color="C9D3CF"/>
+              <w:left w:val="single" w:sz="6" w:space="0" w:color="C9D3CF"/>
+              <w:bottom w:val="single" w:sz="6" w:space="0" w:color="C9D3CF"/>
+              <w:right w:val="single" w:sz="6" w:space="0" w:color="C9D3CF"/>
+            </w:tcBorders>
+            <w:tcMar>
+              <w:top w:w="60" w:type="dxa"/>
+              <w:left w:w="100" w:type="dxa"/>
+              <w:bottom w:w="60" w:type="dxa"/>
+              <w:right w:w="100" w:type="dxa"/>
+            </w:tcMar>
+            <w:hideMark/>
+          </w:tcPr>
+          <w:p>
+            <w:pPr>
+              <w:spacing w:before="80" w:after="160"/>
+              <w:rPr>
+                <w:rFonts w:ascii="Calibri" w:eastAsia="Times New Roman" w:hAnsi="Calibri" w:cs="Calibri"/>
+                <w:color w:val="1F2937"/>
+                <w:sz w:val="20"/>
+                <w:szCs w:val="20"/>
+              </w:rPr>
+            </w:pPr>
+            <w:r>
+              <w:rPr>
+                <w:rFonts w:ascii="Calibri" w:eastAsia="Times New Roman" w:hAnsi="Calibri" w:cs="Calibri"/>
+                <w:color w:val="1F2937"/>
+                <w:sz w:val="20"/>
+                <w:szCs w:val="20"/>
+              </w:rPr>
+              <w:t>Localization.L / PoFile, lang\*.po, Theme; WorkspacePage (font combos, GripSplitter, trial banner, PanelToggle); MainForm (SidebarToggle); Theme.AppIcon, app.ico; AppSettings</w:t>
+            </w:r>
+          </w:p>
+        </w:tc>
+      </w:tr>
+      <w:tr>
+        <w:trPr>
+          <w:cantSplit/>
+        </w:trPr>
+        <w:tc>
+          <w:tcPr>
+            <w:tcW w:w="0" w:type="auto"/>
+            <w:tcBorders>
+              <w:top w:val="single" w:sz="6" w:space="0" w:color="C9D3CF"/>
+              <w:left w:val="single" w:sz="6" w:space="0" w:color="C9D3CF"/>
+              <w:bottom w:val="single" w:sz="6" w:space="0" w:color="C9D3CF"/>
+              <w:right w:val="single" w:sz="6" w:space="0" w:color="C9D3CF"/>
+            </w:tcBorders>
+            <w:tcMar>
+              <w:top w:w="60" w:type="dxa"/>
+              <w:left w:w="100" w:type="dxa"/>
+              <w:bottom w:w="60" w:type="dxa"/>
+              <w:right w:w="100" w:type="dxa"/>
+            </w:tcMar>
+            <w:hideMark/>
+          </w:tcPr>
+          <w:p>
+            <w:pPr>
+              <w:spacing w:before="80" w:after="160"/>
+              <w:rPr>
+                <w:rFonts w:ascii="Calibri" w:eastAsia="Times New Roman" w:hAnsi="Calibri" w:cs="Calibri"/>
+                <w:color w:val="1F2937"/>
+                <w:sz w:val="20"/>
+                <w:szCs w:val="20"/>
+              </w:rPr>
+            </w:pPr>
+            <w:r>
+              <w:rPr>
+                <w:rFonts w:ascii="Calibri" w:eastAsia="Times New Roman" w:hAnsi="Calibri" w:cs="Calibri"/>
+                <w:color w:val="1F2937"/>
+                <w:sz w:val="20"/>
+                <w:szCs w:val="20"/>
+              </w:rPr>
+              <w:t>FR-44</w:t>
+            </w:r>
+          </w:p>
+        </w:tc>
+        <w:tc>
+          <w:tcPr>
+            <w:tcW w:w="0" w:type="auto"/>
+            <w:tcBorders>
+              <w:top w:val="single" w:sz="6" w:space="0" w:color="C9D3CF"/>
+              <w:left w:val="single" w:sz="6" w:space="0" w:color="C9D3CF"/>
+              <w:bottom w:val="single" w:sz="6" w:space="0" w:color="C9D3CF"/>
+              <w:right w:val="single" w:sz="6" w:space="0" w:color="C9D3CF"/>
+            </w:tcBorders>
+            <w:tcMar>
+              <w:top w:w="60" w:type="dxa"/>
+              <w:left w:w="100" w:type="dxa"/>
+              <w:bottom w:w="60" w:type="dxa"/>
+              <w:right w:w="100" w:type="dxa"/>
+            </w:tcMar>
+            <w:hideMark/>
+          </w:tcPr>
+          <w:p>
+            <w:pPr>
+              <w:spacing w:before="80" w:after="160"/>
+              <w:rPr>
+                <w:rFonts w:ascii="Calibri" w:eastAsia="Times New Roman" w:hAnsi="Calibri" w:cs="Calibri"/>
+                <w:color w:val="1F2937"/>
+                <w:sz w:val="20"/>
+                <w:szCs w:val="20"/>
+              </w:rPr>
+            </w:pPr>
+            <w:r>
+              <w:rPr>
+                <w:rFonts w:ascii="Calibri" w:eastAsia="Times New Roman" w:hAnsi="Calibri" w:cs="Calibri"/>
+                <w:color w:val="1F2937"/>
+                <w:sz w:val="20"/>
+                <w:szCs w:val="20"/>
+              </w:rPr>
+              <w:t>Application icon</w:t>
+            </w:r>
+          </w:p>
+        </w:tc>
+        <w:tc>
+          <w:tcPr>
+            <w:tcW w:w="0" w:type="auto"/>
+            <w:tcBorders>
+              <w:top w:val="single" w:sz="6" w:space="0" w:color="C9D3CF"/>
+              <w:left w:val="single" w:sz="6" w:space="0" w:color="C9D3CF"/>
+              <w:bottom w:val="single" w:sz="6" w:space="0" w:color="C9D3CF"/>
+              <w:right w:val="single" w:sz="6" w:space="0" w:color="C9D3CF"/>
+            </w:tcBorders>
+            <w:tcMar>
+              <w:top w:w="60" w:type="dxa"/>
+              <w:left w:w="100" w:type="dxa"/>
+              <w:bottom w:w="60" w:type="dxa"/>
+              <w:right w:w="100" w:type="dxa"/>
+            </w:tcMar>
+            <w:hideMark/>
+          </w:tcPr>
+          <w:p>
+            <w:pPr>
+              <w:spacing w:before="80" w:after="160"/>
+              <w:rPr>
+                <w:rFonts w:ascii="Calibri" w:eastAsia="Times New Roman" w:hAnsi="Calibri" w:cs="Calibri"/>
+                <w:color w:val="1F2937"/>
+                <w:sz w:val="20"/>
+                <w:szCs w:val="20"/>
+              </w:rPr>
+            </w:pPr>
+            <w:r>
+              <w:rPr>
+                <w:rFonts w:ascii="Calibri" w:eastAsia="Times New Roman" w:hAnsi="Calibri" w:cs="Calibri"/>
+                <w:color w:val="1F2937"/>
+                <w:sz w:val="20"/>
+                <w:szCs w:val="20"/>
+              </w:rPr>
+              <w:t xml:space="preserve">Localization.L / PoFile, lang\*.po, Theme; WorkspacePage </w:t>
+            </w:r>
+            <w:r>
+              <w:rPr>
+                <w:rFonts w:ascii="Calibri" w:eastAsia="Times New Roman" w:hAnsi="Calibri" w:cs="Calibri"/>
+                <w:color w:val="1F2937"/>
+                <w:sz w:val="20"/>
+                <w:szCs w:val="20"/>
+              </w:rPr>
+              <w:t>(font combos, GripSplitter, trial banner, PanelToggle); MainForm (SidebarToggle); Theme.AppIcon, app.ico; AppSettings</w:t>
             </w:r>
           </w:p>
         </w:tc>
@@ -25042,9 +25800,9 @@
 <file path=word/numbering.xml><?xml version="1.0" encoding="utf-8"?>
 <w:numbering xmlns:wpc="http://schemas.microsoft.com/office/word/2010/wordprocessingCanvas" xmlns:cx="http://schemas.microsoft.com/office/drawing/2014/chartex" xmlns:mc="http://schemas.openxmlformats.org/markup-compatibility/2006" xmlns:o="urn:schemas-microsoft-com:office:office" xmlns:r="http://schemas.openxmlformats.org/officeDocument/2006/relationships" xmlns:m="http://schemas.openxmlformats.org/officeDocument/2006/math" xmlns:v="urn:schemas-microsoft-com:vml" xmlns:wp14="http://schemas.microsoft.com/office/word/2010/wordprocessingDrawing" xmlns:wp="http://schemas.openxmlformats.org/drawingml/2006/wordprocessingDrawing" xmlns:w10="urn:schemas-microsoft-com:office:word" xmlns:w="http://schemas.openxmlformats.org/wordprocessingml/2006/main" xmlns:w14="http://schemas.microsoft.com/office/word/2010/wordml" xmlns:w15="http://schemas.microsoft.com/office/word/2012/wordml" xmlns:w16se="http://schemas.microsoft.com/office/word/2015/wordml/symex" xmlns:wpg="http://schemas.microsoft.com/office/word/2010/wordprocessingGroup" xmlns:wpi="http://schemas.microsoft.com/office/word/2010/wordprocessingInk" xmlns:wne="http://schemas.microsoft.com/office/word/2006/wordml" xmlns:wps="http://schemas.microsoft.com/office/word/2010/wordprocessingShape" mc:Ignorable="w14 w15 w16se wp14">
   <w:abstractNum w:abstractNumId="0" w15:restartNumberingAfterBreak="0">
-    <w:nsid w:val="1B24746C"/>
+    <w:nsid w:val="081D7956"/>
     <w:multiLevelType w:val="multilevel"/>
-    <w:tmpl w:val="2618C3AE"/>
+    <w:tmpl w:val="69D45820"/>
     <w:lvl w:ilvl="0">
       <w:start w:val="1"/>
       <w:numFmt w:val="bullet"/>
@@ -25191,9 +25949,9 @@
     </w:lvl>
   </w:abstractNum>
   <w:abstractNum w:abstractNumId="1" w15:restartNumberingAfterBreak="0">
-    <w:nsid w:val="299C6D55"/>
+    <w:nsid w:val="12F43F05"/>
     <w:multiLevelType w:val="multilevel"/>
-    <w:tmpl w:val="4CC466A0"/>
+    <w:tmpl w:val="B68A6ACE"/>
     <w:lvl w:ilvl="0">
       <w:start w:val="1"/>
       <w:numFmt w:val="bullet"/>
@@ -25340,9 +26098,9 @@
     </w:lvl>
   </w:abstractNum>
   <w:abstractNum w:abstractNumId="2" w15:restartNumberingAfterBreak="0">
-    <w:nsid w:val="3156743B"/>
+    <w:nsid w:val="1ECF25C9"/>
     <w:multiLevelType w:val="multilevel"/>
-    <w:tmpl w:val="B55E45E8"/>
+    <w:tmpl w:val="7EDAD63A"/>
     <w:lvl w:ilvl="0">
       <w:start w:val="1"/>
       <w:numFmt w:val="bullet"/>
@@ -25489,9 +26247,9 @@
     </w:lvl>
   </w:abstractNum>
   <w:abstractNum w:abstractNumId="3" w15:restartNumberingAfterBreak="0">
-    <w:nsid w:val="330513B3"/>
+    <w:nsid w:val="28CD752E"/>
     <w:multiLevelType w:val="multilevel"/>
-    <w:tmpl w:val="E9585194"/>
+    <w:tmpl w:val="61FC651C"/>
     <w:lvl w:ilvl="0">
       <w:start w:val="1"/>
       <w:numFmt w:val="bullet"/>
@@ -25638,9 +26396,9 @@
     </w:lvl>
   </w:abstractNum>
   <w:abstractNum w:abstractNumId="4" w15:restartNumberingAfterBreak="0">
-    <w:nsid w:val="34333500"/>
+    <w:nsid w:val="2C707A1F"/>
     <w:multiLevelType w:val="multilevel"/>
-    <w:tmpl w:val="2452B96C"/>
+    <w:tmpl w:val="A8CC1E3E"/>
     <w:lvl w:ilvl="0">
       <w:start w:val="1"/>
       <w:numFmt w:val="bullet"/>
@@ -25787,9 +26545,9 @@
     </w:lvl>
   </w:abstractNum>
   <w:abstractNum w:abstractNumId="5" w15:restartNumberingAfterBreak="0">
-    <w:nsid w:val="53524180"/>
+    <w:nsid w:val="53AC3ED6"/>
     <w:multiLevelType w:val="multilevel"/>
-    <w:tmpl w:val="27A8D73E"/>
+    <w:tmpl w:val="BDC6C9CA"/>
     <w:lvl w:ilvl="0">
       <w:start w:val="1"/>
       <w:numFmt w:val="bullet"/>
@@ -25936,9 +26694,9 @@
     </w:lvl>
   </w:abstractNum>
   <w:abstractNum w:abstractNumId="6" w15:restartNumberingAfterBreak="0">
-    <w:nsid w:val="61745B51"/>
+    <w:nsid w:val="58F20185"/>
     <w:multiLevelType w:val="multilevel"/>
-    <w:tmpl w:val="E648E2DE"/>
+    <w:tmpl w:val="E5582266"/>
     <w:lvl w:ilvl="0">
       <w:start w:val="1"/>
       <w:numFmt w:val="bullet"/>
@@ -26085,9 +26843,9 @@
     </w:lvl>
   </w:abstractNum>
   <w:abstractNum w:abstractNumId="7" w15:restartNumberingAfterBreak="0">
-    <w:nsid w:val="76EE5B5D"/>
+    <w:nsid w:val="6C49767C"/>
     <w:multiLevelType w:val="multilevel"/>
-    <w:tmpl w:val="9CEA6376"/>
+    <w:tmpl w:val="79E4936C"/>
     <w:lvl w:ilvl="0">
       <w:start w:val="1"/>
       <w:numFmt w:val="bullet"/>
@@ -26234,9 +26992,9 @@
     </w:lvl>
   </w:abstractNum>
   <w:abstractNum w:abstractNumId="8" w15:restartNumberingAfterBreak="0">
-    <w:nsid w:val="7985489F"/>
+    <w:nsid w:val="74D6122C"/>
     <w:multiLevelType w:val="multilevel"/>
-    <w:tmpl w:val="76368E50"/>
+    <w:tmpl w:val="CBDC7650"/>
     <w:lvl w:ilvl="0">
       <w:start w:val="1"/>
       <w:numFmt w:val="bullet"/>
@@ -26383,25 +27141,25 @@
     </w:lvl>
   </w:abstractNum>
   <w:num w:numId="1">
-    <w:abstractNumId w:val="2"/>
+    <w:abstractNumId w:val="3"/>
   </w:num>
   <w:num w:numId="2">
-    <w:abstractNumId w:val="1"/>
+    <w:abstractNumId w:val="4"/>
   </w:num>
   <w:num w:numId="3">
-    <w:abstractNumId w:val="3"/>
+    <w:abstractNumId w:val="5"/>
   </w:num>
   <w:num w:numId="4">
     <w:abstractNumId w:val="6"/>
   </w:num>
   <w:num w:numId="5">
-    <w:abstractNumId w:val="5"/>
+    <w:abstractNumId w:val="1"/>
   </w:num>
   <w:num w:numId="6">
-    <w:abstractNumId w:val="4"/>
+    <w:abstractNumId w:val="8"/>
   </w:num>
   <w:num w:numId="7">
-    <w:abstractNumId w:val="8"/>
+    <w:abstractNumId w:val="2"/>
   </w:num>
   <w:num w:numId="8">
     <w:abstractNumId w:val="0"/>
@@ -27073,7 +27831,7 @@
     <w:link w:val="HeaderChar"/>
     <w:uiPriority w:val="99"/>
     <w:unhideWhenUsed/>
-    <w:rsid w:val="002B4C6F"/>
+    <w:rsid w:val="00A00173"/>
     <w:pPr>
       <w:tabs>
         <w:tab w:val="center" w:pos="4680"/>
@@ -27086,7 +27844,7 @@
     <w:basedOn w:val="DefaultParagraphFont"/>
     <w:link w:val="Header"/>
     <w:uiPriority w:val="99"/>
-    <w:rsid w:val="002B4C6F"/>
+    <w:rsid w:val="00A00173"/>
     <w:rPr>
       <w:rFonts w:eastAsiaTheme="minorEastAsia"/>
       <w:sz w:val="24"/>
@@ -27099,7 +27857,7 @@
     <w:link w:val="FooterChar"/>
     <w:uiPriority w:val="99"/>
     <w:unhideWhenUsed/>
-    <w:rsid w:val="002B4C6F"/>
+    <w:rsid w:val="00A00173"/>
     <w:pPr>
       <w:tabs>
         <w:tab w:val="center" w:pos="4680"/>
@@ -27112,7 +27870,7 @@
     <w:basedOn w:val="DefaultParagraphFont"/>
     <w:link w:val="Footer"/>
     <w:uiPriority w:val="99"/>
-    <w:rsid w:val="002B4C6F"/>
+    <w:rsid w:val="00A00173"/>
     <w:rPr>
       <w:rFonts w:eastAsiaTheme="minorEastAsia"/>
       <w:sz w:val="24"/>
@@ -27126,7 +27884,7 @@
     <w:autoRedefine/>
     <w:uiPriority w:val="39"/>
     <w:unhideWhenUsed/>
-    <w:rsid w:val="002B4C6F"/>
+    <w:rsid w:val="00A00173"/>
     <w:pPr>
       <w:spacing w:after="100"/>
     </w:pPr>
@@ -27138,7 +27896,7 @@
     <w:autoRedefine/>
     <w:uiPriority w:val="39"/>
     <w:unhideWhenUsed/>
-    <w:rsid w:val="002B4C6F"/>
+    <w:rsid w:val="00A00173"/>
     <w:pPr>
       <w:spacing w:after="100"/>
       <w:ind w:left="240"/>
